--- a/docs/MediAgent_Final_Report.docx
+++ b/docs/MediAgent_Final_Report.docx
@@ -7,13 +7,23 @@
         <w:pStyle w:val="Heading1"/>
         <w:spacing w:before="280" w:after="80" w:line="240" w:lineRule="auto"/>
       </w:pPr>
+      <w:proofErr w:type="spellStart"/>
       <w:r>
         <w:rPr>
           <w:rFonts w:ascii="Times New Roman" w:hAnsi="Times New Roman"/>
           <w:color w:val="1F397D"/>
           <w:sz w:val="32"/>
         </w:rPr>
-        <w:t>MediAgent: A Multi-Agent Healthcare Diagnostic Assistant</w:t>
+        <w:t>MediAgent</w:t>
+      </w:r>
+      <w:proofErr w:type="spellEnd"/>
+      <w:r>
+        <w:rPr>
+          <w:rFonts w:ascii="Times New Roman" w:hAnsi="Times New Roman"/>
+          <w:color w:val="1F397D"/>
+          <w:sz w:val="32"/>
+        </w:rPr>
+        <w:t>: A Multi-Agent Healthcare Diagnostic Assistant</w:t>
       </w:r>
     </w:p>
     <w:p>
@@ -134,6 +144,33 @@
     </w:p>
     <w:p>
       <w:pPr>
+        <w:spacing w:after="0" w:line="480" w:lineRule="auto"/>
+      </w:pPr>
+      <w:r>
+        <w:rPr>
+          <w:b/>
+          <w:bCs/>
+        </w:rPr>
+        <w:t xml:space="preserve">GitHub Link: </w:t>
+      </w:r>
+      <w:hyperlink r:id="rId8" w:history="1">
+        <w:r>
+          <w:rPr>
+            <w:rStyle w:val="Hyperlink"/>
+          </w:rPr>
+          <w:t>https://github.com/Deepesh-Katudia/mediagent</w:t>
+        </w:r>
+      </w:hyperlink>
+      <w:r>
+        <w:rPr>
+          <w:b/>
+          <w:bCs/>
+        </w:rPr>
+        <w:t xml:space="preserve"> </w:t>
+      </w:r>
+    </w:p>
+    <w:p>
+      <w:pPr>
         <w:spacing w:before="120" w:after="120" w:line="240" w:lineRule="auto"/>
       </w:pPr>
     </w:p>
@@ -154,8 +191,13 @@
       <w:pPr>
         <w:spacing w:after="0" w:line="480" w:lineRule="auto"/>
       </w:pPr>
-      <w:r>
-        <w:t>MediAgent is a multi-agent healthcare diagnostic assistant that applies five classical AI techniques — First-Order Logic (FOL) forward chaining, Naive Bayes probabilistic classification, A</w:t>
+      <w:proofErr w:type="spellStart"/>
+      <w:r>
+        <w:t>MediAgent</w:t>
+      </w:r>
+      <w:proofErr w:type="spellEnd"/>
+      <w:r>
+        <w:t xml:space="preserve"> is a multi-agent healthcare diagnostic assistant that applies five classical AI techniques — First-Order Logic (FOL) forward chaining, Naive Bayes probabilistic classification, A</w:t>
       </w:r>
       <w:r>
         <w:rPr>
@@ -164,7 +206,23 @@
         <w:t xml:space="preserve"> heuristic search, Constraint Satisfaction Problem (CSP) solving, and template-driven Natural Language Generation (NLG) — to simulate a structured clinical consultation. Given a patient's free-text symptom description, the system extracts canonical symptom tokens, infers ranked differential diagnoses using a hybrid symbolic-statistical engine, plans an optimal treatment pathway via A</w:t>
       </w:r>
       <w:r>
-        <w:t xml:space="preserve"> search over a clinical state graph, checks drug safety via CSP constraint enforcement, and produces a plain-English diagnostic report. The system is implemented in Python and delivered through a Streamlit web interface. All five AI techniques correspond to core concepts from Russell &amp; Norvig (4th ed.) and are integrated through an OrchestratorAgent that governs a six-state finite state machine. Testing comprises 60+ unit and integration tests across seven test files with enforced 80% code coverage.</w:t>
+        <w:t xml:space="preserve"> search over a clinical state graph, checks drug safety via CSP constraint enforcement, and produces a plain-English diagnostic report. The system is implemented in Python and delivered through a </w:t>
+      </w:r>
+      <w:proofErr w:type="spellStart"/>
+      <w:r>
+        <w:t>Streamlit</w:t>
+      </w:r>
+      <w:proofErr w:type="spellEnd"/>
+      <w:r>
+        <w:t xml:space="preserve"> web interface. All five AI techniques correspond to core concepts from Russell &amp; Norvig (4th ed.) and are integrated through an </w:t>
+      </w:r>
+      <w:proofErr w:type="spellStart"/>
+      <w:r>
+        <w:t>OrchestratorAgent</w:t>
+      </w:r>
+      <w:proofErr w:type="spellEnd"/>
+      <w:r>
+        <w:t xml:space="preserve"> that governs a six-state finite state machine. Testing comprises 60+ unit and integration tests across seven test files with enforced 80% code coverage.</w:t>
       </w:r>
     </w:p>
     <w:p>
@@ -182,7 +240,6 @@
           <w:rFonts w:ascii="Times New Roman" w:hAnsi="Times New Roman"/>
           <w:sz w:val="28"/>
         </w:rPr>
-        <w:lastRenderedPageBreak/>
         <w:t>1. Introduction and Problem Formulation</w:t>
       </w:r>
     </w:p>
@@ -211,8 +268,13 @@
       <w:pPr>
         <w:spacing w:after="0" w:line="480" w:lineRule="auto"/>
       </w:pPr>
-      <w:r>
-        <w:t xml:space="preserve">MediAgent was designed as an academic proof-of-concept that investigates how multiple foundational AI techniques, as described in Russell &amp; Norvig's </w:t>
+      <w:proofErr w:type="spellStart"/>
+      <w:r>
+        <w:t>MediAgent</w:t>
+      </w:r>
+      <w:proofErr w:type="spellEnd"/>
+      <w:r>
+        <w:t xml:space="preserve"> was designed as an academic proof-of-concept that investigates how multiple foundational AI techniques, as described in Russell &amp; Norvig's </w:t>
       </w:r>
       <w:r>
         <w:rPr>
@@ -221,7 +283,15 @@
         <w:t>Artificial Intelligence: A Modern Approach</w:t>
       </w:r>
       <w:r>
-        <w:t xml:space="preserve"> (4th ed.), can be composed into a coherent, end-to-end diagnostic system. Rather than relying on a single monolithic model, MediAgent deliberately applies five distinct AI paradigms — symbolic logic, probabilistic learning, heuristic search, constraint satisfaction, and natural language generation — to separate, well-defined sub-problems. This separation serves both engineering and educational goals: each component is independently testable, interpretable, and grounded in theory.</w:t>
+        <w:t xml:space="preserve"> (4th ed.), can be composed into a coherent, end-to-end diagnostic system. Rather than relying on a single monolithic model, </w:t>
+      </w:r>
+      <w:proofErr w:type="spellStart"/>
+      <w:r>
+        <w:t>MediAgent</w:t>
+      </w:r>
+      <w:proofErr w:type="spellEnd"/>
+      <w:r>
+        <w:t xml:space="preserve"> deliberately applies five distinct AI paradigms — symbolic logic, probabilistic learning, heuristic search, constraint satisfaction, and natural language generation — to separate, well-defined sub-problems. This separation serves both engineering and educational goals: each component is independently testable, interpretable, and grounded in theory.</w:t>
       </w:r>
     </w:p>
     <w:p>
@@ -229,7 +299,15 @@
         <w:spacing w:after="0" w:line="480" w:lineRule="auto"/>
       </w:pPr>
       <w:r>
-        <w:t>The system covers 10 diseases and a vocabulary of 30 symptoms. It engages the patient in a structured multi-turn conversation, collecting symptoms, inferring diagnoses, planning treatment, checking drug safety, and generating a human-readable report. Crucially, MediAgent includes a prominent disclaimer that it is an educational demonstration and not a substitute for professional medical advice.</w:t>
+        <w:t xml:space="preserve">The system covers 10 diseases and a vocabulary of 30 symptoms. It engages the patient in a structured multi-turn conversation, collecting symptoms, inferring diagnoses, planning treatment, checking drug safety, and generating a human-readable report. Crucially, </w:t>
+      </w:r>
+      <w:proofErr w:type="spellStart"/>
+      <w:r>
+        <w:t>MediAgent</w:t>
+      </w:r>
+      <w:proofErr w:type="spellEnd"/>
+      <w:r>
+        <w:t xml:space="preserve"> includes a prominent disclaimer that it is an educational demonstration and not a substitute for professional medical advice.</w:t>
       </w:r>
     </w:p>
     <w:p>
@@ -251,7 +329,15 @@
         <w:spacing w:after="0" w:line="480" w:lineRule="auto"/>
       </w:pPr>
       <w:r>
-        <w:t>Russell &amp; Norvig (Ch. 2) define an intelligent agent in terms of its Performance measure, Environment, Actuators, and Sensors (PEAS). The PEAS specification for MediAgent is shown in Table 1.</w:t>
+        <w:t xml:space="preserve">Russell &amp; Norvig (Ch. 2) define an intelligent agent in terms of its Performance measure, Environment, Actuators, and Sensors (PEAS). The PEAS specification for </w:t>
+      </w:r>
+      <w:proofErr w:type="spellStart"/>
+      <w:r>
+        <w:t>MediAgent</w:t>
+      </w:r>
+      <w:proofErr w:type="spellEnd"/>
+      <w:r>
+        <w:t xml:space="preserve"> is shown in Table 1.</w:t>
       </w:r>
     </w:p>
     <w:p>
@@ -262,8 +348,16 @@
         <w:rPr>
           <w:b/>
         </w:rPr>
-        <w:t>Table 1: PEAS Specification for MediAgent</w:t>
-      </w:r>
+        <w:t xml:space="preserve">Table 1: PEAS Specification for </w:t>
+      </w:r>
+      <w:proofErr w:type="spellStart"/>
+      <w:r>
+        <w:rPr>
+          <w:b/>
+        </w:rPr>
+        <w:t>MediAgent</w:t>
+      </w:r>
+      <w:proofErr w:type="spellEnd"/>
     </w:p>
     <w:tbl>
       <w:tblPr>
@@ -376,7 +470,21 @@
               <w:rPr>
                 <w:sz w:val="22"/>
               </w:rPr>
-              <w:t>Text-based chat interface (Streamlit); patient-supplied free-text symptom descriptions; static medical knowledge base (disease rules, drug interactions, treatment graph); pre-trained Naive Bayes classifier</w:t>
+              <w:t>Text-based chat interface (</w:t>
+            </w:r>
+            <w:proofErr w:type="spellStart"/>
+            <w:r>
+              <w:rPr>
+                <w:sz w:val="22"/>
+              </w:rPr>
+              <w:t>Streamlit</w:t>
+            </w:r>
+            <w:proofErr w:type="spellEnd"/>
+            <w:r>
+              <w:rPr>
+                <w:sz w:val="22"/>
+              </w:rPr>
+              <w:t>); patient-supplied free-text symptom descriptions; static medical knowledge base (disease rules, drug interactions, treatment graph); pre-trained Naive Bayes classifier</w:t>
             </w:r>
           </w:p>
         </w:tc>
@@ -446,7 +554,35 @@
               <w:rPr>
                 <w:sz w:val="22"/>
               </w:rPr>
-              <w:t>User text input captured via the Streamlit chat widget; canonical symptom tokens extracted by the SymptomCollectionAgent from free-text input</w:t>
+              <w:t xml:space="preserve">User text input captured via the </w:t>
+            </w:r>
+            <w:proofErr w:type="spellStart"/>
+            <w:r>
+              <w:rPr>
+                <w:sz w:val="22"/>
+              </w:rPr>
+              <w:t>Streamlit</w:t>
+            </w:r>
+            <w:proofErr w:type="spellEnd"/>
+            <w:r>
+              <w:rPr>
+                <w:sz w:val="22"/>
+              </w:rPr>
+              <w:t xml:space="preserve"> chat widget; canonical symptom tokens extracted by the </w:t>
+            </w:r>
+            <w:proofErr w:type="spellStart"/>
+            <w:r>
+              <w:rPr>
+                <w:sz w:val="22"/>
+              </w:rPr>
+              <w:t>SymptomCollectionAgent</w:t>
+            </w:r>
+            <w:proofErr w:type="spellEnd"/>
+            <w:r>
+              <w:rPr>
+                <w:sz w:val="22"/>
+              </w:rPr>
+              <w:t xml:space="preserve"> from free-text input</w:t>
             </w:r>
           </w:p>
         </w:tc>
@@ -471,7 +607,15 @@
         <w:spacing w:after="0" w:line="480" w:lineRule="auto"/>
       </w:pPr>
       <w:r>
-        <w:t>Following the environment taxonomy of Russell &amp; Norvig (Ch. 2, Table 2.6), MediAgent operates in the following type of environment:</w:t>
+        <w:t xml:space="preserve">Following the environment taxonomy of Russell &amp; Norvig (Ch. 2, Table 2.6), </w:t>
+      </w:r>
+      <w:proofErr w:type="spellStart"/>
+      <w:r>
+        <w:t>MediAgent</w:t>
+      </w:r>
+      <w:proofErr w:type="spellEnd"/>
+      <w:r>
+        <w:t xml:space="preserve"> operates in the following type of environment:</w:t>
       </w:r>
     </w:p>
     <w:p>
@@ -502,7 +646,15 @@
         <w:t>Stochastic (from the agent's perspective):</w:t>
       </w:r>
       <w:r>
-        <w:t xml:space="preserve"> Patient utterances are unpredictable in phrasing, vocabulary, and ordering. The same underlying symptom may be described as "feel hot," "feverish," "high temperature," or "running a fever." The SymptomCollectionAgent handles this through a synonym resolution table, but novel phrasings may be missed, creating irreducible uncertainty.</w:t>
+        <w:t xml:space="preserve"> Patient utterances are unpredictable in phrasing, vocabulary, and ordering. The same underlying symptom may be described as "feel hot," "feverish," "high temperature," or "running a fever." The </w:t>
+      </w:r>
+      <w:proofErr w:type="spellStart"/>
+      <w:r>
+        <w:t>SymptomCollectionAgent</w:t>
+      </w:r>
+      <w:proofErr w:type="spellEnd"/>
+      <w:r>
+        <w:t xml:space="preserve"> handles this through a synonym resolution table, but novel phrasings may be missed, creating irreducible uncertainty.</w:t>
       </w:r>
     </w:p>
     <w:p>
@@ -517,7 +669,15 @@
         <w:t>Sequential:</w:t>
       </w:r>
       <w:r>
-        <w:t xml:space="preserve"> Each patient turn builds on previous turns. The OrchestratorAgent accumulates symptoms across multiple interactions; earlier symptom reports directly influence the diagnostic inference run in later turns. This is a sequential, not episodic, interaction.</w:t>
+        <w:t xml:space="preserve"> Each patient turn builds on previous turns. The </w:t>
+      </w:r>
+      <w:proofErr w:type="spellStart"/>
+      <w:r>
+        <w:t>OrchestratorAgent</w:t>
+      </w:r>
+      <w:proofErr w:type="spellEnd"/>
+      <w:r>
+        <w:t xml:space="preserve"> accumulates symptoms across multiple interactions; earlier symptom reports directly influence the diagnostic inference run in later turns. This is a sequential, not episodic, interaction.</w:t>
       </w:r>
     </w:p>
     <w:p>
@@ -562,7 +722,63 @@
         <w:t>Multi-Agent (Cooperative):</w:t>
       </w:r>
       <w:r>
-        <w:t xml:space="preserve"> MediAgent is itself a multi-agent system. Five specialist agents — SymptomCollectionAgent, DiagnosisAgent, TreatmentPlannerAgent, DrugSafetyAgent, and ExplanationAgent — cooperate under the coordination of an OrchestratorAgent. Each agent is goal-directed and their goals are aligned: collectively producing an accurate, safe, and comprehensible diagnostic report for the patient.</w:t>
+        <w:t xml:space="preserve"> </w:t>
+      </w:r>
+      <w:proofErr w:type="spellStart"/>
+      <w:r>
+        <w:t>MediAgent</w:t>
+      </w:r>
+      <w:proofErr w:type="spellEnd"/>
+      <w:r>
+        <w:t xml:space="preserve"> is itself a multi-agent system. Five specialist agents — </w:t>
+      </w:r>
+      <w:proofErr w:type="spellStart"/>
+      <w:r>
+        <w:t>SymptomCollectionAgent</w:t>
+      </w:r>
+      <w:proofErr w:type="spellEnd"/>
+      <w:r>
+        <w:t xml:space="preserve">, </w:t>
+      </w:r>
+      <w:proofErr w:type="spellStart"/>
+      <w:r>
+        <w:t>DiagnosisAgent</w:t>
+      </w:r>
+      <w:proofErr w:type="spellEnd"/>
+      <w:r>
+        <w:t xml:space="preserve">, </w:t>
+      </w:r>
+      <w:proofErr w:type="spellStart"/>
+      <w:r>
+        <w:t>TreatmentPlannerAgent</w:t>
+      </w:r>
+      <w:proofErr w:type="spellEnd"/>
+      <w:r>
+        <w:t xml:space="preserve">, </w:t>
+      </w:r>
+      <w:proofErr w:type="spellStart"/>
+      <w:r>
+        <w:t>DrugSafetyAgent</w:t>
+      </w:r>
+      <w:proofErr w:type="spellEnd"/>
+      <w:r>
+        <w:t xml:space="preserve">, and </w:t>
+      </w:r>
+      <w:proofErr w:type="spellStart"/>
+      <w:r>
+        <w:t>ExplanationAgent</w:t>
+      </w:r>
+      <w:proofErr w:type="spellEnd"/>
+      <w:r>
+        <w:t xml:space="preserve"> — cooperate under the coordination of an </w:t>
+      </w:r>
+      <w:proofErr w:type="spellStart"/>
+      <w:r>
+        <w:t>OrchestratorAgent</w:t>
+      </w:r>
+      <w:proofErr w:type="spellEnd"/>
+      <w:r>
+        <w:t>. Each agent is goal-directed and their goals are aligned: collectively producing an accurate, safe, and comprehensible diagnostic report for the patient.</w:t>
       </w:r>
     </w:p>
     <w:p>
@@ -583,7 +799,15 @@
         <w:spacing w:after="0" w:line="480" w:lineRule="auto"/>
       </w:pPr>
       <w:r>
-        <w:t>A successful MediAgent consultation satisfies the following criteria:</w:t>
+        <w:t xml:space="preserve">A successful </w:t>
+      </w:r>
+      <w:proofErr w:type="spellStart"/>
+      <w:r>
+        <w:t>MediAgent</w:t>
+      </w:r>
+      <w:proofErr w:type="spellEnd"/>
+      <w:r>
+        <w:t xml:space="preserve"> consultation satisfies the following criteria:</w:t>
       </w:r>
     </w:p>
     <w:p>
@@ -591,7 +815,15 @@
         <w:spacing w:after="0" w:line="480" w:lineRule="auto"/>
       </w:pPr>
       <w:r>
-        <w:t>1. The correct disease appears among the top-3 ranked diagnoses produced by DiagnosisAgent.</w:t>
+        <w:t xml:space="preserve">1. The correct disease appears among the top-3 ranked diagnoses produced by </w:t>
+      </w:r>
+      <w:proofErr w:type="spellStart"/>
+      <w:r>
+        <w:t>DiagnosisAgent</w:t>
+      </w:r>
+      <w:proofErr w:type="spellEnd"/>
+      <w:r>
+        <w:t>.</w:t>
       </w:r>
     </w:p>
     <w:p>
@@ -600,7 +832,15 @@
       </w:pPr>
       <w:r>
         <w:lastRenderedPageBreak/>
-        <w:t>2. The treatment pathway returned by TreatmentPlannerAgent is a valid A* path from the severity-appropriate entry node to the "treated" terminal node.</w:t>
+        <w:t xml:space="preserve">2. The treatment pathway returned by </w:t>
+      </w:r>
+      <w:proofErr w:type="spellStart"/>
+      <w:r>
+        <w:t>TreatmentPlannerAgent</w:t>
+      </w:r>
+      <w:proofErr w:type="spellEnd"/>
+      <w:r>
+        <w:t xml:space="preserve"> is a valid A* path from the severity-appropriate entry node to the "treated" terminal node.</w:t>
       </w:r>
     </w:p>
     <w:p>
@@ -608,7 +848,15 @@
         <w:spacing w:after="0" w:line="480" w:lineRule="auto"/>
       </w:pPr>
       <w:r>
-        <w:t>3. The DrugSafetyAgent correctly identifies all forbidden drug pairs present in the selected regimen and provides at least one alternative for each flagged drug.</w:t>
+        <w:t xml:space="preserve">3. The </w:t>
+      </w:r>
+      <w:proofErr w:type="spellStart"/>
+      <w:r>
+        <w:t>DrugSafetyAgent</w:t>
+      </w:r>
+      <w:proofErr w:type="spellEnd"/>
+      <w:r>
+        <w:t xml:space="preserve"> correctly identifies all forbidden drug pairs present in the selected regimen and provides at least one alternative for each flagged drug.</w:t>
       </w:r>
     </w:p>
     <w:p>
@@ -616,7 +864,23 @@
         <w:spacing w:after="0" w:line="480" w:lineRule="auto"/>
       </w:pPr>
       <w:r>
-        <w:t>4. The ExplanationAgent produces a report that is readable, free of unexpanded internal identifiers (e.g., node names like "otc_medication" are translated to human-readable labels), and includes all required sections (diagnosis, treatment plan, drug safety, differential diagnoses).</w:t>
+        <w:t xml:space="preserve">4. The </w:t>
+      </w:r>
+      <w:proofErr w:type="spellStart"/>
+      <w:r>
+        <w:t>ExplanationAgent</w:t>
+      </w:r>
+      <w:proofErr w:type="spellEnd"/>
+      <w:r>
+        <w:t xml:space="preserve"> produces a report that is readable, free of unexpanded internal identifiers (e.g., node names like "</w:t>
+      </w:r>
+      <w:proofErr w:type="spellStart"/>
+      <w:r>
+        <w:t>otc_medication</w:t>
+      </w:r>
+      <w:proofErr w:type="spellEnd"/>
+      <w:r>
+        <w:t>" are translated to human-readable labels), and includes all required sections (diagnosis, treatment plan, drug safety, differential diagnoses).</w:t>
       </w:r>
     </w:p>
     <w:p>
@@ -662,8 +926,13 @@
       <w:pPr>
         <w:spacing w:after="0" w:line="480" w:lineRule="auto"/>
       </w:pPr>
-      <w:r>
-        <w:t>MediAgent's architecture was deliberately designed as a multi-agent system rather than a monolithic diagnostic engine. This choice reflects both software engineering principles and the AI theoretical framework of Russell &amp; Norvig (Ch. 2, Ch. 6).</w:t>
+      <w:proofErr w:type="spellStart"/>
+      <w:r>
+        <w:t>MediAgent's</w:t>
+      </w:r>
+      <w:proofErr w:type="spellEnd"/>
+      <w:r>
+        <w:t xml:space="preserve"> architecture was deliberately designed as a multi-agent system rather than a monolithic diagnostic engine. This choice reflects both software engineering principles and the AI theoretical framework of Russell &amp; Norvig (Ch. 2, Ch. 6).</w:t>
       </w:r>
     </w:p>
     <w:p>
@@ -735,8 +1004,17 @@
         <w:t>Graceful degradation:</w:t>
       </w:r>
       <w:r>
-        <w:t xml:space="preserve"> The DiagnosisAgent operates in FOL-only mode if the pre-trained Naive Bayes model file (</w:t>
-      </w:r>
+        <w:t xml:space="preserve"> The </w:t>
+      </w:r>
+      <w:proofErr w:type="spellStart"/>
+      <w:r>
+        <w:t>DiagnosisAgent</w:t>
+      </w:r>
+      <w:proofErr w:type="spellEnd"/>
+      <w:r>
+        <w:t xml:space="preserve"> operates in FOL-only mode if the pre-trained Naive Bayes model file (</w:t>
+      </w:r>
+      <w:proofErr w:type="spellStart"/>
       <w:r>
         <w:rPr>
           <w:rFonts w:ascii="Courier New" w:hAnsi="Courier New"/>
@@ -744,6 +1022,7 @@
         </w:rPr>
         <w:t>model.pkl</w:t>
       </w:r>
+      <w:proofErr w:type="spellEnd"/>
       <w:r>
         <w:t>) is absent, demonstrating robust fallback behavior.</w:t>
       </w:r>
@@ -760,7 +1039,39 @@
         <w:t>Explainability:</w:t>
       </w:r>
       <w:r>
-        <w:t xml:space="preserve"> The separation of reasoning (DiagnosisAgent), planning (TreatmentPlannerAgent), safety checking (DrugSafetyAgent), and presentation (ExplanationAgent) makes the system's outputs interpretable at each stage. A user or evaluator can inspect exactly which rules fired, which path A* selected, which constraints were violated, and how the final report was assembled.</w:t>
+        <w:t xml:space="preserve"> The separation of reasoning (</w:t>
+      </w:r>
+      <w:proofErr w:type="spellStart"/>
+      <w:r>
+        <w:t>DiagnosisAgent</w:t>
+      </w:r>
+      <w:proofErr w:type="spellEnd"/>
+      <w:r>
+        <w:t>), planning (</w:t>
+      </w:r>
+      <w:proofErr w:type="spellStart"/>
+      <w:r>
+        <w:t>TreatmentPlannerAgent</w:t>
+      </w:r>
+      <w:proofErr w:type="spellEnd"/>
+      <w:r>
+        <w:t>), safety checking (</w:t>
+      </w:r>
+      <w:proofErr w:type="spellStart"/>
+      <w:r>
+        <w:t>DrugSafetyAgent</w:t>
+      </w:r>
+      <w:proofErr w:type="spellEnd"/>
+      <w:r>
+        <w:t>), and presentation (</w:t>
+      </w:r>
+      <w:proofErr w:type="spellStart"/>
+      <w:r>
+        <w:t>ExplanationAgent</w:t>
+      </w:r>
+      <w:proofErr w:type="spellEnd"/>
+      <w:r>
+        <w:t>) makes the system's outputs interpretable at each stage. A user or evaluator can inspect exactly which rules fired, which path A* selected, which constraints were violated, and how the final report was assembled.</w:t>
       </w:r>
     </w:p>
     <w:p>
@@ -781,18 +1092,34 @@
         <w:spacing w:after="0" w:line="480" w:lineRule="auto"/>
       </w:pPr>
       <w:r>
-        <w:t>Each agent in MediAgent corresponds to a specific agent architecture from Russell &amp; Norvig (Ch. 2):</w:t>
+        <w:t xml:space="preserve">Each agent in </w:t>
+      </w:r>
+      <w:proofErr w:type="spellStart"/>
+      <w:r>
+        <w:t>MediAgent</w:t>
+      </w:r>
+      <w:proofErr w:type="spellEnd"/>
+      <w:r>
+        <w:t xml:space="preserve"> corresponds to a specific agent architecture from Russell &amp; Norvig (Ch. 2):</w:t>
       </w:r>
     </w:p>
     <w:p>
       <w:pPr>
         <w:spacing w:after="0" w:line="480" w:lineRule="auto"/>
       </w:pPr>
+      <w:proofErr w:type="spellStart"/>
       <w:r>
         <w:rPr>
           <w:b/>
         </w:rPr>
-        <w:t>OrchestratorAgent — Goal-Based Agent (FSM Controller)</w:t>
+        <w:t>OrchestratorAgent</w:t>
+      </w:r>
+      <w:proofErr w:type="spellEnd"/>
+      <w:r>
+        <w:rPr>
+          <w:b/>
+        </w:rPr>
+        <w:t xml:space="preserve"> — Goal-Based Agent (FSM Controller)</w:t>
       </w:r>
     </w:p>
     <w:p>
@@ -800,19 +1127,35 @@
         <w:spacing w:after="0" w:line="480" w:lineRule="auto"/>
       </w:pPr>
       <w:r>
-        <w:t>The OrchestratorAgent is a goal-based agent (R&amp;N Ch. 2.4.3) whose goal is to progress from symptom collection through to a complete diagnostic report. It maintains internal state (the current FSM state, accumulated symptoms, diagnosis results, treatment plan, and safety report) and selects actions — advancing the FSM or issuing follow-up questions — based on whether preconditions for each pipeline stage are met. Its decision logic is entirely transparent: if confidence &lt; 0.5, revert to COLLECTING; otherwise proceed.</w:t>
+        <w:t xml:space="preserve">The </w:t>
+      </w:r>
+      <w:proofErr w:type="spellStart"/>
+      <w:r>
+        <w:t>OrchestratorAgent</w:t>
+      </w:r>
+      <w:proofErr w:type="spellEnd"/>
+      <w:r>
+        <w:t xml:space="preserve"> is a goal-based agent (R&amp;N Ch. 2.4.3) whose goal is to progress from symptom collection through to a complete diagnostic report. It maintains internal state (the current FSM state, accumulated symptoms, diagnosis results, treatment plan, and safety report) and selects actions — advancing the FSM or issuing follow-up questions — based on whether preconditions for each pipeline stage are met. Its decision logic is entirely transparent: if confidence &lt; 0.5, revert to COLLECTING; otherwise proceed.</w:t>
       </w:r>
     </w:p>
     <w:p>
       <w:pPr>
         <w:spacing w:after="0" w:line="480" w:lineRule="auto"/>
       </w:pPr>
+      <w:proofErr w:type="spellStart"/>
       <w:r>
         <w:rPr>
           <w:b/>
         </w:rPr>
         <w:lastRenderedPageBreak/>
-        <w:t>DiagnosisAgent — Model-Based + Learning Agent</w:t>
+        <w:t>DiagnosisAgent</w:t>
+      </w:r>
+      <w:proofErr w:type="spellEnd"/>
+      <w:r>
+        <w:rPr>
+          <w:b/>
+        </w:rPr>
+        <w:t xml:space="preserve"> — Model-Based + Learning Agent</w:t>
       </w:r>
     </w:p>
     <w:p>
@@ -820,18 +1163,34 @@
         <w:spacing w:after="0" w:line="480" w:lineRule="auto"/>
       </w:pPr>
       <w:r>
-        <w:t>The DiagnosisAgent is a model-based agent (R&amp;N Ch. 2.4.2) because it maintains an internal model of the world (the FOL disease rule base and the pre-trained Naive Bayes classifier) and uses that model to interpret the patient's symptom set. The integration of the trained Naive Bayes classifier also qualifies it as a learning agent (R&amp;N Ch. 2.4.5), as it uses data-driven posterior probabilities to supplement symbolic inference.</w:t>
+        <w:t xml:space="preserve">The </w:t>
+      </w:r>
+      <w:proofErr w:type="spellStart"/>
+      <w:r>
+        <w:t>DiagnosisAgent</w:t>
+      </w:r>
+      <w:proofErr w:type="spellEnd"/>
+      <w:r>
+        <w:t xml:space="preserve"> is a model-based agent (R&amp;N Ch. 2.4.2) because it maintains an internal model of the world (the FOL disease rule base and the pre-trained Naive Bayes classifier) and uses that model to interpret the patient's symptom set. The integration of the trained Naive Bayes classifier also qualifies it as a learning agent (R&amp;N Ch. 2.4.5), as it uses data-driven posterior probabilities to supplement symbolic inference.</w:t>
       </w:r>
     </w:p>
     <w:p>
       <w:pPr>
         <w:spacing w:after="0" w:line="480" w:lineRule="auto"/>
       </w:pPr>
+      <w:proofErr w:type="spellStart"/>
       <w:r>
         <w:rPr>
           <w:i/>
         </w:rPr>
-        <w:t>TreatmentPlannerAgent — Utility-Based Agent via A</w:t>
+        <w:t>TreatmentPlannerAgent</w:t>
+      </w:r>
+      <w:proofErr w:type="spellEnd"/>
+      <w:r>
+        <w:rPr>
+          <w:i/>
+        </w:rPr>
+        <w:t xml:space="preserve"> — Utility-Based Agent via A</w:t>
       </w:r>
       <w:r>
         <w:t xml:space="preserve"> Search**</w:t>
@@ -842,18 +1201,34 @@
         <w:spacing w:after="0" w:line="480" w:lineRule="auto"/>
       </w:pPr>
       <w:r>
-        <w:t>The TreatmentPlannerAgent is a utility-based agent (R&amp;N Ch. 2.4.4) in the sense that it selects the minimum-cost treatment pathway through an explicitly weighted directed graph. The edge costs encode the clinical utility (or cost) of each treatment transition, and A* search (R&amp;N Ch. 3.5) is used to find the path that minimizes total cost — equivalent to maximizing clinical efficiency.</w:t>
+        <w:t xml:space="preserve">The </w:t>
+      </w:r>
+      <w:proofErr w:type="spellStart"/>
+      <w:r>
+        <w:t>TreatmentPlannerAgent</w:t>
+      </w:r>
+      <w:proofErr w:type="spellEnd"/>
+      <w:r>
+        <w:t xml:space="preserve"> is a utility-based agent (R&amp;N Ch. 2.4.4) in the sense that it selects the minimum-cost treatment pathway through an explicitly weighted directed graph. The edge costs encode the clinical utility (or cost) of each treatment transition, and A* search (R&amp;N Ch. 3.5) is used to find the path that minimizes total cost — equivalent to maximizing clinical efficiency.</w:t>
       </w:r>
     </w:p>
     <w:p>
       <w:pPr>
         <w:spacing w:after="0" w:line="480" w:lineRule="auto"/>
       </w:pPr>
+      <w:proofErr w:type="spellStart"/>
       <w:r>
         <w:rPr>
           <w:b/>
         </w:rPr>
-        <w:t>DrugSafetyAgent — Constraint-Based Agent</w:t>
+        <w:t>DrugSafetyAgent</w:t>
+      </w:r>
+      <w:proofErr w:type="spellEnd"/>
+      <w:r>
+        <w:rPr>
+          <w:b/>
+        </w:rPr>
+        <w:t xml:space="preserve"> — Constraint-Based Agent</w:t>
       </w:r>
     </w:p>
     <w:p>
@@ -861,18 +1236,34 @@
         <w:spacing w:after="0" w:line="480" w:lineRule="auto"/>
       </w:pPr>
       <w:r>
-        <w:t>The DrugSafetyAgent is a constraint-based agent that operates by enforcing hard binary constraints over the space of possible drug assignments (R&amp;N Ch. 6). It has no utility to maximize — it simply determines which drug combinations are permissible and which violate safety rules.</w:t>
+        <w:t xml:space="preserve">The </w:t>
+      </w:r>
+      <w:proofErr w:type="spellStart"/>
+      <w:r>
+        <w:t>DrugSafetyAgent</w:t>
+      </w:r>
+      <w:proofErr w:type="spellEnd"/>
+      <w:r>
+        <w:t xml:space="preserve"> is a constraint-based agent that operates by enforcing hard binary constraints over the space of possible drug assignments (R&amp;N Ch. 6). It has no utility to maximize — it simply determines which drug combinations are permissible and which violate safety rules.</w:t>
       </w:r>
     </w:p>
     <w:p>
       <w:pPr>
         <w:spacing w:after="0" w:line="480" w:lineRule="auto"/>
       </w:pPr>
+      <w:proofErr w:type="spellStart"/>
       <w:r>
         <w:rPr>
           <w:b/>
         </w:rPr>
-        <w:t>ExplanationAgent — Simple Reflex Agent (Template-Based)</w:t>
+        <w:t>ExplanationAgent</w:t>
+      </w:r>
+      <w:proofErr w:type="spellEnd"/>
+      <w:r>
+        <w:rPr>
+          <w:b/>
+        </w:rPr>
+        <w:t xml:space="preserve"> — Simple Reflex Agent (Template-Based)</w:t>
       </w:r>
     </w:p>
     <w:p>
@@ -880,7 +1271,15 @@
         <w:spacing w:after="0" w:line="480" w:lineRule="auto"/>
       </w:pPr>
       <w:r>
-        <w:t>The ExplanationAgent is functionally a simple reflex agent: given a complete set of structured inputs, it applies a fixed template to produce the output. It performs no additional reasoning and maintains no state.</w:t>
+        <w:t xml:space="preserve">The </w:t>
+      </w:r>
+      <w:proofErr w:type="spellStart"/>
+      <w:r>
+        <w:t>ExplanationAgent</w:t>
+      </w:r>
+      <w:proofErr w:type="spellEnd"/>
+      <w:r>
+        <w:t xml:space="preserve"> is functionally a simple reflex agent: given a complete set of structured inputs, it applies a fixed template to produce the output. It performs no additional reasoning and maintains no state.</w:t>
       </w:r>
     </w:p>
     <w:p>
@@ -901,7 +1300,15 @@
         <w:spacing w:after="0" w:line="480" w:lineRule="auto"/>
       </w:pPr>
       <w:r>
-        <w:t>Figure 1 below describes the data flow through the MediAgent pipeline:</w:t>
+        <w:t xml:space="preserve">Figure 1 below describes the data flow through the </w:t>
+      </w:r>
+      <w:proofErr w:type="spellStart"/>
+      <w:r>
+        <w:t>MediAgent</w:t>
+      </w:r>
+      <w:proofErr w:type="spellEnd"/>
+      <w:r>
+        <w:t xml:space="preserve"> pipeline:</w:t>
       </w:r>
     </w:p>
     <w:p>
@@ -967,7 +1374,39 @@
           <w:rFonts w:ascii="Courier New" w:hAnsi="Courier New"/>
           <w:sz w:val="20"/>
         </w:rPr>
-        <w:t>│                  OrchestratorAgent (FSM)                │</w:t>
+        <w:t xml:space="preserve">│                  </w:t>
+      </w:r>
+      <w:proofErr w:type="spellStart"/>
+      <w:r>
+        <w:rPr>
+          <w:rFonts w:ascii="Courier New" w:hAnsi="Courier New"/>
+          <w:sz w:val="20"/>
+        </w:rPr>
+        <w:t>OrchestratorAgent</w:t>
+      </w:r>
+      <w:proofErr w:type="spellEnd"/>
+      <w:r>
+        <w:rPr>
+          <w:rFonts w:ascii="Courier New" w:hAnsi="Courier New"/>
+          <w:sz w:val="20"/>
+        </w:rPr>
+        <w:t xml:space="preserve"> (</w:t>
+      </w:r>
+      <w:proofErr w:type="gramStart"/>
+      <w:r>
+        <w:rPr>
+          <w:rFonts w:ascii="Courier New" w:hAnsi="Courier New"/>
+          <w:sz w:val="20"/>
+        </w:rPr>
+        <w:t xml:space="preserve">FSM)   </w:t>
+      </w:r>
+      <w:proofErr w:type="gramEnd"/>
+      <w:r>
+        <w:rPr>
+          <w:rFonts w:ascii="Courier New" w:hAnsi="Courier New"/>
+          <w:sz w:val="20"/>
+        </w:rPr>
+        <w:t xml:space="preserve">             │</w:t>
       </w:r>
     </w:p>
     <w:p>
@@ -988,12 +1427,21 @@
         <w:spacing w:before="40" w:after="40" w:line="240" w:lineRule="auto"/>
         <w:ind w:left="432"/>
       </w:pPr>
-      <w:r>
-        <w:rPr>
-          <w:rFonts w:ascii="Courier New" w:hAnsi="Courier New"/>
-          <w:sz w:val="20"/>
-        </w:rPr>
-        <w:t>│  State: COLLECTING                                      │</w:t>
+      <w:proofErr w:type="gramStart"/>
+      <w:r>
+        <w:rPr>
+          <w:rFonts w:ascii="Courier New" w:hAnsi="Courier New"/>
+          <w:sz w:val="20"/>
+        </w:rPr>
+        <w:t>│  State</w:t>
+      </w:r>
+      <w:proofErr w:type="gramEnd"/>
+      <w:r>
+        <w:rPr>
+          <w:rFonts w:ascii="Courier New" w:hAnsi="Courier New"/>
+          <w:sz w:val="20"/>
+        </w:rPr>
+        <w:t>: COLLECTING                                      │</w:t>
       </w:r>
     </w:p>
     <w:p>
@@ -1006,7 +1454,39 @@
           <w:rFonts w:ascii="Courier New" w:hAnsi="Courier New"/>
           <w:sz w:val="20"/>
         </w:rPr>
-        <w:t>│    └──► SymptomCollectionAgent.extract_symptoms()       │</w:t>
+        <w:t xml:space="preserve">│    └──► </w:t>
+      </w:r>
+      <w:proofErr w:type="spellStart"/>
+      <w:r>
+        <w:rPr>
+          <w:rFonts w:ascii="Courier New" w:hAnsi="Courier New"/>
+          <w:sz w:val="20"/>
+        </w:rPr>
+        <w:t>SymptomCollectionAgent.extract_</w:t>
+      </w:r>
+      <w:proofErr w:type="gramStart"/>
+      <w:r>
+        <w:rPr>
+          <w:rFonts w:ascii="Courier New" w:hAnsi="Courier New"/>
+          <w:sz w:val="20"/>
+        </w:rPr>
+        <w:t>symptoms</w:t>
+      </w:r>
+      <w:proofErr w:type="spellEnd"/>
+      <w:r>
+        <w:rPr>
+          <w:rFonts w:ascii="Courier New" w:hAnsi="Courier New"/>
+          <w:sz w:val="20"/>
+        </w:rPr>
+        <w:t>(</w:t>
+      </w:r>
+      <w:proofErr w:type="gramEnd"/>
+      <w:r>
+        <w:rPr>
+          <w:rFonts w:ascii="Courier New" w:hAnsi="Courier New"/>
+          <w:sz w:val="20"/>
+        </w:rPr>
+        <w:t>)       │</w:t>
       </w:r>
     </w:p>
     <w:p>
@@ -1032,7 +1512,23 @@
           <w:rFonts w:ascii="Courier New" w:hAnsi="Courier New"/>
           <w:sz w:val="20"/>
         </w:rPr>
-        <w:t>│           Output: list[str]  (canonical symptom tokens) │</w:t>
+        <w:t>│           Output: list[</w:t>
+      </w:r>
+      <w:proofErr w:type="gramStart"/>
+      <w:r>
+        <w:rPr>
+          <w:rFonts w:ascii="Courier New" w:hAnsi="Courier New"/>
+          <w:sz w:val="20"/>
+        </w:rPr>
+        <w:t>str]  (</w:t>
+      </w:r>
+      <w:proofErr w:type="gramEnd"/>
+      <w:r>
+        <w:rPr>
+          <w:rFonts w:ascii="Courier New" w:hAnsi="Courier New"/>
+          <w:sz w:val="20"/>
+        </w:rPr>
+        <w:t>canonical symptom tokens) │</w:t>
       </w:r>
     </w:p>
     <w:p>
@@ -1053,12 +1549,21 @@
         <w:spacing w:before="40" w:after="40" w:line="240" w:lineRule="auto"/>
         <w:ind w:left="432"/>
       </w:pPr>
-      <w:r>
-        <w:rPr>
-          <w:rFonts w:ascii="Courier New" w:hAnsi="Courier New"/>
-          <w:sz w:val="20"/>
-        </w:rPr>
-        <w:t>│  State: DIAGNOSING                                      │</w:t>
+      <w:proofErr w:type="gramStart"/>
+      <w:r>
+        <w:rPr>
+          <w:rFonts w:ascii="Courier New" w:hAnsi="Courier New"/>
+          <w:sz w:val="20"/>
+        </w:rPr>
+        <w:t>│  State</w:t>
+      </w:r>
+      <w:proofErr w:type="gramEnd"/>
+      <w:r>
+        <w:rPr>
+          <w:rFonts w:ascii="Courier New" w:hAnsi="Courier New"/>
+          <w:sz w:val="20"/>
+        </w:rPr>
+        <w:t>: DIAGNOSING                                      │</w:t>
       </w:r>
     </w:p>
     <w:p>
@@ -1071,7 +1576,32 @@
           <w:rFonts w:ascii="Courier New" w:hAnsi="Courier New"/>
           <w:sz w:val="20"/>
         </w:rPr>
-        <w:t>│    └──► DiagnosisAgent.diagnose()                       │</w:t>
+        <w:t xml:space="preserve">│    └──► </w:t>
+      </w:r>
+      <w:proofErr w:type="spellStart"/>
+      <w:r>
+        <w:rPr>
+          <w:rFonts w:ascii="Courier New" w:hAnsi="Courier New"/>
+          <w:sz w:val="20"/>
+        </w:rPr>
+        <w:t>DiagnosisAgent.diagnose</w:t>
+      </w:r>
+      <w:proofErr w:type="spellEnd"/>
+      <w:proofErr w:type="gramStart"/>
+      <w:r>
+        <w:rPr>
+          <w:rFonts w:ascii="Courier New" w:hAnsi="Courier New"/>
+          <w:sz w:val="20"/>
+        </w:rPr>
+        <w:t xml:space="preserve">()   </w:t>
+      </w:r>
+      <w:proofErr w:type="gramEnd"/>
+      <w:r>
+        <w:rPr>
+          <w:rFonts w:ascii="Courier New" w:hAnsi="Courier New"/>
+          <w:sz w:val="20"/>
+        </w:rPr>
+        <w:t xml:space="preserve">                    │</w:t>
       </w:r>
     </w:p>
     <w:p>
@@ -1084,7 +1614,23 @@
           <w:rFonts w:ascii="Courier New" w:hAnsi="Courier New"/>
           <w:sz w:val="20"/>
         </w:rPr>
-        <w:t>│           FOL forward chaining  (weight 0.6)            │</w:t>
+        <w:t xml:space="preserve">│           FOL forward </w:t>
+      </w:r>
+      <w:proofErr w:type="gramStart"/>
+      <w:r>
+        <w:rPr>
+          <w:rFonts w:ascii="Courier New" w:hAnsi="Courier New"/>
+          <w:sz w:val="20"/>
+        </w:rPr>
+        <w:t>chaining  (</w:t>
+      </w:r>
+      <w:proofErr w:type="gramEnd"/>
+      <w:r>
+        <w:rPr>
+          <w:rFonts w:ascii="Courier New" w:hAnsi="Courier New"/>
+          <w:sz w:val="20"/>
+        </w:rPr>
+        <w:t>weight 0.6)            │</w:t>
       </w:r>
     </w:p>
     <w:p>
@@ -1097,7 +1643,39 @@
           <w:rFonts w:ascii="Courier New" w:hAnsi="Courier New"/>
           <w:sz w:val="20"/>
         </w:rPr>
-        <w:t>│         + Naive Bayes predict_proba  (weight 0.4)       │</w:t>
+        <w:t xml:space="preserve">│         + Naive Bayes </w:t>
+      </w:r>
+      <w:proofErr w:type="spellStart"/>
+      <w:r>
+        <w:rPr>
+          <w:rFonts w:ascii="Courier New" w:hAnsi="Courier New"/>
+          <w:sz w:val="20"/>
+        </w:rPr>
+        <w:t>predict_</w:t>
+      </w:r>
+      <w:proofErr w:type="gramStart"/>
+      <w:r>
+        <w:rPr>
+          <w:rFonts w:ascii="Courier New" w:hAnsi="Courier New"/>
+          <w:sz w:val="20"/>
+        </w:rPr>
+        <w:t>proba</w:t>
+      </w:r>
+      <w:proofErr w:type="spellEnd"/>
+      <w:r>
+        <w:rPr>
+          <w:rFonts w:ascii="Courier New" w:hAnsi="Courier New"/>
+          <w:sz w:val="20"/>
+        </w:rPr>
+        <w:t xml:space="preserve">  (</w:t>
+      </w:r>
+      <w:proofErr w:type="gramEnd"/>
+      <w:r>
+        <w:rPr>
+          <w:rFonts w:ascii="Courier New" w:hAnsi="Courier New"/>
+          <w:sz w:val="20"/>
+        </w:rPr>
+        <w:t>weight 0.4)       │</w:t>
       </w:r>
     </w:p>
     <w:p>
@@ -1110,7 +1688,48 @@
           <w:rFonts w:ascii="Courier New" w:hAnsi="Courier New"/>
           <w:sz w:val="20"/>
         </w:rPr>
-        <w:t>│           Output: list[dict]  (ranked diagnoses)        │</w:t>
+        <w:t>│           Output: list[</w:t>
+      </w:r>
+      <w:proofErr w:type="spellStart"/>
+      <w:proofErr w:type="gramStart"/>
+      <w:r>
+        <w:rPr>
+          <w:rFonts w:ascii="Courier New" w:hAnsi="Courier New"/>
+          <w:sz w:val="20"/>
+        </w:rPr>
+        <w:t>dict</w:t>
+      </w:r>
+      <w:proofErr w:type="spellEnd"/>
+      <w:r>
+        <w:rPr>
+          <w:rFonts w:ascii="Courier New" w:hAnsi="Courier New"/>
+          <w:sz w:val="20"/>
+        </w:rPr>
+        <w:t>]  (</w:t>
+      </w:r>
+      <w:proofErr w:type="gramEnd"/>
+      <w:r>
+        <w:rPr>
+          <w:rFonts w:ascii="Courier New" w:hAnsi="Courier New"/>
+          <w:sz w:val="20"/>
+        </w:rPr>
+        <w:t xml:space="preserve">ranked </w:t>
+      </w:r>
+      <w:proofErr w:type="gramStart"/>
+      <w:r>
+        <w:rPr>
+          <w:rFonts w:ascii="Courier New" w:hAnsi="Courier New"/>
+          <w:sz w:val="20"/>
+        </w:rPr>
+        <w:t xml:space="preserve">diagnoses)   </w:t>
+      </w:r>
+      <w:proofErr w:type="gramEnd"/>
+      <w:r>
+        <w:rPr>
+          <w:rFonts w:ascii="Courier New" w:hAnsi="Courier New"/>
+          <w:sz w:val="20"/>
+        </w:rPr>
+        <w:t xml:space="preserve">     │</w:t>
       </w:r>
     </w:p>
     <w:p>
@@ -1131,12 +1750,21 @@
         <w:spacing w:before="40" w:after="40" w:line="240" w:lineRule="auto"/>
         <w:ind w:left="432"/>
       </w:pPr>
-      <w:r>
-        <w:rPr>
-          <w:rFonts w:ascii="Courier New" w:hAnsi="Courier New"/>
-          <w:sz w:val="20"/>
-        </w:rPr>
-        <w:t>│  State: PLANNING                                        │</w:t>
+      <w:proofErr w:type="gramStart"/>
+      <w:r>
+        <w:rPr>
+          <w:rFonts w:ascii="Courier New" w:hAnsi="Courier New"/>
+          <w:sz w:val="20"/>
+        </w:rPr>
+        <w:t>│  State</w:t>
+      </w:r>
+      <w:proofErr w:type="gramEnd"/>
+      <w:r>
+        <w:rPr>
+          <w:rFonts w:ascii="Courier New" w:hAnsi="Courier New"/>
+          <w:sz w:val="20"/>
+        </w:rPr>
+        <w:t>: PLANNING                                        │</w:t>
       </w:r>
     </w:p>
     <w:p>
@@ -1149,7 +1777,39 @@
           <w:rFonts w:ascii="Courier New" w:hAnsi="Courier New"/>
           <w:sz w:val="20"/>
         </w:rPr>
-        <w:t>│    └──► TreatmentPlannerAgent.plan_treatment()          │</w:t>
+        <w:t xml:space="preserve">│    └──► </w:t>
+      </w:r>
+      <w:proofErr w:type="spellStart"/>
+      <w:r>
+        <w:rPr>
+          <w:rFonts w:ascii="Courier New" w:hAnsi="Courier New"/>
+          <w:sz w:val="20"/>
+        </w:rPr>
+        <w:t>TreatmentPlannerAgent.plan_</w:t>
+      </w:r>
+      <w:proofErr w:type="gramStart"/>
+      <w:r>
+        <w:rPr>
+          <w:rFonts w:ascii="Courier New" w:hAnsi="Courier New"/>
+          <w:sz w:val="20"/>
+        </w:rPr>
+        <w:t>treatment</w:t>
+      </w:r>
+      <w:proofErr w:type="spellEnd"/>
+      <w:r>
+        <w:rPr>
+          <w:rFonts w:ascii="Courier New" w:hAnsi="Courier New"/>
+          <w:sz w:val="20"/>
+        </w:rPr>
+        <w:t>(</w:t>
+      </w:r>
+      <w:proofErr w:type="gramEnd"/>
+      <w:r>
+        <w:rPr>
+          <w:rFonts w:ascii="Courier New" w:hAnsi="Courier New"/>
+          <w:sz w:val="20"/>
+        </w:rPr>
+        <w:t>)          │</w:t>
       </w:r>
     </w:p>
     <w:p>
@@ -1162,7 +1822,23 @@
           <w:rFonts w:ascii="Courier New" w:hAnsi="Courier New"/>
           <w:sz w:val="20"/>
         </w:rPr>
-        <w:t>│           A* search on weighted DiGraph                 │</w:t>
+        <w:t xml:space="preserve">│           A* search on weighted </w:t>
+      </w:r>
+      <w:proofErr w:type="spellStart"/>
+      <w:r>
+        <w:rPr>
+          <w:rFonts w:ascii="Courier New" w:hAnsi="Courier New"/>
+          <w:sz w:val="20"/>
+        </w:rPr>
+        <w:t>DiGraph</w:t>
+      </w:r>
+      <w:proofErr w:type="spellEnd"/>
+      <w:r>
+        <w:rPr>
+          <w:rFonts w:ascii="Courier New" w:hAnsi="Courier New"/>
+          <w:sz w:val="20"/>
+        </w:rPr>
+        <w:t xml:space="preserve">                 │</w:t>
       </w:r>
     </w:p>
     <w:p>
@@ -1175,8 +1851,33 @@
           <w:rFonts w:ascii="Courier New" w:hAnsi="Courier New"/>
           <w:sz w:val="20"/>
         </w:rPr>
-        <w:t>│           Output: list[str]  (ordered treatment nodes)  │</w:t>
-      </w:r>
+        <w:t>│           Output: list[</w:t>
+      </w:r>
+      <w:proofErr w:type="gramStart"/>
+      <w:r>
+        <w:rPr>
+          <w:rFonts w:ascii="Courier New" w:hAnsi="Courier New"/>
+          <w:sz w:val="20"/>
+        </w:rPr>
+        <w:t>str]  (</w:t>
+      </w:r>
+      <w:proofErr w:type="gramEnd"/>
+      <w:r>
+        <w:rPr>
+          <w:rFonts w:ascii="Courier New" w:hAnsi="Courier New"/>
+          <w:sz w:val="20"/>
+        </w:rPr>
+        <w:t xml:space="preserve">ordered treatment </w:t>
+      </w:r>
+      <w:proofErr w:type="gramStart"/>
+      <w:r>
+        <w:rPr>
+          <w:rFonts w:ascii="Courier New" w:hAnsi="Courier New"/>
+          <w:sz w:val="20"/>
+        </w:rPr>
+        <w:t>nodes)  │</w:t>
+      </w:r>
+      <w:proofErr w:type="gramEnd"/>
     </w:p>
     <w:p>
       <w:pPr>
@@ -1196,12 +1897,21 @@
         <w:spacing w:before="40" w:after="40" w:line="240" w:lineRule="auto"/>
         <w:ind w:left="432"/>
       </w:pPr>
-      <w:r>
-        <w:rPr>
-          <w:rFonts w:ascii="Courier New" w:hAnsi="Courier New"/>
-          <w:sz w:val="20"/>
-        </w:rPr>
-        <w:t>│  State: CHECKING                                        │</w:t>
+      <w:proofErr w:type="gramStart"/>
+      <w:r>
+        <w:rPr>
+          <w:rFonts w:ascii="Courier New" w:hAnsi="Courier New"/>
+          <w:sz w:val="20"/>
+        </w:rPr>
+        <w:t>│  State</w:t>
+      </w:r>
+      <w:proofErr w:type="gramEnd"/>
+      <w:r>
+        <w:rPr>
+          <w:rFonts w:ascii="Courier New" w:hAnsi="Courier New"/>
+          <w:sz w:val="20"/>
+        </w:rPr>
+        <w:t>: CHECKING                                        │</w:t>
       </w:r>
     </w:p>
     <w:p>
@@ -1214,7 +1924,39 @@
           <w:rFonts w:ascii="Courier New" w:hAnsi="Courier New"/>
           <w:sz w:val="20"/>
         </w:rPr>
-        <w:t>│    └──► DrugSafetyAgent.check_safety()                  │</w:t>
+        <w:t xml:space="preserve">│    └──► </w:t>
+      </w:r>
+      <w:proofErr w:type="spellStart"/>
+      <w:r>
+        <w:rPr>
+          <w:rFonts w:ascii="Courier New" w:hAnsi="Courier New"/>
+          <w:sz w:val="20"/>
+        </w:rPr>
+        <w:t>DrugSafetyAgent.check_</w:t>
+      </w:r>
+      <w:proofErr w:type="gramStart"/>
+      <w:r>
+        <w:rPr>
+          <w:rFonts w:ascii="Courier New" w:hAnsi="Courier New"/>
+          <w:sz w:val="20"/>
+        </w:rPr>
+        <w:t>safety</w:t>
+      </w:r>
+      <w:proofErr w:type="spellEnd"/>
+      <w:r>
+        <w:rPr>
+          <w:rFonts w:ascii="Courier New" w:hAnsi="Courier New"/>
+          <w:sz w:val="20"/>
+        </w:rPr>
+        <w:t>(</w:t>
+      </w:r>
+      <w:proofErr w:type="gramEnd"/>
+      <w:r>
+        <w:rPr>
+          <w:rFonts w:ascii="Courier New" w:hAnsi="Courier New"/>
+          <w:sz w:val="20"/>
+        </w:rPr>
+        <w:t>)                  │</w:t>
       </w:r>
     </w:p>
     <w:p>
@@ -1240,7 +1982,48 @@
           <w:rFonts w:ascii="Courier New" w:hAnsi="Courier New"/>
           <w:sz w:val="20"/>
         </w:rPr>
-        <w:t>│           Output: dict  (safety report)                 │</w:t>
+        <w:t xml:space="preserve">│           Output: </w:t>
+      </w:r>
+      <w:proofErr w:type="spellStart"/>
+      <w:proofErr w:type="gramStart"/>
+      <w:r>
+        <w:rPr>
+          <w:rFonts w:ascii="Courier New" w:hAnsi="Courier New"/>
+          <w:sz w:val="20"/>
+        </w:rPr>
+        <w:t>dict</w:t>
+      </w:r>
+      <w:proofErr w:type="spellEnd"/>
+      <w:r>
+        <w:rPr>
+          <w:rFonts w:ascii="Courier New" w:hAnsi="Courier New"/>
+          <w:sz w:val="20"/>
+        </w:rPr>
+        <w:t xml:space="preserve">  (</w:t>
+      </w:r>
+      <w:proofErr w:type="gramEnd"/>
+      <w:r>
+        <w:rPr>
+          <w:rFonts w:ascii="Courier New" w:hAnsi="Courier New"/>
+          <w:sz w:val="20"/>
+        </w:rPr>
+        <w:t xml:space="preserve">safety </w:t>
+      </w:r>
+      <w:proofErr w:type="gramStart"/>
+      <w:r>
+        <w:rPr>
+          <w:rFonts w:ascii="Courier New" w:hAnsi="Courier New"/>
+          <w:sz w:val="20"/>
+        </w:rPr>
+        <w:t xml:space="preserve">report)   </w:t>
+      </w:r>
+      <w:proofErr w:type="gramEnd"/>
+      <w:r>
+        <w:rPr>
+          <w:rFonts w:ascii="Courier New" w:hAnsi="Courier New"/>
+          <w:sz w:val="20"/>
+        </w:rPr>
+        <w:t xml:space="preserve">              │</w:t>
       </w:r>
     </w:p>
     <w:p>
@@ -1261,12 +2044,21 @@
         <w:spacing w:before="40" w:after="40" w:line="240" w:lineRule="auto"/>
         <w:ind w:left="432"/>
       </w:pPr>
-      <w:r>
-        <w:rPr>
-          <w:rFonts w:ascii="Courier New" w:hAnsi="Courier New"/>
-          <w:sz w:val="20"/>
-        </w:rPr>
-        <w:t>│  State: EXPLAINING                                      │</w:t>
+      <w:proofErr w:type="gramStart"/>
+      <w:r>
+        <w:rPr>
+          <w:rFonts w:ascii="Courier New" w:hAnsi="Courier New"/>
+          <w:sz w:val="20"/>
+        </w:rPr>
+        <w:t>│  State</w:t>
+      </w:r>
+      <w:proofErr w:type="gramEnd"/>
+      <w:r>
+        <w:rPr>
+          <w:rFonts w:ascii="Courier New" w:hAnsi="Courier New"/>
+          <w:sz w:val="20"/>
+        </w:rPr>
+        <w:t>: EXPLAINING                                      │</w:t>
       </w:r>
     </w:p>
     <w:p>
@@ -1279,7 +2071,32 @@
           <w:rFonts w:ascii="Courier New" w:hAnsi="Courier New"/>
           <w:sz w:val="20"/>
         </w:rPr>
-        <w:t>│    └──► ExplanationAgent.explain()                      │</w:t>
+        <w:t xml:space="preserve">│    └──► </w:t>
+      </w:r>
+      <w:proofErr w:type="spellStart"/>
+      <w:r>
+        <w:rPr>
+          <w:rFonts w:ascii="Courier New" w:hAnsi="Courier New"/>
+          <w:sz w:val="20"/>
+        </w:rPr>
+        <w:t>ExplanationAgent.explain</w:t>
+      </w:r>
+      <w:proofErr w:type="spellEnd"/>
+      <w:proofErr w:type="gramStart"/>
+      <w:r>
+        <w:rPr>
+          <w:rFonts w:ascii="Courier New" w:hAnsi="Courier New"/>
+          <w:sz w:val="20"/>
+        </w:rPr>
+        <w:t xml:space="preserve">()   </w:t>
+      </w:r>
+      <w:proofErr w:type="gramEnd"/>
+      <w:r>
+        <w:rPr>
+          <w:rFonts w:ascii="Courier New" w:hAnsi="Courier New"/>
+          <w:sz w:val="20"/>
+        </w:rPr>
+        <w:t xml:space="preserve">                   │</w:t>
       </w:r>
     </w:p>
     <w:p>
@@ -1305,7 +2122,39 @@
           <w:rFonts w:ascii="Courier New" w:hAnsi="Courier New"/>
           <w:sz w:val="20"/>
         </w:rPr>
-        <w:t>│           Output: str  (Markdown report)                │</w:t>
+        <w:t xml:space="preserve">│           Output: </w:t>
+      </w:r>
+      <w:proofErr w:type="gramStart"/>
+      <w:r>
+        <w:rPr>
+          <w:rFonts w:ascii="Courier New" w:hAnsi="Courier New"/>
+          <w:sz w:val="20"/>
+        </w:rPr>
+        <w:t>str  (</w:t>
+      </w:r>
+      <w:proofErr w:type="gramEnd"/>
+      <w:r>
+        <w:rPr>
+          <w:rFonts w:ascii="Courier New" w:hAnsi="Courier New"/>
+          <w:sz w:val="20"/>
+        </w:rPr>
+        <w:t xml:space="preserve">Markdown </w:t>
+      </w:r>
+      <w:proofErr w:type="gramStart"/>
+      <w:r>
+        <w:rPr>
+          <w:rFonts w:ascii="Courier New" w:hAnsi="Courier New"/>
+          <w:sz w:val="20"/>
+        </w:rPr>
+        <w:t xml:space="preserve">report)   </w:t>
+      </w:r>
+      <w:proofErr w:type="gramEnd"/>
+      <w:r>
+        <w:rPr>
+          <w:rFonts w:ascii="Courier New" w:hAnsi="Courier New"/>
+          <w:sz w:val="20"/>
+        </w:rPr>
+        <w:t xml:space="preserve">             │</w:t>
       </w:r>
     </w:p>
     <w:p>
@@ -1365,7 +2214,23 @@
         <w:spacing w:after="0" w:line="480" w:lineRule="auto"/>
       </w:pPr>
       <w:r>
-        <w:t>The OrchestratorAgent passes the output of each stage as input to the next. All accumulated state (symptoms, diagnosis, treatment, safety) is stored in the OrchestratorAgent's instance variables and passed explicitly to each specialist agent — agents do not share mutable global state.</w:t>
+        <w:t xml:space="preserve">The </w:t>
+      </w:r>
+      <w:proofErr w:type="spellStart"/>
+      <w:r>
+        <w:t>OrchestratorAgent</w:t>
+      </w:r>
+      <w:proofErr w:type="spellEnd"/>
+      <w:r>
+        <w:t xml:space="preserve"> passes the output of each stage as input to the next. All accumulated state (symptoms, diagnosis, treatment, safety) is stored in the </w:t>
+      </w:r>
+      <w:proofErr w:type="spellStart"/>
+      <w:r>
+        <w:t>OrchestratorAgent's</w:t>
+      </w:r>
+      <w:proofErr w:type="spellEnd"/>
+      <w:r>
+        <w:t xml:space="preserve"> instance variables and passed explicitly to each specialist agent — agents do not share mutable global state.</w:t>
       </w:r>
     </w:p>
     <w:p>
@@ -1391,7 +2256,15 @@
         <w:spacing w:after="0" w:line="480" w:lineRule="auto"/>
       </w:pPr>
       <w:r>
-        <w:t>The OrchestratorAgent implements the following six-state FSM:</w:t>
+        <w:t xml:space="preserve">The </w:t>
+      </w:r>
+      <w:proofErr w:type="spellStart"/>
+      <w:r>
+        <w:t>OrchestratorAgent</w:t>
+      </w:r>
+      <w:proofErr w:type="spellEnd"/>
+      <w:r>
+        <w:t xml:space="preserve"> implements the following six-state FSM:</w:t>
       </w:r>
     </w:p>
     <w:p>
@@ -1418,7 +2291,23 @@
           <w:rFonts w:ascii="Courier New" w:hAnsi="Courier New"/>
           <w:sz w:val="20"/>
         </w:rPr>
-        <w:t xml:space="preserve">                      │  Patient provides input          │</w:t>
+        <w:t xml:space="preserve">                      </w:t>
+      </w:r>
+      <w:proofErr w:type="gramStart"/>
+      <w:r>
+        <w:rPr>
+          <w:rFonts w:ascii="Courier New" w:hAnsi="Courier New"/>
+          <w:sz w:val="20"/>
+        </w:rPr>
+        <w:t>│  Patient</w:t>
+      </w:r>
+      <w:proofErr w:type="gramEnd"/>
+      <w:r>
+        <w:rPr>
+          <w:rFonts w:ascii="Courier New" w:hAnsi="Courier New"/>
+          <w:sz w:val="20"/>
+        </w:rPr>
+        <w:t xml:space="preserve"> provides input          │</w:t>
       </w:r>
     </w:p>
     <w:p>
@@ -1457,7 +2346,39 @@
           <w:rFonts w:ascii="Courier New" w:hAnsi="Courier New"/>
           <w:sz w:val="20"/>
         </w:rPr>
-        <w:t xml:space="preserve">              │  COLLECTING  │ ◄─── (low confidence)─────┤</w:t>
+        <w:t xml:space="preserve">              </w:t>
+      </w:r>
+      <w:proofErr w:type="gramStart"/>
+      <w:r>
+        <w:rPr>
+          <w:rFonts w:ascii="Courier New" w:hAnsi="Courier New"/>
+          <w:sz w:val="20"/>
+        </w:rPr>
+        <w:t>│  COLLECTING</w:t>
+      </w:r>
+      <w:proofErr w:type="gramEnd"/>
+      <w:r>
+        <w:rPr>
+          <w:rFonts w:ascii="Courier New" w:hAnsi="Courier New"/>
+          <w:sz w:val="20"/>
+        </w:rPr>
+        <w:t xml:space="preserve">  │ ◄─── (low </w:t>
+      </w:r>
+      <w:proofErr w:type="gramStart"/>
+      <w:r>
+        <w:rPr>
+          <w:rFonts w:ascii="Courier New" w:hAnsi="Courier New"/>
+          <w:sz w:val="20"/>
+        </w:rPr>
+        <w:t>confidence)─</w:t>
+      </w:r>
+      <w:proofErr w:type="gramEnd"/>
+      <w:r>
+        <w:rPr>
+          <w:rFonts w:ascii="Courier New" w:hAnsi="Courier New"/>
+          <w:sz w:val="20"/>
+        </w:rPr>
+        <w:t>────┤</w:t>
       </w:r>
     </w:p>
     <w:p>
@@ -1522,7 +2443,23 @@
           <w:rFonts w:ascii="Courier New" w:hAnsi="Courier New"/>
           <w:sz w:val="20"/>
         </w:rPr>
-        <w:t xml:space="preserve">              │  DIAGNOSING  │ ──── confidence &lt; 0.5 ────┘</w:t>
+        <w:t xml:space="preserve">              </w:t>
+      </w:r>
+      <w:proofErr w:type="gramStart"/>
+      <w:r>
+        <w:rPr>
+          <w:rFonts w:ascii="Courier New" w:hAnsi="Courier New"/>
+          <w:sz w:val="20"/>
+        </w:rPr>
+        <w:t>│  DIAGNOSING</w:t>
+      </w:r>
+      <w:proofErr w:type="gramEnd"/>
+      <w:r>
+        <w:rPr>
+          <w:rFonts w:ascii="Courier New" w:hAnsi="Courier New"/>
+          <w:sz w:val="20"/>
+        </w:rPr>
+        <w:t xml:space="preserve">  │ ──── confidence &lt; 0.5 ────┘</w:t>
       </w:r>
     </w:p>
     <w:p>
@@ -1587,7 +2524,23 @@
           <w:rFonts w:ascii="Courier New" w:hAnsi="Courier New"/>
           <w:sz w:val="20"/>
         </w:rPr>
-        <w:t xml:space="preserve">              │   PLANNING   │  (A* treatment path)</w:t>
+        <w:t xml:space="preserve">              │   PLANNING   </w:t>
+      </w:r>
+      <w:proofErr w:type="gramStart"/>
+      <w:r>
+        <w:rPr>
+          <w:rFonts w:ascii="Courier New" w:hAnsi="Courier New"/>
+          <w:sz w:val="20"/>
+        </w:rPr>
+        <w:t>│  (</w:t>
+      </w:r>
+      <w:proofErr w:type="gramEnd"/>
+      <w:r>
+        <w:rPr>
+          <w:rFonts w:ascii="Courier New" w:hAnsi="Courier New"/>
+          <w:sz w:val="20"/>
+        </w:rPr>
+        <w:t>A* treatment path)</w:t>
       </w:r>
     </w:p>
     <w:p>
@@ -1652,7 +2605,23 @@
           <w:rFonts w:ascii="Courier New" w:hAnsi="Courier New"/>
           <w:sz w:val="20"/>
         </w:rPr>
-        <w:t xml:space="preserve">              │   CHECKING   │  (CSP drug safety)</w:t>
+        <w:t xml:space="preserve">              │   CHECKING   </w:t>
+      </w:r>
+      <w:proofErr w:type="gramStart"/>
+      <w:r>
+        <w:rPr>
+          <w:rFonts w:ascii="Courier New" w:hAnsi="Courier New"/>
+          <w:sz w:val="20"/>
+        </w:rPr>
+        <w:t>│  (</w:t>
+      </w:r>
+      <w:proofErr w:type="gramEnd"/>
+      <w:r>
+        <w:rPr>
+          <w:rFonts w:ascii="Courier New" w:hAnsi="Courier New"/>
+          <w:sz w:val="20"/>
+        </w:rPr>
+        <w:t>CSP drug safety)</w:t>
       </w:r>
     </w:p>
     <w:p>
@@ -1717,7 +2686,39 @@
           <w:rFonts w:ascii="Courier New" w:hAnsi="Courier New"/>
           <w:sz w:val="20"/>
         </w:rPr>
-        <w:t xml:space="preserve">              │  EXPLAINING  │  (NLG report generation)</w:t>
+        <w:t xml:space="preserve">              </w:t>
+      </w:r>
+      <w:proofErr w:type="gramStart"/>
+      <w:r>
+        <w:rPr>
+          <w:rFonts w:ascii="Courier New" w:hAnsi="Courier New"/>
+          <w:sz w:val="20"/>
+        </w:rPr>
+        <w:t>│  EXPLAINING</w:t>
+      </w:r>
+      <w:proofErr w:type="gramEnd"/>
+      <w:r>
+        <w:rPr>
+          <w:rFonts w:ascii="Courier New" w:hAnsi="Courier New"/>
+          <w:sz w:val="20"/>
+        </w:rPr>
+        <w:t xml:space="preserve">  </w:t>
+      </w:r>
+      <w:proofErr w:type="gramStart"/>
+      <w:r>
+        <w:rPr>
+          <w:rFonts w:ascii="Courier New" w:hAnsi="Courier New"/>
+          <w:sz w:val="20"/>
+        </w:rPr>
+        <w:t>│  (</w:t>
+      </w:r>
+      <w:proofErr w:type="gramEnd"/>
+      <w:r>
+        <w:rPr>
+          <w:rFonts w:ascii="Courier New" w:hAnsi="Courier New"/>
+          <w:sz w:val="20"/>
+        </w:rPr>
+        <w:t>NLG report generation)</w:t>
       </w:r>
     </w:p>
     <w:p>
@@ -1782,7 +2783,23 @@
           <w:rFonts w:ascii="Courier New" w:hAnsi="Courier New"/>
           <w:sz w:val="20"/>
         </w:rPr>
-        <w:t xml:space="preserve">              │     DONE     │  (session complete)</w:t>
+        <w:t xml:space="preserve">              │     DONE     </w:t>
+      </w:r>
+      <w:proofErr w:type="gramStart"/>
+      <w:r>
+        <w:rPr>
+          <w:rFonts w:ascii="Courier New" w:hAnsi="Courier New"/>
+          <w:sz w:val="20"/>
+        </w:rPr>
+        <w:t>│  (</w:t>
+      </w:r>
+      <w:proofErr w:type="gramEnd"/>
+      <w:r>
+        <w:rPr>
+          <w:rFonts w:ascii="Courier New" w:hAnsi="Courier New"/>
+          <w:sz w:val="20"/>
+        </w:rPr>
+        <w:t>session complete)</w:t>
       </w:r>
     </w:p>
     <w:p>
@@ -1803,7 +2820,15 @@
         <w:spacing w:after="0" w:line="480" w:lineRule="auto"/>
       </w:pPr>
       <w:r>
-        <w:t>The only backward transition in the FSM occurs when DiagnosisAgent returns a top confidence score below the threshold of 0.5 (CONFIDENCE_THRESHOLD), causing the orchestrator to revert to COLLECTING and request additional symptoms from the patient. All other transitions are strictly forward, ensuring pipeline monotonicity.</w:t>
+        <w:t xml:space="preserve">The only backward transition in the FSM occurs when </w:t>
+      </w:r>
+      <w:proofErr w:type="spellStart"/>
+      <w:r>
+        <w:t>DiagnosisAgent</w:t>
+      </w:r>
+      <w:proofErr w:type="spellEnd"/>
+      <w:r>
+        <w:t xml:space="preserve"> returns a top confidence score below the threshold of 0.5 (CONFIDENCE_THRESHOLD), causing the orchestrator to revert to COLLECTING and request additional symptoms from the patient. All other transitions are strictly forward, ensuring pipeline monotonicity.</w:t>
       </w:r>
     </w:p>
     <w:p>
@@ -1848,7 +2873,15 @@
         <w:t>Why blend FOL with Naive Bayes rather than using one alone?</w:t>
       </w:r>
       <w:r>
-        <w:t xml:space="preserve"> Pure rule-based systems suffer from brittleness — they fail to score diseases for which only a subset of required symptoms are present. Pure probabilistic systems lack hard interpretability. The hybrid approach (60% FOL, 40% NB) preserves the hard gate that at least one required symptom must be present (preventing spurious diagnoses), while allowing the ML layer to calibrate confidence scores based on learned symptom co-occurrence patterns. This aligns with Russell &amp; Norvig's discussion of integrating knowledge-based and learning approaches (Ch. 7 and Ch. 12).</w:t>
+        <w:t xml:space="preserve"> Pure rule-based systems suffer from brittleness — they fail to score diseases for which only a subset of required symptoms </w:t>
+      </w:r>
+      <w:proofErr w:type="gramStart"/>
+      <w:r>
+        <w:t>are</w:t>
+      </w:r>
+      <w:proofErr w:type="gramEnd"/>
+      <w:r>
+        <w:t xml:space="preserve"> present. Pure probabilistic systems lack hard interpretability. The hybrid approach (60% FOL, 40% NB) preserves the hard gate that at least one required symptom must be present (preventing spurious diagnoses), while allowing the ML layer to calibrate confidence scores based on learned symptom co-occurrence patterns. This aligns with Russell &amp; Norvig's discussion of integrating knowledge-based and learning approaches (Ch. 7 and Ch. 12).</w:t>
       </w:r>
     </w:p>
     <w:p>
@@ -1862,8 +2895,13 @@
         <w:t>Why A</w:t>
       </w:r>
       <w:r>
-        <w:t xml:space="preserve"> over Dijkstra or BFS for treatment planning?*</w:t>
-      </w:r>
+        <w:t xml:space="preserve"> over Dijkstra or BFS for treatment </w:t>
+      </w:r>
+      <w:proofErr w:type="gramStart"/>
+      <w:r>
+        <w:t>planning?*</w:t>
+      </w:r>
+      <w:proofErr w:type="gramEnd"/>
       <w:r>
         <w:rPr>
           <w:i/>
@@ -1871,7 +2909,15 @@
         <w:t xml:space="preserve"> A</w:t>
       </w:r>
       <w:r>
-        <w:t xml:space="preserve"> is preferred when domain knowledge can inform the search heuristic, enabling more efficient exploration than uninformed methods. The TREATMENT_HEURISTIC table encodes clinical intuition (e.g., "rest_prescribed" is approximately 3 steps from recovery; "hospitalization" is 1 step). This allows A* to prefer lower-acuity pathways for mild diseases without exhaustively exploring all routes.</w:t>
+        <w:t xml:space="preserve"> is preferred when domain knowledge can inform the search heuristic, enabling more efficient exploration than uninformed methods. The TREATMENT_HEURISTIC table encodes clinical intuition (e.g., "</w:t>
+      </w:r>
+      <w:proofErr w:type="spellStart"/>
+      <w:r>
+        <w:t>rest_prescribed</w:t>
+      </w:r>
+      <w:proofErr w:type="spellEnd"/>
+      <w:r>
+        <w:t>" is approximately 3 steps from recovery; "hospitalization" is 1 step). This allows A* to prefer lower-acuity pathways for mild diseases without exhaustively exploring all routes.</w:t>
       </w:r>
     </w:p>
     <w:p>
@@ -1968,6 +3014,7 @@
       <w:r>
         <w:t xml:space="preserve">, </w:t>
       </w:r>
+      <w:proofErr w:type="spellStart"/>
       <w:r>
         <w:rPr>
           <w:rFonts w:ascii="Courier New" w:hAnsi="Courier New"/>
@@ -1975,9 +3022,11 @@
         </w:rPr>
         <w:t>rest_prescribed</w:t>
       </w:r>
+      <w:proofErr w:type="spellEnd"/>
       <w:r>
         <w:t xml:space="preserve">, </w:t>
       </w:r>
+      <w:proofErr w:type="spellStart"/>
       <w:r>
         <w:rPr>
           <w:rFonts w:ascii="Courier New" w:hAnsi="Courier New"/>
@@ -1985,9 +3034,11 @@
         </w:rPr>
         <w:t>otc_medication</w:t>
       </w:r>
+      <w:proofErr w:type="spellEnd"/>
       <w:r>
         <w:t xml:space="preserve">, </w:t>
       </w:r>
+      <w:proofErr w:type="spellStart"/>
       <w:r>
         <w:rPr>
           <w:rFonts w:ascii="Courier New" w:hAnsi="Courier New"/>
@@ -1995,9 +3046,11 @@
         </w:rPr>
         <w:t>prescription_medication</w:t>
       </w:r>
+      <w:proofErr w:type="spellEnd"/>
       <w:r>
         <w:t xml:space="preserve">, </w:t>
       </w:r>
+      <w:proofErr w:type="spellStart"/>
       <w:r>
         <w:rPr>
           <w:rFonts w:ascii="Courier New" w:hAnsi="Courier New"/>
@@ -2005,6 +3058,7 @@
         </w:rPr>
         <w:t>specialist_referral</w:t>
       </w:r>
+      <w:proofErr w:type="spellEnd"/>
       <w:r>
         <w:t xml:space="preserve">, </w:t>
       </w:r>
@@ -2110,8 +3164,16 @@
               <w:rPr>
                 <w:sz w:val="22"/>
               </w:rPr>
-              <w:t>diagnosed → rest_prescribed</w:t>
-            </w:r>
+              <w:t xml:space="preserve">diagnosed → </w:t>
+            </w:r>
+            <w:proofErr w:type="spellStart"/>
+            <w:r>
+              <w:rPr>
+                <w:sz w:val="22"/>
+              </w:rPr>
+              <w:t>rest_prescribed</w:t>
+            </w:r>
+            <w:proofErr w:type="spellEnd"/>
           </w:p>
         </w:tc>
         <w:tc>
@@ -2140,11 +3202,19 @@
             <w:pPr>
               <w:spacing w:before="40" w:after="40"/>
             </w:pPr>
-            <w:r>
-              <w:rPr>
-                <w:sz w:val="22"/>
-              </w:rPr>
-              <w:t>rest_prescribed → treated</w:t>
+            <w:proofErr w:type="spellStart"/>
+            <w:r>
+              <w:rPr>
+                <w:sz w:val="22"/>
+              </w:rPr>
+              <w:t>rest_prescribed</w:t>
+            </w:r>
+            <w:proofErr w:type="spellEnd"/>
+            <w:r>
+              <w:rPr>
+                <w:sz w:val="22"/>
+              </w:rPr>
+              <w:t xml:space="preserve"> → treated</w:t>
             </w:r>
           </w:p>
         </w:tc>
@@ -2174,12 +3244,28 @@
             <w:pPr>
               <w:spacing w:before="40" w:after="40"/>
             </w:pPr>
-            <w:r>
-              <w:rPr>
-                <w:sz w:val="22"/>
-              </w:rPr>
-              <w:t>rest_prescribed → otc_medication</w:t>
-            </w:r>
+            <w:proofErr w:type="spellStart"/>
+            <w:r>
+              <w:rPr>
+                <w:sz w:val="22"/>
+              </w:rPr>
+              <w:t>rest_prescribed</w:t>
+            </w:r>
+            <w:proofErr w:type="spellEnd"/>
+            <w:r>
+              <w:rPr>
+                <w:sz w:val="22"/>
+              </w:rPr>
+              <w:t xml:space="preserve"> → </w:t>
+            </w:r>
+            <w:proofErr w:type="spellStart"/>
+            <w:r>
+              <w:rPr>
+                <w:sz w:val="22"/>
+              </w:rPr>
+              <w:t>otc_medication</w:t>
+            </w:r>
+            <w:proofErr w:type="spellEnd"/>
           </w:p>
         </w:tc>
         <w:tc>
@@ -2208,11 +3294,19 @@
             <w:pPr>
               <w:spacing w:before="40" w:after="40"/>
             </w:pPr>
-            <w:r>
-              <w:rPr>
-                <w:sz w:val="22"/>
-              </w:rPr>
-              <w:t>otc_medication → treated</w:t>
+            <w:proofErr w:type="spellStart"/>
+            <w:r>
+              <w:rPr>
+                <w:sz w:val="22"/>
+              </w:rPr>
+              <w:t>otc_medication</w:t>
+            </w:r>
+            <w:proofErr w:type="spellEnd"/>
+            <w:r>
+              <w:rPr>
+                <w:sz w:val="22"/>
+              </w:rPr>
+              <w:t xml:space="preserve"> → treated</w:t>
             </w:r>
           </w:p>
         </w:tc>
@@ -2242,12 +3336,28 @@
             <w:pPr>
               <w:spacing w:before="40" w:after="40"/>
             </w:pPr>
-            <w:r>
-              <w:rPr>
-                <w:sz w:val="22"/>
-              </w:rPr>
-              <w:t>otc_medication → prescription_medication</w:t>
-            </w:r>
+            <w:proofErr w:type="spellStart"/>
+            <w:r>
+              <w:rPr>
+                <w:sz w:val="22"/>
+              </w:rPr>
+              <w:t>otc_medication</w:t>
+            </w:r>
+            <w:proofErr w:type="spellEnd"/>
+            <w:r>
+              <w:rPr>
+                <w:sz w:val="22"/>
+              </w:rPr>
+              <w:t xml:space="preserve"> → </w:t>
+            </w:r>
+            <w:proofErr w:type="spellStart"/>
+            <w:r>
+              <w:rPr>
+                <w:sz w:val="22"/>
+              </w:rPr>
+              <w:t>prescription_medication</w:t>
+            </w:r>
+            <w:proofErr w:type="spellEnd"/>
           </w:p>
         </w:tc>
         <w:tc>
@@ -2276,11 +3386,19 @@
             <w:pPr>
               <w:spacing w:before="40" w:after="40"/>
             </w:pPr>
-            <w:r>
-              <w:rPr>
-                <w:sz w:val="22"/>
-              </w:rPr>
-              <w:t>prescription_medication → treated</w:t>
+            <w:proofErr w:type="spellStart"/>
+            <w:r>
+              <w:rPr>
+                <w:sz w:val="22"/>
+              </w:rPr>
+              <w:t>prescription_medication</w:t>
+            </w:r>
+            <w:proofErr w:type="spellEnd"/>
+            <w:r>
+              <w:rPr>
+                <w:sz w:val="22"/>
+              </w:rPr>
+              <w:t xml:space="preserve"> → treated</w:t>
             </w:r>
           </w:p>
         </w:tc>
@@ -2310,12 +3428,28 @@
             <w:pPr>
               <w:spacing w:before="40" w:after="40"/>
             </w:pPr>
-            <w:r>
-              <w:rPr>
-                <w:sz w:val="22"/>
-              </w:rPr>
-              <w:t>prescription_medication → specialist_referral</w:t>
-            </w:r>
+            <w:proofErr w:type="spellStart"/>
+            <w:r>
+              <w:rPr>
+                <w:sz w:val="22"/>
+              </w:rPr>
+              <w:t>prescription_medication</w:t>
+            </w:r>
+            <w:proofErr w:type="spellEnd"/>
+            <w:r>
+              <w:rPr>
+                <w:sz w:val="22"/>
+              </w:rPr>
+              <w:t xml:space="preserve"> → </w:t>
+            </w:r>
+            <w:proofErr w:type="spellStart"/>
+            <w:r>
+              <w:rPr>
+                <w:sz w:val="22"/>
+              </w:rPr>
+              <w:t>specialist_referral</w:t>
+            </w:r>
+            <w:proofErr w:type="spellEnd"/>
           </w:p>
         </w:tc>
         <w:tc>
@@ -2344,11 +3478,19 @@
             <w:pPr>
               <w:spacing w:before="40" w:after="40"/>
             </w:pPr>
-            <w:r>
-              <w:rPr>
-                <w:sz w:val="22"/>
-              </w:rPr>
-              <w:t>specialist_referral → treated</w:t>
+            <w:proofErr w:type="spellStart"/>
+            <w:r>
+              <w:rPr>
+                <w:sz w:val="22"/>
+              </w:rPr>
+              <w:t>specialist_referral</w:t>
+            </w:r>
+            <w:proofErr w:type="spellEnd"/>
+            <w:r>
+              <w:rPr>
+                <w:sz w:val="22"/>
+              </w:rPr>
+              <w:t xml:space="preserve"> → treated</w:t>
             </w:r>
           </w:p>
         </w:tc>
@@ -2378,11 +3520,19 @@
             <w:pPr>
               <w:spacing w:before="40" w:after="40"/>
             </w:pPr>
-            <w:r>
-              <w:rPr>
-                <w:sz w:val="22"/>
-              </w:rPr>
-              <w:t>specialist_referral → hospitalization</w:t>
+            <w:proofErr w:type="spellStart"/>
+            <w:r>
+              <w:rPr>
+                <w:sz w:val="22"/>
+              </w:rPr>
+              <w:t>specialist_referral</w:t>
+            </w:r>
+            <w:proofErr w:type="spellEnd"/>
+            <w:r>
+              <w:rPr>
+                <w:sz w:val="22"/>
+              </w:rPr>
+              <w:t xml:space="preserve"> → hospitalization</w:t>
             </w:r>
           </w:p>
         </w:tc>
@@ -2547,6 +3697,7 @@
             <w:pPr>
               <w:spacing w:before="40" w:after="40"/>
             </w:pPr>
+            <w:proofErr w:type="spellStart"/>
             <w:r>
               <w:rPr>
                 <w:rFonts w:ascii="Courier New" w:hAnsi="Courier New"/>
@@ -2554,6 +3705,7 @@
               </w:rPr>
               <w:t>rest_prescribed</w:t>
             </w:r>
+            <w:proofErr w:type="spellEnd"/>
           </w:p>
         </w:tc>
         <w:tc>
@@ -2598,6 +3750,7 @@
             <w:pPr>
               <w:spacing w:before="40" w:after="40"/>
             </w:pPr>
+            <w:proofErr w:type="spellStart"/>
             <w:r>
               <w:rPr>
                 <w:rFonts w:ascii="Courier New" w:hAnsi="Courier New"/>
@@ -2605,6 +3758,7 @@
               </w:rPr>
               <w:t>otc_medication</w:t>
             </w:r>
+            <w:proofErr w:type="spellEnd"/>
           </w:p>
         </w:tc>
         <w:tc>
@@ -2649,6 +3803,7 @@
             <w:pPr>
               <w:spacing w:before="40" w:after="40"/>
             </w:pPr>
+            <w:proofErr w:type="spellStart"/>
             <w:r>
               <w:rPr>
                 <w:rFonts w:ascii="Courier New" w:hAnsi="Courier New"/>
@@ -2656,6 +3811,7 @@
               </w:rPr>
               <w:t>prescription_medication</w:t>
             </w:r>
+            <w:proofErr w:type="spellEnd"/>
           </w:p>
         </w:tc>
         <w:tc>
@@ -2804,12 +3960,14 @@
             <w:pPr>
               <w:spacing w:before="40" w:after="40"/>
             </w:pPr>
+            <w:proofErr w:type="spellStart"/>
             <w:r>
               <w:rPr>
                 <w:sz w:val="22"/>
               </w:rPr>
               <w:t>rest_prescribed</w:t>
             </w:r>
+            <w:proofErr w:type="spellEnd"/>
           </w:p>
         </w:tc>
         <w:tc>
@@ -2838,12 +3996,14 @@
             <w:pPr>
               <w:spacing w:before="40" w:after="40"/>
             </w:pPr>
+            <w:proofErr w:type="spellStart"/>
             <w:r>
               <w:rPr>
                 <w:sz w:val="22"/>
               </w:rPr>
               <w:t>otc_medication</w:t>
             </w:r>
+            <w:proofErr w:type="spellEnd"/>
           </w:p>
         </w:tc>
         <w:tc>
@@ -2872,12 +4032,14 @@
             <w:pPr>
               <w:spacing w:before="40" w:after="40"/>
             </w:pPr>
+            <w:proofErr w:type="spellStart"/>
             <w:r>
               <w:rPr>
                 <w:sz w:val="22"/>
               </w:rPr>
               <w:t>prescription_medication</w:t>
             </w:r>
+            <w:proofErr w:type="spellEnd"/>
           </w:p>
         </w:tc>
         <w:tc>
@@ -2906,12 +4068,14 @@
             <w:pPr>
               <w:spacing w:before="40" w:after="40"/>
             </w:pPr>
+            <w:proofErr w:type="spellStart"/>
             <w:r>
               <w:rPr>
                 <w:sz w:val="22"/>
               </w:rPr>
               <w:t>specialist_referral</w:t>
             </w:r>
+            <w:proofErr w:type="spellEnd"/>
           </w:p>
         </w:tc>
         <w:tc>
@@ -3027,6 +4191,7 @@
       <w:r>
         <w:t xml:space="preserve">. For example, </w:t>
       </w:r>
+      <w:proofErr w:type="spellStart"/>
       <w:r>
         <w:rPr>
           <w:rFonts w:ascii="Courier New" w:hAnsi="Courier New"/>
@@ -3034,16 +4199,27 @@
         </w:rPr>
         <w:t>rest_prescribed</w:t>
       </w:r>
-      <w:r>
-        <w:t xml:space="preserve"> has h = 3, while the true minimum cost is rest_prescribed → treated = 1. Wait — upon inspection, the heuristic values represent step counts, not edge costs. As the true minimum cost from </w:t>
-      </w:r>
-      <w:r>
-        <w:rPr>
-          <w:rFonts w:ascii="Courier New" w:hAnsi="Courier New"/>
-          <w:sz w:val="20"/>
-        </w:rPr>
+      <w:proofErr w:type="spellEnd"/>
+      <w:r>
+        <w:t xml:space="preserve"> has h = 3, while the true minimum cost is </w:t>
+      </w:r>
+      <w:proofErr w:type="spellStart"/>
+      <w:r>
         <w:t>rest_prescribed</w:t>
       </w:r>
+      <w:proofErr w:type="spellEnd"/>
+      <w:r>
+        <w:t xml:space="preserve"> → treated = 1. Wait — upon inspection, the heuristic values represent step counts, not edge costs. As the true minimum cost from </w:t>
+      </w:r>
+      <w:proofErr w:type="spellStart"/>
+      <w:r>
+        <w:rPr>
+          <w:rFonts w:ascii="Courier New" w:hAnsi="Courier New"/>
+          <w:sz w:val="20"/>
+        </w:rPr>
+        <w:t>rest_prescribed</w:t>
+      </w:r>
+      <w:proofErr w:type="spellEnd"/>
       <w:r>
         <w:t xml:space="preserve"> to </w:t>
       </w:r>
@@ -3055,8 +4231,25 @@
         <w:t>treated</w:t>
       </w:r>
       <w:r>
-        <w:t xml:space="preserve"> is 1 (one edge, cost 1), and h(rest_prescribed) = 3, the heuristic over-estimates in terms of edge cost. However, because A* uses these values consistently to guide exploration order and NetworkX's </w:t>
-      </w:r>
+        <w:t xml:space="preserve"> is 1 (one edge, cost 1), and h(</w:t>
+      </w:r>
+      <w:proofErr w:type="spellStart"/>
+      <w:r>
+        <w:t>rest_prescribed</w:t>
+      </w:r>
+      <w:proofErr w:type="spellEnd"/>
+      <w:r>
+        <w:t xml:space="preserve">) = 3, the heuristic over-estimates in terms of edge cost. However, because A* uses these values consistently to guide exploration order and </w:t>
+      </w:r>
+      <w:proofErr w:type="spellStart"/>
+      <w:r>
+        <w:t>NetworkX's</w:t>
+      </w:r>
+      <w:proofErr w:type="spellEnd"/>
+      <w:r>
+        <w:t xml:space="preserve"> </w:t>
+      </w:r>
+      <w:proofErr w:type="spellStart"/>
       <w:r>
         <w:rPr>
           <w:rFonts w:ascii="Courier New" w:hAnsi="Courier New"/>
@@ -3064,6 +4257,7 @@
         </w:rPr>
         <w:t>astar_path</w:t>
       </w:r>
+      <w:proofErr w:type="spellEnd"/>
       <w:r>
         <w:t xml:space="preserve"> uses the heuristic in the standard f(n) = g(n) + h(n) formulation, the practical effect in this small, sparse graph is to prefer shallower paths (fewer escalation steps), which is the intended clinical behavior. For a fully admissible formulation in future work, h(n) should be calibrated to true minimum remaining edge-cost sums.</w:t>
       </w:r>
@@ -3084,7 +4278,15 @@
         <w:spacing w:after="0" w:line="480" w:lineRule="auto"/>
       </w:pPr>
       <w:r>
-        <w:t xml:space="preserve">In the worst case (searching the full graph), A* has time complexity O(|E| log |V|) with a binary heap priority queue. Given the small fixed graph (7 nodes, 10 edges), search is essentially </w:t>
+        <w:t xml:space="preserve">In the worst case (searching the full graph), A* has time complexity </w:t>
+      </w:r>
+      <w:proofErr w:type="gramStart"/>
+      <w:r>
+        <w:t>O(</w:t>
+      </w:r>
+      <w:proofErr w:type="gramEnd"/>
+      <w:r>
+        <w:t xml:space="preserve">|E| log |V|) with a binary heap priority queue. Given the small fixed graph (7 nodes, 10 edges), search is essentially </w:t>
       </w:r>
       <w:r>
         <w:lastRenderedPageBreak/>
@@ -3117,14 +4319,54 @@
         <w:t>treated</w:t>
       </w:r>
       <w:r>
-        <w:t xml:space="preserve"> (e.g., due to a disconnected subgraph resulting from a knowledge base error), TreatmentPlannerAgent returns a conservative default pathway: </w:t>
-      </w:r>
-      <w:r>
-        <w:rPr>
-          <w:rFonts w:ascii="Courier New" w:hAnsi="Courier New"/>
-          <w:sz w:val="20"/>
-        </w:rPr>
-        <w:t>[start_node, "specialist_referral", "treated"]</w:t>
+        <w:t xml:space="preserve"> (e.g., due to a disconnected subgraph resulting from a knowledge base error), </w:t>
+      </w:r>
+      <w:proofErr w:type="spellStart"/>
+      <w:r>
+        <w:t>TreatmentPlannerAgent</w:t>
+      </w:r>
+      <w:proofErr w:type="spellEnd"/>
+      <w:r>
+        <w:t xml:space="preserve"> returns a conservative default pathway: </w:t>
+      </w:r>
+      <w:r>
+        <w:rPr>
+          <w:rFonts w:ascii="Courier New" w:hAnsi="Courier New"/>
+          <w:sz w:val="20"/>
+        </w:rPr>
+        <w:t>[</w:t>
+      </w:r>
+      <w:proofErr w:type="spellStart"/>
+      <w:r>
+        <w:rPr>
+          <w:rFonts w:ascii="Courier New" w:hAnsi="Courier New"/>
+          <w:sz w:val="20"/>
+        </w:rPr>
+        <w:t>start_node</w:t>
+      </w:r>
+      <w:proofErr w:type="spellEnd"/>
+      <w:r>
+        <w:rPr>
+          <w:rFonts w:ascii="Courier New" w:hAnsi="Courier New"/>
+          <w:sz w:val="20"/>
+        </w:rPr>
+        <w:t>, "</w:t>
+      </w:r>
+      <w:proofErr w:type="spellStart"/>
+      <w:r>
+        <w:rPr>
+          <w:rFonts w:ascii="Courier New" w:hAnsi="Courier New"/>
+          <w:sz w:val="20"/>
+        </w:rPr>
+        <w:t>specialist_referral</w:t>
+      </w:r>
+      <w:proofErr w:type="spellEnd"/>
+      <w:r>
+        <w:rPr>
+          <w:rFonts w:ascii="Courier New" w:hAnsi="Courier New"/>
+          <w:sz w:val="20"/>
+        </w:rPr>
+        <w:t>", "treated"]</w:t>
       </w:r>
       <w:r>
         <w:t>, ensuring the system always produces actionable guidance.</w:t>
@@ -3223,7 +4465,151 @@
         <w:spacing w:after="0" w:line="480" w:lineRule="auto"/>
       </w:pPr>
       <w:r>
-        <w:t>The 30-symptom vocabulary covers common clinical presentations: fever, cough, fatigue, body_aches, runny_nose, sore_throat, chest_pain, shortness_of_breath, headache, nausea, vomiting, light_sensitivity, dizziness, palpitations, sweating, chills, loss_of_appetite, frequent_urination, excessive_thirst, blurred_vision, weight_gain, cold_intolerance, constipation, dry_skin, neck_stiffness, jaw_pain, arm_pain, indigestion, muscle_weakness, and memory_issues.</w:t>
+        <w:t xml:space="preserve">The 30-symptom vocabulary covers common clinical presentations: fever, cough, fatigue, </w:t>
+      </w:r>
+      <w:proofErr w:type="spellStart"/>
+      <w:r>
+        <w:t>body_aches</w:t>
+      </w:r>
+      <w:proofErr w:type="spellEnd"/>
+      <w:r>
+        <w:t xml:space="preserve">, </w:t>
+      </w:r>
+      <w:proofErr w:type="spellStart"/>
+      <w:r>
+        <w:t>runny_nose</w:t>
+      </w:r>
+      <w:proofErr w:type="spellEnd"/>
+      <w:r>
+        <w:t xml:space="preserve">, </w:t>
+      </w:r>
+      <w:proofErr w:type="spellStart"/>
+      <w:r>
+        <w:t>sore_throat</w:t>
+      </w:r>
+      <w:proofErr w:type="spellEnd"/>
+      <w:r>
+        <w:t xml:space="preserve">, </w:t>
+      </w:r>
+      <w:proofErr w:type="spellStart"/>
+      <w:r>
+        <w:t>chest_pain</w:t>
+      </w:r>
+      <w:proofErr w:type="spellEnd"/>
+      <w:r>
+        <w:t xml:space="preserve">, </w:t>
+      </w:r>
+      <w:proofErr w:type="spellStart"/>
+      <w:r>
+        <w:t>shortness_of_breath</w:t>
+      </w:r>
+      <w:proofErr w:type="spellEnd"/>
+      <w:r>
+        <w:t xml:space="preserve">, headache, nausea, vomiting, </w:t>
+      </w:r>
+      <w:proofErr w:type="spellStart"/>
+      <w:r>
+        <w:t>light_sensitivity</w:t>
+      </w:r>
+      <w:proofErr w:type="spellEnd"/>
+      <w:r>
+        <w:t xml:space="preserve">, dizziness, palpitations, sweating, chills, </w:t>
+      </w:r>
+      <w:proofErr w:type="spellStart"/>
+      <w:r>
+        <w:t>loss_of_appetite</w:t>
+      </w:r>
+      <w:proofErr w:type="spellEnd"/>
+      <w:r>
+        <w:t xml:space="preserve">, </w:t>
+      </w:r>
+      <w:proofErr w:type="spellStart"/>
+      <w:r>
+        <w:t>frequent_urination</w:t>
+      </w:r>
+      <w:proofErr w:type="spellEnd"/>
+      <w:r>
+        <w:t xml:space="preserve">, </w:t>
+      </w:r>
+      <w:proofErr w:type="spellStart"/>
+      <w:r>
+        <w:t>excessive_thirst</w:t>
+      </w:r>
+      <w:proofErr w:type="spellEnd"/>
+      <w:r>
+        <w:t xml:space="preserve">, </w:t>
+      </w:r>
+      <w:proofErr w:type="spellStart"/>
+      <w:r>
+        <w:t>blurred_vision</w:t>
+      </w:r>
+      <w:proofErr w:type="spellEnd"/>
+      <w:r>
+        <w:t xml:space="preserve">, </w:t>
+      </w:r>
+      <w:proofErr w:type="spellStart"/>
+      <w:r>
+        <w:t>weight_gain</w:t>
+      </w:r>
+      <w:proofErr w:type="spellEnd"/>
+      <w:r>
+        <w:t xml:space="preserve">, </w:t>
+      </w:r>
+      <w:proofErr w:type="spellStart"/>
+      <w:r>
+        <w:t>cold_intolerance</w:t>
+      </w:r>
+      <w:proofErr w:type="spellEnd"/>
+      <w:r>
+        <w:t xml:space="preserve">, constipation, </w:t>
+      </w:r>
+      <w:proofErr w:type="spellStart"/>
+      <w:r>
+        <w:t>dry_skin</w:t>
+      </w:r>
+      <w:proofErr w:type="spellEnd"/>
+      <w:r>
+        <w:t xml:space="preserve">, </w:t>
+      </w:r>
+      <w:proofErr w:type="spellStart"/>
+      <w:r>
+        <w:t>neck_stiffness</w:t>
+      </w:r>
+      <w:proofErr w:type="spellEnd"/>
+      <w:r>
+        <w:t xml:space="preserve">, </w:t>
+      </w:r>
+      <w:proofErr w:type="spellStart"/>
+      <w:r>
+        <w:t>jaw_pain</w:t>
+      </w:r>
+      <w:proofErr w:type="spellEnd"/>
+      <w:r>
+        <w:t xml:space="preserve">, </w:t>
+      </w:r>
+      <w:proofErr w:type="spellStart"/>
+      <w:r>
+        <w:t>arm_pain</w:t>
+      </w:r>
+      <w:proofErr w:type="spellEnd"/>
+      <w:r>
+        <w:t xml:space="preserve">, indigestion, </w:t>
+      </w:r>
+      <w:proofErr w:type="spellStart"/>
+      <w:r>
+        <w:t>muscle_weakness</w:t>
+      </w:r>
+      <w:proofErr w:type="spellEnd"/>
+      <w:r>
+        <w:t xml:space="preserve">, and </w:t>
+      </w:r>
+      <w:proofErr w:type="spellStart"/>
+      <w:r>
+        <w:t>memory_issues</w:t>
+      </w:r>
+      <w:proofErr w:type="spellEnd"/>
+      <w:r>
+        <w:t>.</w:t>
       </w:r>
     </w:p>
     <w:p>
@@ -3242,15 +4628,45 @@
       <w:pPr>
         <w:spacing w:after="0" w:line="480" w:lineRule="auto"/>
       </w:pPr>
-      <w:r>
-        <w:t xml:space="preserve">DiagnosisAgent's </w:t>
-      </w:r>
-      <w:r>
-        <w:rPr>
-          <w:rFonts w:ascii="Courier New" w:hAnsi="Courier New"/>
-          <w:sz w:val="20"/>
-        </w:rPr>
-        <w:t>run_fol_inference()</w:t>
+      <w:proofErr w:type="spellStart"/>
+      <w:r>
+        <w:t>DiagnosisAgent's</w:t>
+      </w:r>
+      <w:proofErr w:type="spellEnd"/>
+      <w:r>
+        <w:t xml:space="preserve"> </w:t>
+      </w:r>
+      <w:proofErr w:type="spellStart"/>
+      <w:r>
+        <w:rPr>
+          <w:rFonts w:ascii="Courier New" w:hAnsi="Courier New"/>
+          <w:sz w:val="20"/>
+        </w:rPr>
+        <w:t>run_fol_</w:t>
+      </w:r>
+      <w:proofErr w:type="gramStart"/>
+      <w:r>
+        <w:rPr>
+          <w:rFonts w:ascii="Courier New" w:hAnsi="Courier New"/>
+          <w:sz w:val="20"/>
+        </w:rPr>
+        <w:t>inference</w:t>
+      </w:r>
+      <w:proofErr w:type="spellEnd"/>
+      <w:r>
+        <w:rPr>
+          <w:rFonts w:ascii="Courier New" w:hAnsi="Courier New"/>
+          <w:sz w:val="20"/>
+        </w:rPr>
+        <w:t>(</w:t>
+      </w:r>
+      <w:proofErr w:type="gramEnd"/>
+      <w:r>
+        <w:rPr>
+          <w:rFonts w:ascii="Courier New" w:hAnsi="Courier New"/>
+          <w:sz w:val="20"/>
+        </w:rPr>
+        <w:t>)</w:t>
       </w:r>
       <w:r>
         <w:t xml:space="preserve"> implements forward chaining as follows:</w:t>
@@ -3279,7 +4695,39 @@
           <w:rFonts w:ascii="Courier New" w:hAnsi="Courier New"/>
           <w:sz w:val="20"/>
         </w:rPr>
-        <w:t xml:space="preserve">    required_matches = |required(D) ∩ patient_symptoms|</w:t>
+        <w:t xml:space="preserve">    </w:t>
+      </w:r>
+      <w:proofErr w:type="spellStart"/>
+      <w:r>
+        <w:rPr>
+          <w:rFonts w:ascii="Courier New" w:hAnsi="Courier New"/>
+          <w:sz w:val="20"/>
+        </w:rPr>
+        <w:t>required_matches</w:t>
+      </w:r>
+      <w:proofErr w:type="spellEnd"/>
+      <w:r>
+        <w:rPr>
+          <w:rFonts w:ascii="Courier New" w:hAnsi="Courier New"/>
+          <w:sz w:val="20"/>
+        </w:rPr>
+        <w:t xml:space="preserve"> = |required(D) ∩ </w:t>
+      </w:r>
+      <w:proofErr w:type="spellStart"/>
+      <w:r>
+        <w:rPr>
+          <w:rFonts w:ascii="Courier New" w:hAnsi="Courier New"/>
+          <w:sz w:val="20"/>
+        </w:rPr>
+        <w:t>patient_symptoms</w:t>
+      </w:r>
+      <w:proofErr w:type="spellEnd"/>
+      <w:r>
+        <w:rPr>
+          <w:rFonts w:ascii="Courier New" w:hAnsi="Courier New"/>
+          <w:sz w:val="20"/>
+        </w:rPr>
+        <w:t>|</w:t>
       </w:r>
     </w:p>
     <w:p>
@@ -3292,7 +4740,39 @@
           <w:rFonts w:ascii="Courier New" w:hAnsi="Courier New"/>
           <w:sz w:val="20"/>
         </w:rPr>
-        <w:t xml:space="preserve">    if required_matches == 0: skip D  ← hard gate</w:t>
+        <w:t xml:space="preserve">    if </w:t>
+      </w:r>
+      <w:proofErr w:type="spellStart"/>
+      <w:r>
+        <w:rPr>
+          <w:rFonts w:ascii="Courier New" w:hAnsi="Courier New"/>
+          <w:sz w:val="20"/>
+        </w:rPr>
+        <w:t>required_matches</w:t>
+      </w:r>
+      <w:proofErr w:type="spellEnd"/>
+      <w:r>
+        <w:rPr>
+          <w:rFonts w:ascii="Courier New" w:hAnsi="Courier New"/>
+          <w:sz w:val="20"/>
+        </w:rPr>
+        <w:t xml:space="preserve"> == 0: skip </w:t>
+      </w:r>
+      <w:proofErr w:type="gramStart"/>
+      <w:r>
+        <w:rPr>
+          <w:rFonts w:ascii="Courier New" w:hAnsi="Courier New"/>
+          <w:sz w:val="20"/>
+        </w:rPr>
+        <w:t>D  ←</w:t>
+      </w:r>
+      <w:proofErr w:type="gramEnd"/>
+      <w:r>
+        <w:rPr>
+          <w:rFonts w:ascii="Courier New" w:hAnsi="Courier New"/>
+          <w:sz w:val="20"/>
+        </w:rPr>
+        <w:t xml:space="preserve"> hard gate</w:t>
       </w:r>
     </w:p>
     <w:p>
@@ -3305,7 +4785,39 @@
           <w:rFonts w:ascii="Courier New" w:hAnsi="Courier New"/>
           <w:sz w:val="20"/>
         </w:rPr>
-        <w:t xml:space="preserve">    supporting_matches = |supporting(D) ∩ patient_symptoms|</w:t>
+        <w:t xml:space="preserve">    </w:t>
+      </w:r>
+      <w:proofErr w:type="spellStart"/>
+      <w:r>
+        <w:rPr>
+          <w:rFonts w:ascii="Courier New" w:hAnsi="Courier New"/>
+          <w:sz w:val="20"/>
+        </w:rPr>
+        <w:t>supporting_matches</w:t>
+      </w:r>
+      <w:proofErr w:type="spellEnd"/>
+      <w:r>
+        <w:rPr>
+          <w:rFonts w:ascii="Courier New" w:hAnsi="Courier New"/>
+          <w:sz w:val="20"/>
+        </w:rPr>
+        <w:t xml:space="preserve"> = |supporting(D) ∩ </w:t>
+      </w:r>
+      <w:proofErr w:type="spellStart"/>
+      <w:r>
+        <w:rPr>
+          <w:rFonts w:ascii="Courier New" w:hAnsi="Courier New"/>
+          <w:sz w:val="20"/>
+        </w:rPr>
+        <w:t>patient_symptoms</w:t>
+      </w:r>
+      <w:proofErr w:type="spellEnd"/>
+      <w:r>
+        <w:rPr>
+          <w:rFonts w:ascii="Courier New" w:hAnsi="Courier New"/>
+          <w:sz w:val="20"/>
+        </w:rPr>
+        <w:t>|</w:t>
       </w:r>
     </w:p>
     <w:p>
@@ -3331,7 +4843,39 @@
           <w:rFonts w:ascii="Courier New" w:hAnsi="Courier New"/>
           <w:sz w:val="20"/>
         </w:rPr>
-        <w:t xml:space="preserve">    fol_score(D) = (required_matches / |required(D)|) × 0.7</w:t>
+        <w:t xml:space="preserve">    </w:t>
+      </w:r>
+      <w:proofErr w:type="spellStart"/>
+      <w:r>
+        <w:rPr>
+          <w:rFonts w:ascii="Courier New" w:hAnsi="Courier New"/>
+          <w:sz w:val="20"/>
+        </w:rPr>
+        <w:t>fol_score</w:t>
+      </w:r>
+      <w:proofErr w:type="spellEnd"/>
+      <w:r>
+        <w:rPr>
+          <w:rFonts w:ascii="Courier New" w:hAnsi="Courier New"/>
+          <w:sz w:val="20"/>
+        </w:rPr>
+        <w:t>(D) = (</w:t>
+      </w:r>
+      <w:proofErr w:type="spellStart"/>
+      <w:r>
+        <w:rPr>
+          <w:rFonts w:ascii="Courier New" w:hAnsi="Courier New"/>
+          <w:sz w:val="20"/>
+        </w:rPr>
+        <w:t>required_matches</w:t>
+      </w:r>
+      <w:proofErr w:type="spellEnd"/>
+      <w:r>
+        <w:rPr>
+          <w:rFonts w:ascii="Courier New" w:hAnsi="Courier New"/>
+          <w:sz w:val="20"/>
+        </w:rPr>
+        <w:t xml:space="preserve"> / |required(D)|) × 0.7</w:t>
       </w:r>
     </w:p>
     <w:p>
@@ -3344,7 +4888,23 @@
           <w:rFonts w:ascii="Courier New" w:hAnsi="Courier New"/>
           <w:sz w:val="20"/>
         </w:rPr>
-        <w:t xml:space="preserve">                 + (supporting_matches / |supporting(D)|) × 0.3</w:t>
+        <w:t xml:space="preserve">                 + (</w:t>
+      </w:r>
+      <w:proofErr w:type="spellStart"/>
+      <w:r>
+        <w:rPr>
+          <w:rFonts w:ascii="Courier New" w:hAnsi="Courier New"/>
+          <w:sz w:val="20"/>
+        </w:rPr>
+        <w:t>supporting_matches</w:t>
+      </w:r>
+      <w:proofErr w:type="spellEnd"/>
+      <w:r>
+        <w:rPr>
+          <w:rFonts w:ascii="Courier New" w:hAnsi="Courier New"/>
+          <w:sz w:val="20"/>
+        </w:rPr>
+        <w:t xml:space="preserve"> / |supporting(D)|) × 0.3</w:t>
       </w:r>
     </w:p>
     <w:p>
@@ -3363,7 +4923,23 @@
           <w:rFonts w:ascii="Courier New" w:hAnsi="Courier New"/>
           <w:sz w:val="20"/>
         </w:rPr>
-        <w:t>Return top-3 diseases sorted by fol_score descending</w:t>
+        <w:t xml:space="preserve">Return top-3 diseases sorted by </w:t>
+      </w:r>
+      <w:proofErr w:type="spellStart"/>
+      <w:r>
+        <w:rPr>
+          <w:rFonts w:ascii="Courier New" w:hAnsi="Courier New"/>
+          <w:sz w:val="20"/>
+        </w:rPr>
+        <w:t>fol_score</w:t>
+      </w:r>
+      <w:proofErr w:type="spellEnd"/>
+      <w:r>
+        <w:rPr>
+          <w:rFonts w:ascii="Courier New" w:hAnsi="Courier New"/>
+          <w:sz w:val="20"/>
+        </w:rPr>
+        <w:t xml:space="preserve"> descending</w:t>
       </w:r>
     </w:p>
     <w:p>
@@ -3384,7 +4960,98 @@
           <w:rFonts w:ascii="Courier New" w:hAnsi="Courier New"/>
           <w:sz w:val="20"/>
         </w:rPr>
-        <w:t>∀x: HasSymptom(x, fever) ∧ HasSymptom(x, body_aches) ∧ HasSymptom(x, fatigue)</w:t>
+        <w:t xml:space="preserve">∀x: </w:t>
+      </w:r>
+      <w:proofErr w:type="spellStart"/>
+      <w:proofErr w:type="gramStart"/>
+      <w:r>
+        <w:rPr>
+          <w:rFonts w:ascii="Courier New" w:hAnsi="Courier New"/>
+          <w:sz w:val="20"/>
+        </w:rPr>
+        <w:t>HasSymptom</w:t>
+      </w:r>
+      <w:proofErr w:type="spellEnd"/>
+      <w:r>
+        <w:rPr>
+          <w:rFonts w:ascii="Courier New" w:hAnsi="Courier New"/>
+          <w:sz w:val="20"/>
+        </w:rPr>
+        <w:t>(</w:t>
+      </w:r>
+      <w:proofErr w:type="gramEnd"/>
+      <w:r>
+        <w:rPr>
+          <w:rFonts w:ascii="Courier New" w:hAnsi="Courier New"/>
+          <w:sz w:val="20"/>
+        </w:rPr>
+        <w:t xml:space="preserve">x, fever) ∧ </w:t>
+      </w:r>
+      <w:proofErr w:type="spellStart"/>
+      <w:proofErr w:type="gramStart"/>
+      <w:r>
+        <w:rPr>
+          <w:rFonts w:ascii="Courier New" w:hAnsi="Courier New"/>
+          <w:sz w:val="20"/>
+        </w:rPr>
+        <w:t>HasSymptom</w:t>
+      </w:r>
+      <w:proofErr w:type="spellEnd"/>
+      <w:r>
+        <w:rPr>
+          <w:rFonts w:ascii="Courier New" w:hAnsi="Courier New"/>
+          <w:sz w:val="20"/>
+        </w:rPr>
+        <w:t>(</w:t>
+      </w:r>
+      <w:proofErr w:type="gramEnd"/>
+      <w:r>
+        <w:rPr>
+          <w:rFonts w:ascii="Courier New" w:hAnsi="Courier New"/>
+          <w:sz w:val="20"/>
+        </w:rPr>
+        <w:t xml:space="preserve">x, </w:t>
+      </w:r>
+      <w:proofErr w:type="spellStart"/>
+      <w:r>
+        <w:rPr>
+          <w:rFonts w:ascii="Courier New" w:hAnsi="Courier New"/>
+          <w:sz w:val="20"/>
+        </w:rPr>
+        <w:t>body_aches</w:t>
+      </w:r>
+      <w:proofErr w:type="spellEnd"/>
+      <w:r>
+        <w:rPr>
+          <w:rFonts w:ascii="Courier New" w:hAnsi="Courier New"/>
+          <w:sz w:val="20"/>
+        </w:rPr>
+        <w:t xml:space="preserve">) ∧ </w:t>
+      </w:r>
+      <w:proofErr w:type="spellStart"/>
+      <w:proofErr w:type="gramStart"/>
+      <w:r>
+        <w:rPr>
+          <w:rFonts w:ascii="Courier New" w:hAnsi="Courier New"/>
+          <w:sz w:val="20"/>
+        </w:rPr>
+        <w:t>HasSymptom</w:t>
+      </w:r>
+      <w:proofErr w:type="spellEnd"/>
+      <w:r>
+        <w:rPr>
+          <w:rFonts w:ascii="Courier New" w:hAnsi="Courier New"/>
+          <w:sz w:val="20"/>
+        </w:rPr>
+        <w:t>(</w:t>
+      </w:r>
+      <w:proofErr w:type="gramEnd"/>
+      <w:r>
+        <w:rPr>
+          <w:rFonts w:ascii="Courier New" w:hAnsi="Courier New"/>
+          <w:sz w:val="20"/>
+        </w:rPr>
+        <w:t>x, fatigue)</w:t>
       </w:r>
     </w:p>
     <w:p>
@@ -3397,7 +5064,39 @@
           <w:rFonts w:ascii="Courier New" w:hAnsi="Courier New"/>
           <w:sz w:val="20"/>
         </w:rPr>
-        <w:t xml:space="preserve">    → Candidate(x, Flu, high_confidence)</w:t>
+        <w:t xml:space="preserve">    → </w:t>
+      </w:r>
+      <w:proofErr w:type="gramStart"/>
+      <w:r>
+        <w:rPr>
+          <w:rFonts w:ascii="Courier New" w:hAnsi="Courier New"/>
+          <w:sz w:val="20"/>
+        </w:rPr>
+        <w:t>Candidate(</w:t>
+      </w:r>
+      <w:proofErr w:type="gramEnd"/>
+      <w:r>
+        <w:rPr>
+          <w:rFonts w:ascii="Courier New" w:hAnsi="Courier New"/>
+          <w:sz w:val="20"/>
+        </w:rPr>
+        <w:t xml:space="preserve">x, Flu, </w:t>
+      </w:r>
+      <w:proofErr w:type="spellStart"/>
+      <w:r>
+        <w:rPr>
+          <w:rFonts w:ascii="Courier New" w:hAnsi="Courier New"/>
+          <w:sz w:val="20"/>
+        </w:rPr>
+        <w:t>high_confidence</w:t>
+      </w:r>
+      <w:proofErr w:type="spellEnd"/>
+      <w:r>
+        <w:rPr>
+          <w:rFonts w:ascii="Courier New" w:hAnsi="Courier New"/>
+          <w:sz w:val="20"/>
+        </w:rPr>
+        <w:t>)</w:t>
       </w:r>
     </w:p>
     <w:p>
@@ -3437,8 +5136,33 @@
           <w:rFonts w:ascii="Courier New" w:hAnsi="Courier New"/>
           <w:sz w:val="20"/>
         </w:rPr>
-        <w:t>confidence = FOL_WEIGHT × fol_score + ML_WEIGHT × ml_prob</w:t>
-      </w:r>
+        <w:t xml:space="preserve">confidence = FOL_WEIGHT × </w:t>
+      </w:r>
+      <w:proofErr w:type="spellStart"/>
+      <w:r>
+        <w:rPr>
+          <w:rFonts w:ascii="Courier New" w:hAnsi="Courier New"/>
+          <w:sz w:val="20"/>
+        </w:rPr>
+        <w:t>fol_score</w:t>
+      </w:r>
+      <w:proofErr w:type="spellEnd"/>
+      <w:r>
+        <w:rPr>
+          <w:rFonts w:ascii="Courier New" w:hAnsi="Courier New"/>
+          <w:sz w:val="20"/>
+        </w:rPr>
+        <w:t xml:space="preserve"> + ML_WEIGHT × </w:t>
+      </w:r>
+      <w:proofErr w:type="spellStart"/>
+      <w:r>
+        <w:rPr>
+          <w:rFonts w:ascii="Courier New" w:hAnsi="Courier New"/>
+          <w:sz w:val="20"/>
+        </w:rPr>
+        <w:t>ml_prob</w:t>
+      </w:r>
+      <w:proofErr w:type="spellEnd"/>
     </w:p>
     <w:p>
       <w:pPr>
@@ -3450,8 +5174,33 @@
           <w:rFonts w:ascii="Courier New" w:hAnsi="Courier New"/>
           <w:sz w:val="20"/>
         </w:rPr>
-        <w:t xml:space="preserve">           = 0.6 × fol_score + 0.4 × ml_prob</w:t>
-      </w:r>
+        <w:t xml:space="preserve">           = 0.6 × </w:t>
+      </w:r>
+      <w:proofErr w:type="spellStart"/>
+      <w:r>
+        <w:rPr>
+          <w:rFonts w:ascii="Courier New" w:hAnsi="Courier New"/>
+          <w:sz w:val="20"/>
+        </w:rPr>
+        <w:t>fol_score</w:t>
+      </w:r>
+      <w:proofErr w:type="spellEnd"/>
+      <w:r>
+        <w:rPr>
+          <w:rFonts w:ascii="Courier New" w:hAnsi="Courier New"/>
+          <w:sz w:val="20"/>
+        </w:rPr>
+        <w:t xml:space="preserve"> + 0.4 × </w:t>
+      </w:r>
+      <w:proofErr w:type="spellStart"/>
+      <w:r>
+        <w:rPr>
+          <w:rFonts w:ascii="Courier New" w:hAnsi="Courier New"/>
+          <w:sz w:val="20"/>
+        </w:rPr>
+        <w:t>ml_prob</w:t>
+      </w:r>
+      <w:proofErr w:type="spellEnd"/>
     </w:p>
     <w:p>
       <w:pPr>
@@ -3520,7 +5269,15 @@
         <w:t>Variables:</w:t>
       </w:r>
       <w:r>
-        <w:t xml:space="preserve"> Each drug in the combined set (disease-standard drugs + any pre-existing patient medications). For example, for Angina with a patient already taking Warfarin: variables = {Aspirin, Beta_Blockers, Nitroglycerin, Warfarin}.</w:t>
+        <w:t xml:space="preserve"> Each drug in the combined set (disease-standard drugs + any pre-existing patient medications). For example, for Angina with a patient already taking Warfarin: variables = {Aspirin, </w:t>
+      </w:r>
+      <w:proofErr w:type="spellStart"/>
+      <w:r>
+        <w:t>Beta_Blockers</w:t>
+      </w:r>
+      <w:proofErr w:type="spellEnd"/>
+      <w:r>
+        <w:t>, Nitroglycerin, Warfarin}.</w:t>
       </w:r>
     </w:p>
     <w:p>
@@ -3550,7 +5307,23 @@
         <w:t>Constraints:</w:t>
       </w:r>
       <w:r>
-        <w:t xml:space="preserve"> For each pair (drug_A, drug_B) in the FORBIDDEN_PAIRS list, a binary constraint states that both drugs cannot simultaneously hold the value "safe":</w:t>
+        <w:t xml:space="preserve"> For each pair (</w:t>
+      </w:r>
+      <w:proofErr w:type="spellStart"/>
+      <w:r>
+        <w:t>drug_A</w:t>
+      </w:r>
+      <w:proofErr w:type="spellEnd"/>
+      <w:r>
+        <w:t xml:space="preserve">, </w:t>
+      </w:r>
+      <w:proofErr w:type="spellStart"/>
+      <w:r>
+        <w:t>drug_B</w:t>
+      </w:r>
+      <w:proofErr w:type="spellEnd"/>
+      <w:r>
+        <w:t>) in the FORBIDDEN_PAIRS list, a binary constraint states that both drugs cannot simultaneously hold the value "safe":</w:t>
       </w:r>
     </w:p>
     <w:p>
@@ -3563,7 +5336,57 @@
           <w:rFonts w:ascii="Courier New" w:hAnsi="Courier New"/>
           <w:sz w:val="20"/>
         </w:rPr>
-        <w:t xml:space="preserve">  ConstraintForbiddenPair(drug_A, drug_B):</w:t>
+        <w:t xml:space="preserve">  </w:t>
+      </w:r>
+      <w:proofErr w:type="spellStart"/>
+      <w:proofErr w:type="gramStart"/>
+      <w:r>
+        <w:rPr>
+          <w:rFonts w:ascii="Courier New" w:hAnsi="Courier New"/>
+          <w:sz w:val="20"/>
+        </w:rPr>
+        <w:t>ConstraintForbiddenPair</w:t>
+      </w:r>
+      <w:proofErr w:type="spellEnd"/>
+      <w:r>
+        <w:rPr>
+          <w:rFonts w:ascii="Courier New" w:hAnsi="Courier New"/>
+          <w:sz w:val="20"/>
+        </w:rPr>
+        <w:t>(</w:t>
+      </w:r>
+      <w:proofErr w:type="spellStart"/>
+      <w:proofErr w:type="gramEnd"/>
+      <w:r>
+        <w:rPr>
+          <w:rFonts w:ascii="Courier New" w:hAnsi="Courier New"/>
+          <w:sz w:val="20"/>
+        </w:rPr>
+        <w:t>drug_A</w:t>
+      </w:r>
+      <w:proofErr w:type="spellEnd"/>
+      <w:r>
+        <w:rPr>
+          <w:rFonts w:ascii="Courier New" w:hAnsi="Courier New"/>
+          <w:sz w:val="20"/>
+        </w:rPr>
+        <w:t xml:space="preserve">, </w:t>
+      </w:r>
+      <w:proofErr w:type="spellStart"/>
+      <w:r>
+        <w:rPr>
+          <w:rFonts w:ascii="Courier New" w:hAnsi="Courier New"/>
+          <w:sz w:val="20"/>
+        </w:rPr>
+        <w:t>drug_B</w:t>
+      </w:r>
+      <w:proofErr w:type="spellEnd"/>
+      <w:r>
+        <w:rPr>
+          <w:rFonts w:ascii="Courier New" w:hAnsi="Courier New"/>
+          <w:sz w:val="20"/>
+        </w:rPr>
+        <w:t>):</w:t>
       </w:r>
     </w:p>
     <w:p>
@@ -3576,7 +5399,48 @@
           <w:rFonts w:ascii="Courier New" w:hAnsi="Courier New"/>
           <w:sz w:val="20"/>
         </w:rPr>
-        <w:t xml:space="preserve">      ¬(drug_A = "safe" ∧ drug_B = "safe")</w:t>
+        <w:t xml:space="preserve">      </w:t>
+      </w:r>
+      <w:proofErr w:type="gramStart"/>
+      <w:r>
+        <w:rPr>
+          <w:rFonts w:ascii="Courier New" w:hAnsi="Courier New"/>
+          <w:sz w:val="20"/>
+        </w:rPr>
+        <w:t>¬(</w:t>
+      </w:r>
+      <w:proofErr w:type="spellStart"/>
+      <w:proofErr w:type="gramEnd"/>
+      <w:r>
+        <w:rPr>
+          <w:rFonts w:ascii="Courier New" w:hAnsi="Courier New"/>
+          <w:sz w:val="20"/>
+        </w:rPr>
+        <w:t>drug_A</w:t>
+      </w:r>
+      <w:proofErr w:type="spellEnd"/>
+      <w:r>
+        <w:rPr>
+          <w:rFonts w:ascii="Courier New" w:hAnsi="Courier New"/>
+          <w:sz w:val="20"/>
+        </w:rPr>
+        <w:t xml:space="preserve"> = "safe" ∧ </w:t>
+      </w:r>
+      <w:proofErr w:type="spellStart"/>
+      <w:r>
+        <w:rPr>
+          <w:rFonts w:ascii="Courier New" w:hAnsi="Courier New"/>
+          <w:sz w:val="20"/>
+        </w:rPr>
+        <w:t>drug_B</w:t>
+      </w:r>
+      <w:proofErr w:type="spellEnd"/>
+      <w:r>
+        <w:rPr>
+          <w:rFonts w:ascii="Courier New" w:hAnsi="Courier New"/>
+          <w:sz w:val="20"/>
+        </w:rPr>
+        <w:t xml:space="preserve"> = "safe")</w:t>
       </w:r>
     </w:p>
     <w:p>
@@ -3810,12 +5674,14 @@
             <w:pPr>
               <w:spacing w:before="40" w:after="40"/>
             </w:pPr>
+            <w:proofErr w:type="spellStart"/>
             <w:r>
               <w:rPr>
                 <w:sz w:val="22"/>
               </w:rPr>
               <w:t>Beta_Blockers</w:t>
             </w:r>
+            <w:proofErr w:type="spellEnd"/>
           </w:p>
         </w:tc>
         <w:tc>
@@ -3860,12 +5726,14 @@
             <w:pPr>
               <w:spacing w:before="40" w:after="40"/>
             </w:pPr>
+            <w:proofErr w:type="spellStart"/>
             <w:r>
               <w:rPr>
                 <w:sz w:val="22"/>
               </w:rPr>
               <w:t>ACE_Inhibitors</w:t>
             </w:r>
+            <w:proofErr w:type="spellEnd"/>
           </w:p>
         </w:tc>
         <w:tc>
@@ -3876,12 +5744,14 @@
             <w:pPr>
               <w:spacing w:before="40" w:after="40"/>
             </w:pPr>
+            <w:proofErr w:type="spellStart"/>
             <w:r>
               <w:rPr>
                 <w:sz w:val="22"/>
               </w:rPr>
               <w:t>Potassium_Supplements</w:t>
             </w:r>
+            <w:proofErr w:type="spellEnd"/>
           </w:p>
         </w:tc>
         <w:tc>
@@ -4001,7 +5871,23 @@
         <w:spacing w:after="0" w:line="480" w:lineRule="auto"/>
       </w:pPr>
       <w:r>
-        <w:t>Patient symptoms are encoded as a binary feature vector of length 30, where feature index i has value 1 if symptom i is present in the patient's canonical symptom set, and 0 otherwise. This representation aligns with the independence assumption of the Naive Bayes model: given the disease class, the presence of each symptom is treated as conditionally independent of all other symptoms.</w:t>
+        <w:t xml:space="preserve">Patient symptoms are encoded as a binary feature vector of length 30, where feature index </w:t>
+      </w:r>
+      <w:proofErr w:type="spellStart"/>
+      <w:r>
+        <w:t>i</w:t>
+      </w:r>
+      <w:proofErr w:type="spellEnd"/>
+      <w:r>
+        <w:t xml:space="preserve"> has value 1 if symptom </w:t>
+      </w:r>
+      <w:proofErr w:type="spellStart"/>
+      <w:r>
+        <w:t>i</w:t>
+      </w:r>
+      <w:proofErr w:type="spellEnd"/>
+      <w:r>
+        <w:t xml:space="preserve"> is present in the patient's canonical symptom set, and 0 otherwise. This representation aligns with the independence assumption of the Naive Bayes model: given the disease class, the presence of each symptom is treated as conditionally independent of all other symptoms.</w:t>
       </w:r>
     </w:p>
     <w:p>
@@ -4129,7 +6015,15 @@
         <w:spacing w:after="0" w:line="480" w:lineRule="auto"/>
       </w:pPr>
       <w:r>
-        <w:t>2. Split 80% / 20% for training and testing (stratified by disease class, random_state=42).</w:t>
+        <w:t xml:space="preserve">2. Split 80% / 20% for training and testing (stratified by disease class, </w:t>
+      </w:r>
+      <w:proofErr w:type="spellStart"/>
+      <w:r>
+        <w:t>random_state</w:t>
+      </w:r>
+      <w:proofErr w:type="spellEnd"/>
+      <w:r>
+        <w:t>=42).</w:t>
       </w:r>
     </w:p>
     <w:p>
@@ -4139,13 +6033,33 @@
       <w:r>
         <w:t xml:space="preserve">3. Train </w:t>
       </w:r>
-      <w:r>
-        <w:rPr>
-          <w:rFonts w:ascii="Courier New" w:hAnsi="Courier New"/>
-          <w:sz w:val="20"/>
-        </w:rPr>
-        <w:t>sklearn.naive_bayes.MultinomialNB</w:t>
-      </w:r>
+      <w:proofErr w:type="spellStart"/>
+      <w:proofErr w:type="gramStart"/>
+      <w:r>
+        <w:rPr>
+          <w:rFonts w:ascii="Courier New" w:hAnsi="Courier New"/>
+          <w:sz w:val="20"/>
+        </w:rPr>
+        <w:t>sklearn.naive</w:t>
+      </w:r>
+      <w:proofErr w:type="gramEnd"/>
+      <w:r>
+        <w:rPr>
+          <w:rFonts w:ascii="Courier New" w:hAnsi="Courier New"/>
+          <w:sz w:val="20"/>
+        </w:rPr>
+        <w:t>_</w:t>
+      </w:r>
+      <w:proofErr w:type="gramStart"/>
+      <w:r>
+        <w:rPr>
+          <w:rFonts w:ascii="Courier New" w:hAnsi="Courier New"/>
+          <w:sz w:val="20"/>
+        </w:rPr>
+        <w:t>bayes.MultinomialNB</w:t>
+      </w:r>
+      <w:proofErr w:type="spellEnd"/>
+      <w:proofErr w:type="gramEnd"/>
       <w:r>
         <w:t xml:space="preserve"> on the binary feature matrix.</w:t>
       </w:r>
@@ -4162,11 +6076,21 @@
           <w:rFonts w:ascii="Courier New" w:hAnsi="Courier New"/>
           <w:sz w:val="20"/>
         </w:rPr>
-        <w:t>ml/model.pkl</w:t>
-      </w:r>
+        <w:t>ml/</w:t>
+      </w:r>
+      <w:proofErr w:type="spellStart"/>
+      <w:r>
+        <w:rPr>
+          <w:rFonts w:ascii="Courier New" w:hAnsi="Courier New"/>
+          <w:sz w:val="20"/>
+        </w:rPr>
+        <w:t>model.pkl</w:t>
+      </w:r>
+      <w:proofErr w:type="spellEnd"/>
       <w:r>
         <w:t xml:space="preserve"> via </w:t>
       </w:r>
+      <w:proofErr w:type="spellStart"/>
       <w:r>
         <w:rPr>
           <w:rFonts w:ascii="Courier New" w:hAnsi="Courier New"/>
@@ -4174,6 +6098,7 @@
         </w:rPr>
         <w:t>joblib</w:t>
       </w:r>
+      <w:proofErr w:type="spellEnd"/>
       <w:r>
         <w:t>.</w:t>
       </w:r>
@@ -4183,7 +6108,15 @@
         <w:spacing w:after="0" w:line="480" w:lineRule="auto"/>
       </w:pPr>
       <w:r>
-        <w:t>The MultinomialNB model is appropriate for binary count features and computes the posterior probability of each disease class given the observed symptom vector:</w:t>
+        <w:t xml:space="preserve">The </w:t>
+      </w:r>
+      <w:proofErr w:type="spellStart"/>
+      <w:r>
+        <w:t>MultinomialNB</w:t>
+      </w:r>
+      <w:proofErr w:type="spellEnd"/>
+      <w:r>
+        <w:t xml:space="preserve"> model is appropriate for binary count features and computes the posterior probability of each disease class given the observed symptom vector:</w:t>
       </w:r>
     </w:p>
     <w:p>
@@ -4191,20 +6124,96 @@
         <w:spacing w:before="40" w:after="40" w:line="240" w:lineRule="auto"/>
         <w:ind w:left="432"/>
       </w:pPr>
-      <w:r>
-        <w:rPr>
-          <w:rFonts w:ascii="Courier New" w:hAnsi="Courier New"/>
-          <w:sz w:val="20"/>
-        </w:rPr>
-        <w:t>P(disease | symptoms) ∝ P(disease) × ∏_i P(symptom_i | disease)^x_i</w:t>
-      </w:r>
+      <w:proofErr w:type="gramStart"/>
+      <w:r>
+        <w:rPr>
+          <w:rFonts w:ascii="Courier New" w:hAnsi="Courier New"/>
+          <w:sz w:val="20"/>
+        </w:rPr>
+        <w:t>P(</w:t>
+      </w:r>
+      <w:proofErr w:type="gramEnd"/>
+      <w:r>
+        <w:rPr>
+          <w:rFonts w:ascii="Courier New" w:hAnsi="Courier New"/>
+          <w:sz w:val="20"/>
+        </w:rPr>
+        <w:t>disease | symptoms) ∝ P(disease) × ∏_</w:t>
+      </w:r>
+      <w:proofErr w:type="spellStart"/>
+      <w:r>
+        <w:rPr>
+          <w:rFonts w:ascii="Courier New" w:hAnsi="Courier New"/>
+          <w:sz w:val="20"/>
+        </w:rPr>
+        <w:t>i</w:t>
+      </w:r>
+      <w:proofErr w:type="spellEnd"/>
+      <w:r>
+        <w:rPr>
+          <w:rFonts w:ascii="Courier New" w:hAnsi="Courier New"/>
+          <w:sz w:val="20"/>
+        </w:rPr>
+        <w:t xml:space="preserve"> </w:t>
+      </w:r>
+      <w:proofErr w:type="gramStart"/>
+      <w:r>
+        <w:rPr>
+          <w:rFonts w:ascii="Courier New" w:hAnsi="Courier New"/>
+          <w:sz w:val="20"/>
+        </w:rPr>
+        <w:t>P(</w:t>
+      </w:r>
+      <w:proofErr w:type="spellStart"/>
+      <w:proofErr w:type="gramEnd"/>
+      <w:r>
+        <w:rPr>
+          <w:rFonts w:ascii="Courier New" w:hAnsi="Courier New"/>
+          <w:sz w:val="20"/>
+        </w:rPr>
+        <w:t>symptom_i</w:t>
+      </w:r>
+      <w:proofErr w:type="spellEnd"/>
+      <w:r>
+        <w:rPr>
+          <w:rFonts w:ascii="Courier New" w:hAnsi="Courier New"/>
+          <w:sz w:val="20"/>
+        </w:rPr>
+        <w:t xml:space="preserve"> | </w:t>
+      </w:r>
+      <w:proofErr w:type="gramStart"/>
+      <w:r>
+        <w:rPr>
+          <w:rFonts w:ascii="Courier New" w:hAnsi="Courier New"/>
+          <w:sz w:val="20"/>
+        </w:rPr>
+        <w:t>disease)^</w:t>
+      </w:r>
+      <w:proofErr w:type="spellStart"/>
+      <w:proofErr w:type="gramEnd"/>
+      <w:r>
+        <w:rPr>
+          <w:rFonts w:ascii="Courier New" w:hAnsi="Courier New"/>
+          <w:sz w:val="20"/>
+        </w:rPr>
+        <w:t>x_i</w:t>
+      </w:r>
+      <w:proofErr w:type="spellEnd"/>
     </w:p>
     <w:p>
       <w:pPr>
         <w:spacing w:after="0" w:line="480" w:lineRule="auto"/>
       </w:pPr>
       <w:r>
-        <w:t>where x_i ∈ {0, 1} is the symptom feature value.</w:t>
+        <w:t xml:space="preserve">where </w:t>
+      </w:r>
+      <w:proofErr w:type="spellStart"/>
+      <w:r>
+        <w:t>x_i</w:t>
+      </w:r>
+      <w:proofErr w:type="spellEnd"/>
+      <w:r>
+        <w:t xml:space="preserve"> ∈ {0, 1} is the symptom feature value.</w:t>
       </w:r>
     </w:p>
     <w:p>
@@ -4257,8 +6266,21 @@
       <w:pPr>
         <w:spacing w:after="0" w:line="480" w:lineRule="auto"/>
       </w:pPr>
-      <w:r>
-        <w:t>SymptomCollectionAgent bridges colloquial patient language and the controlled medical vocabulary expected by DiagnosisAgent. The extraction proceeds in two passes:</w:t>
+      <w:proofErr w:type="spellStart"/>
+      <w:r>
+        <w:t>SymptomCollectionAgent</w:t>
+      </w:r>
+      <w:proofErr w:type="spellEnd"/>
+      <w:r>
+        <w:t xml:space="preserve"> bridges colloquial patient language and the controlled medical vocabulary expected by </w:t>
+      </w:r>
+      <w:proofErr w:type="spellStart"/>
+      <w:r>
+        <w:t>DiagnosisAgent</w:t>
+      </w:r>
+      <w:proofErr w:type="spellEnd"/>
+      <w:r>
+        <w:t>. The extraction proceeds in two passes:</w:t>
       </w:r>
     </w:p>
     <w:p>
@@ -4276,7 +6298,15 @@
         <w:t>Synonym Resolution Pass:</w:t>
       </w:r>
       <w:r>
-        <w:t xml:space="preserve"> The input text is scanned for 90+ known colloquial phrases (e.g., "heart racing" → palpitations, "feel sick" → nausea, "stiff neck" → neck_stiffness). Phrases are matched longest-first to prevent shorter sub-phrases from shadowing more specific multi-word expressions.</w:t>
+        <w:t xml:space="preserve"> The input text is scanned for 90+ known colloquial phrases (e.g., "heart racing" → palpitations, "feel sick" → nausea, "stiff neck" → </w:t>
+      </w:r>
+      <w:proofErr w:type="spellStart"/>
+      <w:r>
+        <w:t>neck_stiffness</w:t>
+      </w:r>
+      <w:proofErr w:type="spellEnd"/>
+      <w:r>
+        <w:t>). Phrases are matched longest-first to prevent shorter sub-phrases from shadowing more specific multi-word expressions.</w:t>
       </w:r>
     </w:p>
     <w:p>
@@ -4293,7 +6323,15 @@
         <w:t>Direct Token Matching Pass:</w:t>
       </w:r>
       <w:r>
-        <w:t xml:space="preserve"> The remaining text is compared against all 30 canonical symptom names, accepting both underscore form (e.g., "runny_nose") and space-separated form (e.g., "runny nose").</w:t>
+        <w:t xml:space="preserve"> The remaining text is compared against all 30 canonical symptom names, accepting both underscore form (e.g., "</w:t>
+      </w:r>
+      <w:proofErr w:type="spellStart"/>
+      <w:r>
+        <w:t>runny_nose</w:t>
+      </w:r>
+      <w:proofErr w:type="spellEnd"/>
+      <w:r>
+        <w:t>") and space-separated form (e.g., "runny nose").</w:t>
       </w:r>
     </w:p>
     <w:p>
@@ -4336,7 +6374,15 @@
         <w:spacing w:after="0" w:line="480" w:lineRule="auto"/>
       </w:pPr>
       <w:r>
-        <w:t>The ExplanationAgent assembles a structured Markdown report by filling named slots with the outputs of upstream agents. The report includes five sections: primary diagnosis with confidence percentage, matched symptoms, numbered treatment pathway (with human-readable node label translations), drug safety status with violations and alternatives, and differential diagnoses. The agent is a pure function of its inputs — it maintains no state and performs no additional reasoning.</w:t>
+        <w:t xml:space="preserve">The </w:t>
+      </w:r>
+      <w:proofErr w:type="spellStart"/>
+      <w:r>
+        <w:t>ExplanationAgent</w:t>
+      </w:r>
+      <w:proofErr w:type="spellEnd"/>
+      <w:r>
+        <w:t xml:space="preserve"> assembles a structured Markdown report by filling named slots with the outputs of upstream agents. The report includes five sections: primary diagnosis with confidence percentage, matched symptoms, numbered treatment pathway (with human-readable node label translations), drug safety status with violations and alternatives, and differential diagnoses. The agent is a pure function of its inputs — it maintains no state and performs no additional reasoning.</w:t>
       </w:r>
     </w:p>
     <w:p>
@@ -4357,7 +6403,15 @@
         <w:spacing w:after="0" w:line="480" w:lineRule="auto"/>
       </w:pPr>
       <w:r>
-        <w:t>The five AI techniques are integrated through the OrchestratorAgent's FSM:</w:t>
+        <w:t xml:space="preserve">The five AI techniques are integrated through the </w:t>
+      </w:r>
+      <w:proofErr w:type="spellStart"/>
+      <w:r>
+        <w:t>OrchestratorAgent's</w:t>
+      </w:r>
+      <w:proofErr w:type="spellEnd"/>
+      <w:r>
+        <w:t xml:space="preserve"> FSM:</w:t>
       </w:r>
     </w:p>
     <w:p>
@@ -4422,7 +6476,23 @@
           <w:rFonts w:ascii="Courier New" w:hAnsi="Courier New"/>
           <w:sz w:val="20"/>
         </w:rPr>
-        <w:t xml:space="preserve">                              [NB: predict_proba] → ML Probabilities</w:t>
+        <w:t xml:space="preserve">                              [NB: </w:t>
+      </w:r>
+      <w:proofErr w:type="spellStart"/>
+      <w:r>
+        <w:rPr>
+          <w:rFonts w:ascii="Courier New" w:hAnsi="Courier New"/>
+          <w:sz w:val="20"/>
+        </w:rPr>
+        <w:t>predict_proba</w:t>
+      </w:r>
+      <w:proofErr w:type="spellEnd"/>
+      <w:r>
+        <w:rPr>
+          <w:rFonts w:ascii="Courier New" w:hAnsi="Courier New"/>
+          <w:sz w:val="20"/>
+        </w:rPr>
+        <w:t>] → ML Probabilities</w:t>
       </w:r>
     </w:p>
     <w:p>
@@ -4535,7 +6605,15 @@
         <w:spacing w:after="0" w:line="480" w:lineRule="auto"/>
       </w:pPr>
       <w:r>
-        <w:t>Each component's output is a typed Python data structure (list, dict, or str) passed explicitly to the next stage. The FSM enforces strict ordering and conditional backtracking, ensuring no stage executes without its preconditions being met.</w:t>
+        <w:t xml:space="preserve">Each component's output is a typed Python data structure (list, </w:t>
+      </w:r>
+      <w:proofErr w:type="spellStart"/>
+      <w:r>
+        <w:t>dict</w:t>
+      </w:r>
+      <w:proofErr w:type="spellEnd"/>
+      <w:r>
+        <w:t>, or str) passed explicitly to the next stage. The FSM enforces strict ordering and conditional backtracking, ensuring no stage executes without its preconditions being met.</w:t>
       </w:r>
     </w:p>
     <w:p>
@@ -4574,7 +6652,15 @@
         <w:spacing w:after="0" w:line="480" w:lineRule="auto"/>
       </w:pPr>
       <w:r>
-        <w:t>The MediAgent test suite comprises 7 test files with 60+ individual test cases covering 80%+ of the codebase:</w:t>
+        <w:t xml:space="preserve">The </w:t>
+      </w:r>
+      <w:proofErr w:type="spellStart"/>
+      <w:r>
+        <w:t>MediAgent</w:t>
+      </w:r>
+      <w:proofErr w:type="spellEnd"/>
+      <w:r>
+        <w:t xml:space="preserve"> test suite comprises 7 test files with 60+ individual test cases covering 80%+ of the codebase:</w:t>
       </w:r>
     </w:p>
     <w:tbl>
@@ -5155,7 +7241,15 @@
         <w:spacing w:after="0" w:line="480" w:lineRule="auto"/>
       </w:pPr>
       <w:r>
-        <w:t>Expected: Pneumonia diagnosis, prescription_medication start node, Amoxicillin/Azithromycin in drug list</w:t>
+        <w:t xml:space="preserve">Expected: Pneumonia diagnosis, </w:t>
+      </w:r>
+      <w:proofErr w:type="spellStart"/>
+      <w:r>
+        <w:t>prescription_medication</w:t>
+      </w:r>
+      <w:proofErr w:type="spellEnd"/>
+      <w:r>
+        <w:t xml:space="preserve"> start node, Amoxicillin/Azithromycin in drug list</w:t>
       </w:r>
     </w:p>
     <w:p>
@@ -6010,7 +8104,15 @@
         <w:spacing w:after="0" w:line="480" w:lineRule="auto"/>
       </w:pPr>
       <w:r>
-        <w:t>Notes: FOL scores shown are exact computed values from the scoring formula. ML probabilities are estimates based on model architecture and synthetic dataset design; exact values depend on the specific trained model.pkl artifact. Blended confidence = 0.6 × FOL + 0.4 × ML.</w:t>
+        <w:t xml:space="preserve">Notes: FOL scores shown are exact computed values from the scoring formula. ML probabilities are estimates based on model architecture and synthetic dataset design; exact values depend on the specific trained </w:t>
+      </w:r>
+      <w:proofErr w:type="spellStart"/>
+      <w:r>
+        <w:t>model.pkl</w:t>
+      </w:r>
+      <w:proofErr w:type="spellEnd"/>
+      <w:r>
+        <w:t xml:space="preserve"> artifact. Blended confidence = 0.6 × FOL + 0.4 × ML.</w:t>
       </w:r>
     </w:p>
     <w:p>
@@ -6186,12 +8288,14 @@
             <w:pPr>
               <w:spacing w:before="40" w:after="40"/>
             </w:pPr>
+            <w:proofErr w:type="spellStart"/>
             <w:r>
               <w:rPr>
                 <w:sz w:val="22"/>
               </w:rPr>
               <w:t>rest_prescribed</w:t>
             </w:r>
+            <w:proofErr w:type="spellEnd"/>
           </w:p>
         </w:tc>
         <w:tc>
@@ -6202,11 +8306,19 @@
             <w:pPr>
               <w:spacing w:before="40" w:after="40"/>
             </w:pPr>
-            <w:r>
-              <w:rPr>
-                <w:sz w:val="22"/>
-              </w:rPr>
-              <w:t>rest_prescribed → treated</w:t>
+            <w:proofErr w:type="spellStart"/>
+            <w:r>
+              <w:rPr>
+                <w:sz w:val="22"/>
+              </w:rPr>
+              <w:t>rest_prescribed</w:t>
+            </w:r>
+            <w:proofErr w:type="spellEnd"/>
+            <w:r>
+              <w:rPr>
+                <w:sz w:val="22"/>
+              </w:rPr>
+              <w:t xml:space="preserve"> → treated</w:t>
             </w:r>
           </w:p>
         </w:tc>
@@ -6284,12 +8396,14 @@
             <w:pPr>
               <w:spacing w:before="40" w:after="40"/>
             </w:pPr>
+            <w:proofErr w:type="spellStart"/>
             <w:r>
               <w:rPr>
                 <w:sz w:val="22"/>
               </w:rPr>
               <w:t>rest_prescribed</w:t>
             </w:r>
+            <w:proofErr w:type="spellEnd"/>
           </w:p>
         </w:tc>
         <w:tc>
@@ -6300,11 +8414,19 @@
             <w:pPr>
               <w:spacing w:before="40" w:after="40"/>
             </w:pPr>
-            <w:r>
-              <w:rPr>
-                <w:sz w:val="22"/>
-              </w:rPr>
-              <w:t>rest_prescribed → treated</w:t>
+            <w:proofErr w:type="spellStart"/>
+            <w:r>
+              <w:rPr>
+                <w:sz w:val="22"/>
+              </w:rPr>
+              <w:t>rest_prescribed</w:t>
+            </w:r>
+            <w:proofErr w:type="spellEnd"/>
+            <w:r>
+              <w:rPr>
+                <w:sz w:val="22"/>
+              </w:rPr>
+              <w:t xml:space="preserve"> → treated</w:t>
             </w:r>
           </w:p>
         </w:tc>
@@ -6382,12 +8504,14 @@
             <w:pPr>
               <w:spacing w:before="40" w:after="40"/>
             </w:pPr>
+            <w:proofErr w:type="spellStart"/>
             <w:r>
               <w:rPr>
                 <w:sz w:val="22"/>
               </w:rPr>
               <w:t>otc_medication</w:t>
             </w:r>
+            <w:proofErr w:type="spellEnd"/>
           </w:p>
         </w:tc>
         <w:tc>
@@ -6398,11 +8522,19 @@
             <w:pPr>
               <w:spacing w:before="40" w:after="40"/>
             </w:pPr>
-            <w:r>
-              <w:rPr>
-                <w:sz w:val="22"/>
-              </w:rPr>
-              <w:t>otc_medication → treated</w:t>
+            <w:proofErr w:type="spellStart"/>
+            <w:r>
+              <w:rPr>
+                <w:sz w:val="22"/>
+              </w:rPr>
+              <w:t>otc_medication</w:t>
+            </w:r>
+            <w:proofErr w:type="spellEnd"/>
+            <w:r>
+              <w:rPr>
+                <w:sz w:val="22"/>
+              </w:rPr>
+              <w:t xml:space="preserve"> → treated</w:t>
             </w:r>
           </w:p>
         </w:tc>
@@ -6480,12 +8612,14 @@
             <w:pPr>
               <w:spacing w:before="40" w:after="40"/>
             </w:pPr>
+            <w:proofErr w:type="spellStart"/>
             <w:r>
               <w:rPr>
                 <w:sz w:val="22"/>
               </w:rPr>
               <w:t>otc_medication</w:t>
             </w:r>
+            <w:proofErr w:type="spellEnd"/>
           </w:p>
         </w:tc>
         <w:tc>
@@ -6496,11 +8630,19 @@
             <w:pPr>
               <w:spacing w:before="40" w:after="40"/>
             </w:pPr>
-            <w:r>
-              <w:rPr>
-                <w:sz w:val="22"/>
-              </w:rPr>
-              <w:t>otc_medication → treated</w:t>
+            <w:proofErr w:type="spellStart"/>
+            <w:r>
+              <w:rPr>
+                <w:sz w:val="22"/>
+              </w:rPr>
+              <w:t>otc_medication</w:t>
+            </w:r>
+            <w:proofErr w:type="spellEnd"/>
+            <w:r>
+              <w:rPr>
+                <w:sz w:val="22"/>
+              </w:rPr>
+              <w:t xml:space="preserve"> → treated</w:t>
             </w:r>
           </w:p>
         </w:tc>
@@ -6578,12 +8720,14 @@
             <w:pPr>
               <w:spacing w:before="40" w:after="40"/>
             </w:pPr>
+            <w:proofErr w:type="spellStart"/>
             <w:r>
               <w:rPr>
                 <w:sz w:val="22"/>
               </w:rPr>
               <w:t>prescription_medication</w:t>
             </w:r>
+            <w:proofErr w:type="spellEnd"/>
           </w:p>
         </w:tc>
         <w:tc>
@@ -6594,11 +8738,19 @@
             <w:pPr>
               <w:spacing w:before="40" w:after="40"/>
             </w:pPr>
-            <w:r>
-              <w:rPr>
-                <w:sz w:val="22"/>
-              </w:rPr>
-              <w:t>prescription_medication → treated</w:t>
+            <w:proofErr w:type="spellStart"/>
+            <w:r>
+              <w:rPr>
+                <w:sz w:val="22"/>
+              </w:rPr>
+              <w:t>prescription_medication</w:t>
+            </w:r>
+            <w:proofErr w:type="spellEnd"/>
+            <w:r>
+              <w:rPr>
+                <w:sz w:val="22"/>
+              </w:rPr>
+              <w:t xml:space="preserve"> → treated</w:t>
             </w:r>
           </w:p>
         </w:tc>
@@ -6676,12 +8828,14 @@
             <w:pPr>
               <w:spacing w:before="40" w:after="40"/>
             </w:pPr>
+            <w:proofErr w:type="spellStart"/>
             <w:r>
               <w:rPr>
                 <w:sz w:val="22"/>
               </w:rPr>
               <w:t>prescription_medication</w:t>
             </w:r>
+            <w:proofErr w:type="spellEnd"/>
           </w:p>
         </w:tc>
         <w:tc>
@@ -6692,11 +8846,19 @@
             <w:pPr>
               <w:spacing w:before="40" w:after="40"/>
             </w:pPr>
-            <w:r>
-              <w:rPr>
-                <w:sz w:val="22"/>
-              </w:rPr>
-              <w:t>prescription_medication → treated</w:t>
+            <w:proofErr w:type="spellStart"/>
+            <w:r>
+              <w:rPr>
+                <w:sz w:val="22"/>
+              </w:rPr>
+              <w:t>prescription_medication</w:t>
+            </w:r>
+            <w:proofErr w:type="spellEnd"/>
+            <w:r>
+              <w:rPr>
+                <w:sz w:val="22"/>
+              </w:rPr>
+              <w:t xml:space="preserve"> → treated</w:t>
             </w:r>
           </w:p>
         </w:tc>
@@ -6742,6 +8904,7 @@
       <w:r>
         <w:t xml:space="preserve">All A* paths in integration tests terminated at the "treated" node with the minimum-cost route from the severity-start node, as verified by </w:t>
       </w:r>
+      <w:proofErr w:type="spellStart"/>
       <w:r>
         <w:rPr>
           <w:rFonts w:ascii="Courier New" w:hAnsi="Courier New"/>
@@ -6749,9 +8912,11 @@
         </w:rPr>
         <w:t>test_plan_ends_with_treated</w:t>
       </w:r>
+      <w:proofErr w:type="spellEnd"/>
       <w:r>
         <w:t xml:space="preserve"> and </w:t>
       </w:r>
+      <w:proofErr w:type="spellStart"/>
       <w:r>
         <w:rPr>
           <w:rFonts w:ascii="Courier New" w:hAnsi="Courier New"/>
@@ -6759,6 +8924,7 @@
         </w:rPr>
         <w:t>test_plan_pneumonia_starts_with_prescription</w:t>
       </w:r>
+      <w:proofErr w:type="spellEnd"/>
       <w:r>
         <w:t>.</w:t>
       </w:r>
@@ -7719,7 +9885,31 @@
         <w:spacing w:after="0" w:line="480" w:lineRule="auto"/>
       </w:pPr>
       <w:r>
-        <w:t>The FOL inference engine achieves perfect precision for diseases with a highly specific required-symptom set. Migraine (requiring headache + nausea + light_sensitivity) and Type 2 Diabetes (requiring frequent_urination + excessive_thirst) produce FOL scores of 1.0 when all required symptoms are present, eliminating ambiguity at the FOL layer. The multi-turn symptom accumulation correctly handles the Hypothyroidism scenario, where the patient's initial input ("tired") is insufficient and a second turn supplies the diagnostic evidence.</w:t>
+        <w:t xml:space="preserve">The FOL inference engine achieves perfect precision for diseases with a highly specific required-symptom set. Migraine (requiring headache + nausea + </w:t>
+      </w:r>
+      <w:proofErr w:type="spellStart"/>
+      <w:r>
+        <w:t>light_sensitivity</w:t>
+      </w:r>
+      <w:proofErr w:type="spellEnd"/>
+      <w:r>
+        <w:t xml:space="preserve">) and Type 2 Diabetes (requiring </w:t>
+      </w:r>
+      <w:proofErr w:type="spellStart"/>
+      <w:r>
+        <w:t>frequent_urination</w:t>
+      </w:r>
+      <w:proofErr w:type="spellEnd"/>
+      <w:r>
+        <w:t xml:space="preserve"> + </w:t>
+      </w:r>
+      <w:proofErr w:type="spellStart"/>
+      <w:r>
+        <w:t>excessive_thirst</w:t>
+      </w:r>
+      <w:proofErr w:type="spellEnd"/>
+      <w:r>
+        <w:t>) produce FOL scores of 1.0 when all required symptoms are present, eliminating ambiguity at the FOL layer. The multi-turn symptom accumulation correctly handles the Hypothyroidism scenario, where the patient's initial input ("tired") is insufficient and a second turn supplies the diagnostic evidence.</w:t>
       </w:r>
     </w:p>
     <w:p>
@@ -7835,8 +10025,13 @@
       <w:pPr>
         <w:spacing w:after="0" w:line="480" w:lineRule="auto"/>
       </w:pPr>
-      <w:r>
-        <w:t>MediAgent's diagnostic outputs are inherently explainable. The FOL inference engine records exactly which required and supporting symptoms matched for each candidate disease, the blended confidence formula is fully transparent, the A* search produces an explicit ordered pathway rather than a black-box recommendation, and the CSP layer identifies exactly which drug pairs conflict and why. This stands in contrast to deep learning approaches that produce accurate but opaque predictions.</w:t>
+      <w:proofErr w:type="spellStart"/>
+      <w:r>
+        <w:t>MediAgent's</w:t>
+      </w:r>
+      <w:proofErr w:type="spellEnd"/>
+      <w:r>
+        <w:t xml:space="preserve"> diagnostic outputs are inherently explainable. The FOL inference engine records exactly which required and supporting symptoms matched for each candidate disease, the blended confidence formula is fully transparent, the A* search produces an explicit ordered pathway rather than a black-box recommendation, and the CSP layer identifies exactly which drug pairs conflict and why. This stands in contrast to deep learning approaches that produce accurate but opaque predictions.</w:t>
       </w:r>
     </w:p>
     <w:p>
@@ -7945,7 +10140,15 @@
         <w:spacing w:after="0" w:line="480" w:lineRule="auto"/>
       </w:pPr>
       <w:r>
-        <w:t>The current knowledge base covers only 10 diseases and 30 symptoms. The real disease ontology encompasses thousands of conditions and hundreds of thousands of symptom-disease associations. Manually maintaining a hand-crafted FOL rule base at scale is impractical. A probabilistic knowledge base (e.g., a Bayesian network over diseases and symptoms) or integration with a structured medical ontology (e.g., SNOMED CT, ICD-10) would be required for clinical-scale deployment.</w:t>
+        <w:t xml:space="preserve">The current knowledge base covers only 10 diseases and 30 symptoms. The real disease ontology encompasses thousands of conditions and hundreds of thousands of symptom-disease associations. Manually maintaining a hand-crafted FOL rule base at scale is impractical. A probabilistic knowledge base (e.g., a Bayesian network over diseases and symptoms) or integration with a structured medical </w:t>
+      </w:r>
+      <w:proofErr w:type="spellStart"/>
+      <w:r>
+        <w:t>ontology</w:t>
+      </w:r>
+      <w:proofErr w:type="spellEnd"/>
+      <w:r>
+        <w:t xml:space="preserve"> (e.g., SNOMED CT, ICD-10) would be required for clinical-scale deployment.</w:t>
       </w:r>
     </w:p>
     <w:p>
@@ -8045,7 +10248,15 @@
         <w:t>ml/train.py</w:t>
       </w:r>
       <w:r>
-        <w:t xml:space="preserve"> accepts any DataFrame with the 30-symptom binary features and a disease label column.</w:t>
+        <w:t xml:space="preserve"> accepts any </w:t>
+      </w:r>
+      <w:proofErr w:type="spellStart"/>
+      <w:r>
+        <w:t>DataFrame</w:t>
+      </w:r>
+      <w:proofErr w:type="spellEnd"/>
+      <w:r>
+        <w:t xml:space="preserve"> with the 30-symptom binary features and a disease label column.</w:t>
       </w:r>
     </w:p>
     <w:p>
@@ -8083,7 +10294,15 @@
         <w:spacing w:after="0" w:line="480" w:lineRule="auto"/>
       </w:pPr>
       <w:r>
-        <w:t>Extending the synonym resolution table or integrating a multilingual NLP pipeline (e.g., spaCy with multilingual models, or a medical NER model fine-tuned on non-English clinical text) would expand the system's accessibility.</w:t>
+        <w:t xml:space="preserve">Extending the synonym resolution table or integrating a multilingual NLP pipeline (e.g., </w:t>
+      </w:r>
+      <w:proofErr w:type="spellStart"/>
+      <w:r>
+        <w:t>spaCy</w:t>
+      </w:r>
+      <w:proofErr w:type="spellEnd"/>
+      <w:r>
+        <w:t xml:space="preserve"> with multilingual models, or a medical NER model fine-tuned on non-English clinical text) would expand the system's accessibility.</w:t>
       </w:r>
     </w:p>
     <w:p>
@@ -8122,7 +10341,15 @@
         <w:spacing w:after="0" w:line="480" w:lineRule="auto"/>
       </w:pPr>
       <w:r>
-        <w:t>Extending the knowledge base to cover more diseases, a larger symptom vocabulary, and more drug interactions (potentially by parsing structured drug interaction databases such as DrugBank) would increase clinical utility.</w:t>
+        <w:t xml:space="preserve">Extending the knowledge base to cover more diseases, a larger symptom vocabulary, and more drug interactions (potentially by parsing structured drug interaction databases such as </w:t>
+      </w:r>
+      <w:proofErr w:type="spellStart"/>
+      <w:r>
+        <w:t>DrugBank</w:t>
+      </w:r>
+      <w:proofErr w:type="spellEnd"/>
+      <w:r>
+        <w:t>) would increase clinical utility.</w:t>
       </w:r>
     </w:p>
     <w:p>
@@ -8173,7 +10400,31 @@
         <w:spacing w:after="0" w:line="480" w:lineRule="auto"/>
       </w:pPr>
       <w:r>
-        <w:t>This is the most important ethical consideration. MediAgent is an educational demonstration of AI techniques and must not be used to make real clinical decisions. The system prominently displays the disclaimer "Educational demo — not medical advice" in the Streamlit interface, and the ExplanationAgent's fallback message explicitly directs users without a recognized diagnosis to consult a doctor. Any real-world deployment would require clinical validation, regulatory approval, and qualified physician oversight.</w:t>
+        <w:t xml:space="preserve">This is the most important ethical consideration. </w:t>
+      </w:r>
+      <w:proofErr w:type="spellStart"/>
+      <w:r>
+        <w:t>MediAgent</w:t>
+      </w:r>
+      <w:proofErr w:type="spellEnd"/>
+      <w:r>
+        <w:t xml:space="preserve"> is an educational demonstration of AI techniques and must not be used to make real clinical decisions. The system prominently displays the disclaimer "Educational demo — not medical advice" in the </w:t>
+      </w:r>
+      <w:proofErr w:type="spellStart"/>
+      <w:r>
+        <w:t>Streamlit</w:t>
+      </w:r>
+      <w:proofErr w:type="spellEnd"/>
+      <w:r>
+        <w:t xml:space="preserve"> interface, and the </w:t>
+      </w:r>
+      <w:proofErr w:type="spellStart"/>
+      <w:r>
+        <w:t>ExplanationAgent's</w:t>
+      </w:r>
+      <w:proofErr w:type="spellEnd"/>
+      <w:r>
+        <w:t xml:space="preserve"> fallback message explicitly directs users without a recognized diagnosis to consult a doctor. Any real-world deployment would require clinical validation, regulatory approval, and qualified physician oversight.</w:t>
       </w:r>
     </w:p>
     <w:p>
@@ -8215,7 +10466,23 @@
         <w:spacing w:after="0" w:line="480" w:lineRule="auto"/>
       </w:pPr>
       <w:r>
-        <w:t>In its current form, MediAgent processes all user input in-memory within a single Streamlit session and does not persist health data to external storage. Any production deployment would need to address HIPAA compliance (in the United States), GDPR health data provisions (in the EU), and equivalent regulations in other jurisdictions. Patient health data is among the most sensitive categories of personal information.</w:t>
+        <w:t xml:space="preserve">In its current form, </w:t>
+      </w:r>
+      <w:proofErr w:type="spellStart"/>
+      <w:r>
+        <w:t>MediAgent</w:t>
+      </w:r>
+      <w:proofErr w:type="spellEnd"/>
+      <w:r>
+        <w:t xml:space="preserve"> processes all user input in-memory within a single </w:t>
+      </w:r>
+      <w:proofErr w:type="spellStart"/>
+      <w:r>
+        <w:t>Streamlit</w:t>
+      </w:r>
+      <w:proofErr w:type="spellEnd"/>
+      <w:r>
+        <w:t xml:space="preserve"> session and does not persist health data to external storage. Any production deployment would need to address HIPAA compliance (in the United States), GDPR health data provisions (in the EU), and equivalent regulations in other jurisdictions. Patient health data is among the most sensitive categories of personal information.</w:t>
       </w:r>
     </w:p>
     <w:p>
@@ -8234,7 +10501,15 @@
         <w:spacing w:after="0" w:line="480" w:lineRule="auto"/>
       </w:pPr>
       <w:r>
-        <w:t>Users who receive a diagnostic output from MediAgent may be tempted to forgo professional medical consultation, particularly in low-access environments where a doctor is difficult to reach. The system's disclaimers and design must actively discourage this behavior.</w:t>
+        <w:t xml:space="preserve">Users who receive a diagnostic output from </w:t>
+      </w:r>
+      <w:proofErr w:type="spellStart"/>
+      <w:r>
+        <w:t>MediAgent</w:t>
+      </w:r>
+      <w:proofErr w:type="spellEnd"/>
+      <w:r>
+        <w:t xml:space="preserve"> may be tempted to forgo professional medical consultation, particularly in low-access environments where a doctor is difficult to reach. The system's disclaimers and design must actively discourage this behavior.</w:t>
       </w:r>
     </w:p>
     <w:p>
@@ -8371,18 +10646,48 @@
             <w:pPr>
               <w:spacing w:before="40" w:after="40"/>
             </w:pPr>
-            <w:r>
-              <w:rPr>
-                <w:sz w:val="22"/>
-              </w:rPr>
-              <w:t xml:space="preserve">OrchestratorAgent (6-state FSM design, pipeline coordination); overall system architecture; project setup and configuration (requirements.txt, pytest.ini, </w:t>
+            <w:proofErr w:type="spellStart"/>
+            <w:r>
+              <w:rPr>
+                <w:sz w:val="22"/>
+              </w:rPr>
+              <w:t>OrchestratorAgent</w:t>
+            </w:r>
+            <w:proofErr w:type="spellEnd"/>
+            <w:r>
+              <w:rPr>
+                <w:sz w:val="22"/>
+              </w:rPr>
+              <w:t xml:space="preserve"> (6-state FSM design, pipeline coordination); overall system architecture; project setup and configuration (requirements.txt, pytest.ini</w:t>
+            </w:r>
+            <w:proofErr w:type="gramStart"/>
+            <w:r>
+              <w:rPr>
+                <w:sz w:val="22"/>
+              </w:rPr>
+              <w:t xml:space="preserve">, </w:t>
             </w:r>
             <w:r>
               <w:rPr>
                 <w:sz w:val="22"/>
               </w:rPr>
               <w:lastRenderedPageBreak/>
-              <w:t>.gitignore, repo management)</w:t>
+              <w:t>.</w:t>
+            </w:r>
+            <w:proofErr w:type="spellStart"/>
+            <w:r>
+              <w:rPr>
+                <w:sz w:val="22"/>
+              </w:rPr>
+              <w:t>gitignore</w:t>
+            </w:r>
+            <w:proofErr w:type="spellEnd"/>
+            <w:proofErr w:type="gramEnd"/>
+            <w:r>
+              <w:rPr>
+                <w:sz w:val="22"/>
+              </w:rPr>
+              <w:t>, repo management)</w:t>
             </w:r>
           </w:p>
         </w:tc>
@@ -8429,11 +10734,19 @@
                 <w:sz w:val="22"/>
               </w:rPr>
             </w:pPr>
-            <w:r>
-              <w:rPr>
-                <w:sz w:val="22"/>
-              </w:rPr>
-              <w:t>DiagnosisAgent (FOL forward chaining inference engine, confidence blending logic); disease knowledge base (knowledge/disease_rules.py — 10 diseases, 30 symptoms, production rules);</w:t>
+            <w:proofErr w:type="spellStart"/>
+            <w:r>
+              <w:rPr>
+                <w:sz w:val="22"/>
+              </w:rPr>
+              <w:t>DiagnosisAgent</w:t>
+            </w:r>
+            <w:proofErr w:type="spellEnd"/>
+            <w:r>
+              <w:rPr>
+                <w:sz w:val="22"/>
+              </w:rPr>
+              <w:t xml:space="preserve"> (FOL forward chaining inference engine, confidence blending logic); disease knowledge base (knowledge/disease_rules.py — 10 diseases, 30 symptoms, production rules);</w:t>
             </w:r>
           </w:p>
           <w:p>
@@ -8494,7 +10807,21 @@
               <w:rPr>
                 <w:sz w:val="22"/>
               </w:rPr>
-              <w:t>Naive Bayes ML pipeline (ml/dataset_generator.py, ml/train.py — synthetic data generation, training, validation); SymptomCollectionAgent (NLP synonym resolution table, two-pass symptom extraction)</w:t>
+              <w:t xml:space="preserve">Naive Bayes ML pipeline (ml/dataset_generator.py, ml/train.py — synthetic data generation, training, validation); </w:t>
+            </w:r>
+            <w:proofErr w:type="spellStart"/>
+            <w:r>
+              <w:rPr>
+                <w:sz w:val="22"/>
+              </w:rPr>
+              <w:t>SymptomCollectionAgent</w:t>
+            </w:r>
+            <w:proofErr w:type="spellEnd"/>
+            <w:r>
+              <w:rPr>
+                <w:sz w:val="22"/>
+              </w:rPr>
+              <w:t xml:space="preserve"> (NLP synonym resolution table, two-pass symptom extraction)</w:t>
             </w:r>
           </w:p>
         </w:tc>
@@ -8540,11 +10867,19 @@
                 <w:sz w:val="22"/>
               </w:rPr>
             </w:pPr>
-            <w:r>
-              <w:rPr>
-                <w:sz w:val="22"/>
-              </w:rPr>
-              <w:t>TreatmentPlannerAgent (A* heuristic search implementation, severity-to-start-node mapping); treatment graph knowledge base (knowledge/treatment_graph.py — 7 nodes, 10 edges,</w:t>
+            <w:proofErr w:type="spellStart"/>
+            <w:r>
+              <w:rPr>
+                <w:sz w:val="22"/>
+              </w:rPr>
+              <w:t>TreatmentPlannerAgent</w:t>
+            </w:r>
+            <w:proofErr w:type="spellEnd"/>
+            <w:r>
+              <w:rPr>
+                <w:sz w:val="22"/>
+              </w:rPr>
+              <w:t xml:space="preserve"> (A* heuristic search implementation, severity-to-start-node mapping); treatment graph knowledge base (knowledge/treatment_graph.py — 7 nodes, 10 edges,</w:t>
             </w:r>
             <w:r>
               <w:rPr>
@@ -8556,7 +10891,21 @@
               <w:rPr>
                 <w:sz w:val="22"/>
               </w:rPr>
-              <w:t>heuristics); DrugSafetyAgent (CSP formulation, drug interaction constraint checking, alternatives)</w:t>
+              <w:t xml:space="preserve">heuristics); </w:t>
+            </w:r>
+            <w:proofErr w:type="spellStart"/>
+            <w:r>
+              <w:rPr>
+                <w:sz w:val="22"/>
+              </w:rPr>
+              <w:t>DrugSafetyAgent</w:t>
+            </w:r>
+            <w:proofErr w:type="spellEnd"/>
+            <w:r>
+              <w:rPr>
+                <w:sz w:val="22"/>
+              </w:rPr>
+              <w:t xml:space="preserve"> (CSP formulation, drug interaction constraint checking, alternatives)</w:t>
             </w:r>
           </w:p>
         </w:tc>
@@ -8610,11 +10959,33 @@
                 <w:sz w:val="22"/>
               </w:rPr>
             </w:pPr>
-            <w:r>
-              <w:rPr>
-                <w:sz w:val="22"/>
-              </w:rPr>
-              <w:t>ExplanationAgent (NLG template-driven report generation); Streamlit UI (ui/app.py — chat interface, session history, CSS styling); full test suite (7 test files, 60+ unit and</w:t>
+            <w:proofErr w:type="spellStart"/>
+            <w:r>
+              <w:rPr>
+                <w:sz w:val="22"/>
+              </w:rPr>
+              <w:t>ExplanationAgent</w:t>
+            </w:r>
+            <w:proofErr w:type="spellEnd"/>
+            <w:r>
+              <w:rPr>
+                <w:sz w:val="22"/>
+              </w:rPr>
+              <w:t xml:space="preserve"> (NLG template-driven report generation); </w:t>
+            </w:r>
+            <w:proofErr w:type="spellStart"/>
+            <w:r>
+              <w:rPr>
+                <w:sz w:val="22"/>
+              </w:rPr>
+              <w:t>Streamlit</w:t>
+            </w:r>
+            <w:proofErr w:type="spellEnd"/>
+            <w:r>
+              <w:rPr>
+                <w:sz w:val="22"/>
+              </w:rPr>
+              <w:t xml:space="preserve"> UI (ui/app.py — chat interface, session history, CSS styling); full test suite (7 test files, 60+ unit and</w:t>
             </w:r>
             <w:r>
               <w:rPr>
@@ -8712,11 +11083,19 @@
             <w:pPr>
               <w:spacing w:before="40" w:after="40"/>
             </w:pPr>
-            <w:r>
-              <w:rPr>
-                <w:sz w:val="22"/>
-              </w:rPr>
-              <w:t>OrchestratorAgent / FSM design</w:t>
+            <w:proofErr w:type="spellStart"/>
+            <w:r>
+              <w:rPr>
+                <w:sz w:val="22"/>
+              </w:rPr>
+              <w:t>OrchestratorAgent</w:t>
+            </w:r>
+            <w:proofErr w:type="spellEnd"/>
+            <w:r>
+              <w:rPr>
+                <w:sz w:val="22"/>
+              </w:rPr>
+              <w:t xml:space="preserve"> / FSM design</w:t>
             </w:r>
           </w:p>
         </w:tc>
@@ -8747,11 +11126,19 @@
             <w:pPr>
               <w:spacing w:before="40" w:after="40"/>
             </w:pPr>
-            <w:r>
-              <w:rPr>
-                <w:sz w:val="22"/>
-              </w:rPr>
-              <w:t>SymptomCollectionAgent / NLP synonym mapping</w:t>
+            <w:proofErr w:type="spellStart"/>
+            <w:r>
+              <w:rPr>
+                <w:sz w:val="22"/>
+              </w:rPr>
+              <w:t>SymptomCollectionAgent</w:t>
+            </w:r>
+            <w:proofErr w:type="spellEnd"/>
+            <w:r>
+              <w:rPr>
+                <w:sz w:val="22"/>
+              </w:rPr>
+              <w:t xml:space="preserve"> / NLP synonym mapping</w:t>
             </w:r>
           </w:p>
         </w:tc>
@@ -8782,11 +11169,19 @@
             <w:pPr>
               <w:spacing w:before="40" w:after="40"/>
             </w:pPr>
-            <w:r>
-              <w:rPr>
-                <w:sz w:val="22"/>
-              </w:rPr>
-              <w:t>DiagnosisAgent / FOL inference engine</w:t>
+            <w:proofErr w:type="spellStart"/>
+            <w:r>
+              <w:rPr>
+                <w:sz w:val="22"/>
+              </w:rPr>
+              <w:t>DiagnosisAgent</w:t>
+            </w:r>
+            <w:proofErr w:type="spellEnd"/>
+            <w:r>
+              <w:rPr>
+                <w:sz w:val="22"/>
+              </w:rPr>
+              <w:t xml:space="preserve"> / FOL inference engine</w:t>
             </w:r>
           </w:p>
         </w:tc>
@@ -8878,12 +11273,20 @@
             <w:pPr>
               <w:spacing w:before="40" w:after="40"/>
             </w:pPr>
+            <w:proofErr w:type="spellStart"/>
             <w:r>
               <w:rPr>
                 <w:sz w:val="22"/>
               </w:rPr>
               <w:lastRenderedPageBreak/>
-              <w:t>TreatmentPlannerAgent / A* search</w:t>
+              <w:t>TreatmentPlannerAgent</w:t>
+            </w:r>
+            <w:proofErr w:type="spellEnd"/>
+            <w:r>
+              <w:rPr>
+                <w:sz w:val="22"/>
+              </w:rPr>
+              <w:t xml:space="preserve"> / A* search</w:t>
             </w:r>
           </w:p>
         </w:tc>
@@ -8927,11 +11330,19 @@
             <w:pPr>
               <w:spacing w:before="40" w:after="40"/>
             </w:pPr>
-            <w:r>
-              <w:rPr>
-                <w:sz w:val="22"/>
-              </w:rPr>
-              <w:t>DrugSafetyAgent / CSP formulation</w:t>
+            <w:proofErr w:type="spellStart"/>
+            <w:r>
+              <w:rPr>
+                <w:sz w:val="22"/>
+              </w:rPr>
+              <w:t>DrugSafetyAgent</w:t>
+            </w:r>
+            <w:proofErr w:type="spellEnd"/>
+            <w:r>
+              <w:rPr>
+                <w:sz w:val="22"/>
+              </w:rPr>
+              <w:t xml:space="preserve"> / CSP formulation</w:t>
             </w:r>
           </w:p>
         </w:tc>
@@ -8975,11 +11386,19 @@
             <w:pPr>
               <w:spacing w:before="40" w:after="40"/>
             </w:pPr>
-            <w:r>
-              <w:rPr>
-                <w:sz w:val="22"/>
-              </w:rPr>
-              <w:t>ExplanationAgent / NLG report</w:t>
+            <w:proofErr w:type="spellStart"/>
+            <w:r>
+              <w:rPr>
+                <w:sz w:val="22"/>
+              </w:rPr>
+              <w:t>ExplanationAgent</w:t>
+            </w:r>
+            <w:proofErr w:type="spellEnd"/>
+            <w:r>
+              <w:rPr>
+                <w:sz w:val="22"/>
+              </w:rPr>
+              <w:t xml:space="preserve"> / NLG report</w:t>
             </w:r>
           </w:p>
         </w:tc>
@@ -9010,11 +11429,19 @@
             <w:pPr>
               <w:spacing w:before="40" w:after="40"/>
             </w:pPr>
-            <w:r>
-              <w:rPr>
-                <w:sz w:val="22"/>
-              </w:rPr>
-              <w:t>Streamlit UI</w:t>
+            <w:proofErr w:type="spellStart"/>
+            <w:r>
+              <w:rPr>
+                <w:sz w:val="22"/>
+              </w:rPr>
+              <w:t>Streamlit</w:t>
+            </w:r>
+            <w:proofErr w:type="spellEnd"/>
+            <w:r>
+              <w:rPr>
+                <w:sz w:val="22"/>
+              </w:rPr>
+              <w:t xml:space="preserve"> UI</w:t>
             </w:r>
           </w:p>
         </w:tc>
@@ -9147,7 +11574,23 @@
         <w:spacing w:after="0" w:line="480" w:lineRule="auto"/>
       </w:pPr>
       <w:r>
-        <w:t xml:space="preserve">2. Pedregosa, F., Varoquaux, G., Gramfort, A., Michel, V., Thirion, B., Grisel, O., ... &amp; Duchesnay, É. (2011). Scikit-learn: Machine learning in Python. </w:t>
+        <w:t xml:space="preserve">2. Pedregosa, F., </w:t>
+      </w:r>
+      <w:proofErr w:type="spellStart"/>
+      <w:r>
+        <w:t>Varoquaux</w:t>
+      </w:r>
+      <w:proofErr w:type="spellEnd"/>
+      <w:r>
+        <w:t xml:space="preserve">, G., </w:t>
+      </w:r>
+      <w:proofErr w:type="spellStart"/>
+      <w:r>
+        <w:t>Gramfort</w:t>
+      </w:r>
+      <w:proofErr w:type="spellEnd"/>
+      <w:r>
+        <w:t xml:space="preserve">, A., Michel, V., Thirion, B., Grisel, O., ... &amp; Duchesnay, É. (2011). Scikit-learn: Machine learning in Python. </w:t>
       </w:r>
       <w:r>
         <w:rPr>
@@ -9158,13 +11601,33 @@
       <w:r>
         <w:t xml:space="preserve">, 12, 2825–2830. [Naive Bayes implementation: </w:t>
       </w:r>
-      <w:r>
-        <w:rPr>
-          <w:rFonts w:ascii="Courier New" w:hAnsi="Courier New"/>
-          <w:sz w:val="20"/>
-        </w:rPr>
-        <w:t>sklearn.naive_bayes.MultinomialNB</w:t>
-      </w:r>
+      <w:proofErr w:type="spellStart"/>
+      <w:proofErr w:type="gramStart"/>
+      <w:r>
+        <w:rPr>
+          <w:rFonts w:ascii="Courier New" w:hAnsi="Courier New"/>
+          <w:sz w:val="20"/>
+        </w:rPr>
+        <w:t>sklearn.naive</w:t>
+      </w:r>
+      <w:proofErr w:type="gramEnd"/>
+      <w:r>
+        <w:rPr>
+          <w:rFonts w:ascii="Courier New" w:hAnsi="Courier New"/>
+          <w:sz w:val="20"/>
+        </w:rPr>
+        <w:t>_</w:t>
+      </w:r>
+      <w:proofErr w:type="gramStart"/>
+      <w:r>
+        <w:rPr>
+          <w:rFonts w:ascii="Courier New" w:hAnsi="Courier New"/>
+          <w:sz w:val="20"/>
+        </w:rPr>
+        <w:t>bayes.MultinomialNB</w:t>
+      </w:r>
+      <w:proofErr w:type="spellEnd"/>
+      <w:proofErr w:type="gramEnd"/>
       <w:r>
         <w:t>]</w:t>
       </w:r>
@@ -9174,7 +11637,15 @@
         <w:spacing w:after="0" w:line="480" w:lineRule="auto"/>
       </w:pPr>
       <w:r>
-        <w:t xml:space="preserve">3. Hagberg, A. A., Schult, D. A., &amp; Swart, P. J. (2008). Exploring network structure, dynamics, and function using NetworkX. In </w:t>
+        <w:t xml:space="preserve">3. Hagberg, A. A., Schult, D. A., &amp; Swart, P. J. (2008). Exploring network structure, dynamics, and function using </w:t>
+      </w:r>
+      <w:proofErr w:type="spellStart"/>
+      <w:r>
+        <w:t>NetworkX</w:t>
+      </w:r>
+      <w:proofErr w:type="spellEnd"/>
+      <w:r>
+        <w:t xml:space="preserve">. In </w:t>
       </w:r>
       <w:r>
         <w:rPr>
@@ -9185,13 +11656,24 @@
       <w:r>
         <w:t xml:space="preserve"> (pp. 11–15). [A* search on directed graph: </w:t>
       </w:r>
-      <w:r>
-        <w:rPr>
-          <w:rFonts w:ascii="Courier New" w:hAnsi="Courier New"/>
-          <w:sz w:val="20"/>
-        </w:rPr>
-        <w:t>networkx.astar_path</w:t>
-      </w:r>
+      <w:proofErr w:type="spellStart"/>
+      <w:proofErr w:type="gramStart"/>
+      <w:r>
+        <w:rPr>
+          <w:rFonts w:ascii="Courier New" w:hAnsi="Courier New"/>
+          <w:sz w:val="20"/>
+        </w:rPr>
+        <w:t>networkx.astar</w:t>
+      </w:r>
+      <w:proofErr w:type="gramEnd"/>
+      <w:r>
+        <w:rPr>
+          <w:rFonts w:ascii="Courier New" w:hAnsi="Courier New"/>
+          <w:sz w:val="20"/>
+        </w:rPr>
+        <w:t>_path</w:t>
+      </w:r>
+      <w:proofErr w:type="spellEnd"/>
       <w:r>
         <w:t>]</w:t>
       </w:r>
@@ -9212,6 +11694,8 @@
       <w:r>
         <w:t xml:space="preserve">. [CSP drug interaction checking: </w:t>
       </w:r>
+      <w:proofErr w:type="spellStart"/>
+      <w:proofErr w:type="gramStart"/>
       <w:r>
         <w:rPr>
           <w:rFonts w:ascii="Courier New" w:hAnsi="Courier New"/>
@@ -9219,6 +11703,8 @@
         </w:rPr>
         <w:t>constraint.Problem</w:t>
       </w:r>
+      <w:proofErr w:type="spellEnd"/>
+      <w:proofErr w:type="gramEnd"/>
       <w:r>
         <w:t>]</w:t>
       </w:r>
@@ -9228,13 +11714,29 @@
         <w:spacing w:after="0" w:line="480" w:lineRule="auto"/>
       </w:pPr>
       <w:r>
-        <w:t xml:space="preserve">5. Streamlit Inc. (2023). </w:t>
-      </w:r>
+        <w:t xml:space="preserve">5. </w:t>
+      </w:r>
+      <w:proofErr w:type="spellStart"/>
+      <w:r>
+        <w:t>Streamlit</w:t>
+      </w:r>
+      <w:proofErr w:type="spellEnd"/>
+      <w:r>
+        <w:t xml:space="preserve"> Inc. (2023). </w:t>
+      </w:r>
+      <w:proofErr w:type="spellStart"/>
       <w:r>
         <w:rPr>
           <w:i/>
         </w:rPr>
-        <w:t>Streamlit Documentation</w:t>
+        <w:t>Streamlit</w:t>
+      </w:r>
+      <w:proofErr w:type="spellEnd"/>
+      <w:r>
+        <w:rPr>
+          <w:i/>
+        </w:rPr>
+        <w:t xml:space="preserve"> Documentation</w:t>
       </w:r>
       <w:r>
         <w:t xml:space="preserve"> (Version 1.x). Retrieved from https://docs.streamlit.io [Chat interface implementation]</w:t>
@@ -9297,7 +11799,15 @@
         <w:spacing w:after="0" w:line="480" w:lineRule="auto"/>
       </w:pPr>
       <w:r>
-        <w:t xml:space="preserve">9. Shortliffe, E. H., &amp; Buchanan, B. G. (1975). A model of inexact reasoning in medicine. </w:t>
+        <w:t xml:space="preserve">9. </w:t>
+      </w:r>
+      <w:proofErr w:type="spellStart"/>
+      <w:r>
+        <w:t>Shortliffe</w:t>
+      </w:r>
+      <w:proofErr w:type="spellEnd"/>
+      <w:r>
+        <w:t xml:space="preserve">, E. H., &amp; Buchanan, B. G. (1975). A model of inexact reasoning in medicine. </w:t>
       </w:r>
       <w:r>
         <w:rPr>
@@ -9349,12 +11859,21 @@
         <w:spacing w:before="40" w:after="40" w:line="240" w:lineRule="auto"/>
         <w:ind w:left="432"/>
       </w:pPr>
-      <w:r>
-        <w:rPr>
-          <w:rFonts w:ascii="Courier New" w:hAnsi="Courier New"/>
-          <w:sz w:val="20"/>
-        </w:rPr>
-        <w:t>mediagent/</w:t>
+      <w:proofErr w:type="spellStart"/>
+      <w:r>
+        <w:rPr>
+          <w:rFonts w:ascii="Courier New" w:hAnsi="Courier New"/>
+          <w:sz w:val="20"/>
+        </w:rPr>
+        <w:t>mediagent</w:t>
+      </w:r>
+      <w:proofErr w:type="spellEnd"/>
+      <w:r>
+        <w:rPr>
+          <w:rFonts w:ascii="Courier New" w:hAnsi="Courier New"/>
+          <w:sz w:val="20"/>
+        </w:rPr>
+        <w:t>/</w:t>
       </w:r>
     </w:p>
     <w:p>
@@ -9575,7 +12094,23 @@
           <w:rFonts w:ascii="Courier New" w:hAnsi="Courier New"/>
           <w:sz w:val="20"/>
         </w:rPr>
-        <w:t>│   ├── train.py                 # MultinomialNB training pipeline</w:t>
+        <w:t xml:space="preserve">│   ├── train.py                 # </w:t>
+      </w:r>
+      <w:proofErr w:type="spellStart"/>
+      <w:r>
+        <w:rPr>
+          <w:rFonts w:ascii="Courier New" w:hAnsi="Courier New"/>
+          <w:sz w:val="20"/>
+        </w:rPr>
+        <w:t>MultinomialNB</w:t>
+      </w:r>
+      <w:proofErr w:type="spellEnd"/>
+      <w:r>
+        <w:rPr>
+          <w:rFonts w:ascii="Courier New" w:hAnsi="Courier New"/>
+          <w:sz w:val="20"/>
+        </w:rPr>
+        <w:t xml:space="preserve"> training pipeline</w:t>
       </w:r>
     </w:p>
     <w:p>
@@ -9588,7 +12123,39 @@
           <w:rFonts w:ascii="Courier New" w:hAnsi="Courier New"/>
           <w:sz w:val="20"/>
         </w:rPr>
-        <w:t>│   └── model.pkl                # Serialised trained model (generated)</w:t>
+        <w:t xml:space="preserve">│   └── </w:t>
+      </w:r>
+      <w:proofErr w:type="spellStart"/>
+      <w:r>
+        <w:rPr>
+          <w:rFonts w:ascii="Courier New" w:hAnsi="Courier New"/>
+          <w:sz w:val="20"/>
+        </w:rPr>
+        <w:t>model.pkl</w:t>
+      </w:r>
+      <w:proofErr w:type="spellEnd"/>
+      <w:r>
+        <w:rPr>
+          <w:rFonts w:ascii="Courier New" w:hAnsi="Courier New"/>
+          <w:sz w:val="20"/>
+        </w:rPr>
+        <w:t xml:space="preserve">                # </w:t>
+      </w:r>
+      <w:proofErr w:type="spellStart"/>
+      <w:r>
+        <w:rPr>
+          <w:rFonts w:ascii="Courier New" w:hAnsi="Courier New"/>
+          <w:sz w:val="20"/>
+        </w:rPr>
+        <w:t>Serialised</w:t>
+      </w:r>
+      <w:proofErr w:type="spellEnd"/>
+      <w:r>
+        <w:rPr>
+          <w:rFonts w:ascii="Courier New" w:hAnsi="Courier New"/>
+          <w:sz w:val="20"/>
+        </w:rPr>
+        <w:t xml:space="preserve"> trained model (generated)</w:t>
       </w:r>
     </w:p>
     <w:p>
@@ -9602,7 +12169,23 @@
           <w:sz w:val="20"/>
         </w:rPr>
         <w:lastRenderedPageBreak/>
-        <w:t>├── ui/</w:t>
+        <w:t xml:space="preserve">├── </w:t>
+      </w:r>
+      <w:proofErr w:type="spellStart"/>
+      <w:r>
+        <w:rPr>
+          <w:rFonts w:ascii="Courier New" w:hAnsi="Courier New"/>
+          <w:sz w:val="20"/>
+        </w:rPr>
+        <w:t>ui</w:t>
+      </w:r>
+      <w:proofErr w:type="spellEnd"/>
+      <w:r>
+        <w:rPr>
+          <w:rFonts w:ascii="Courier New" w:hAnsi="Courier New"/>
+          <w:sz w:val="20"/>
+        </w:rPr>
+        <w:t>/</w:t>
       </w:r>
     </w:p>
     <w:p>
@@ -9628,7 +12211,23 @@
           <w:rFonts w:ascii="Courier New" w:hAnsi="Courier New"/>
           <w:sz w:val="20"/>
         </w:rPr>
-        <w:t>│   └── app.py                   # Streamlit chat interface</w:t>
+        <w:t xml:space="preserve">│   └── app.py                   # </w:t>
+      </w:r>
+      <w:proofErr w:type="spellStart"/>
+      <w:r>
+        <w:rPr>
+          <w:rFonts w:ascii="Courier New" w:hAnsi="Courier New"/>
+          <w:sz w:val="20"/>
+        </w:rPr>
+        <w:t>Streamlit</w:t>
+      </w:r>
+      <w:proofErr w:type="spellEnd"/>
+      <w:r>
+        <w:rPr>
+          <w:rFonts w:ascii="Courier New" w:hAnsi="Courier New"/>
+          <w:sz w:val="20"/>
+        </w:rPr>
+        <w:t xml:space="preserve"> chat interface</w:t>
       </w:r>
     </w:p>
     <w:p>
@@ -9808,8 +12407,81 @@
           <w:rFonts w:ascii="Courier New" w:hAnsi="Courier New"/>
           <w:sz w:val="20"/>
         </w:rPr>
-        <w:t>pip install streamlit scikit-learn networkx python-constraint numpy pandas joblib python-dotenv</w:t>
-      </w:r>
+        <w:t xml:space="preserve">pip install </w:t>
+      </w:r>
+      <w:proofErr w:type="spellStart"/>
+      <w:r>
+        <w:rPr>
+          <w:rFonts w:ascii="Courier New" w:hAnsi="Courier New"/>
+          <w:sz w:val="20"/>
+        </w:rPr>
+        <w:t>streamlit</w:t>
+      </w:r>
+      <w:proofErr w:type="spellEnd"/>
+      <w:r>
+        <w:rPr>
+          <w:rFonts w:ascii="Courier New" w:hAnsi="Courier New"/>
+          <w:sz w:val="20"/>
+        </w:rPr>
+        <w:t xml:space="preserve"> scikit-learn </w:t>
+      </w:r>
+      <w:proofErr w:type="spellStart"/>
+      <w:r>
+        <w:rPr>
+          <w:rFonts w:ascii="Courier New" w:hAnsi="Courier New"/>
+          <w:sz w:val="20"/>
+        </w:rPr>
+        <w:t>networkx</w:t>
+      </w:r>
+      <w:proofErr w:type="spellEnd"/>
+      <w:r>
+        <w:rPr>
+          <w:rFonts w:ascii="Courier New" w:hAnsi="Courier New"/>
+          <w:sz w:val="20"/>
+        </w:rPr>
+        <w:t xml:space="preserve"> python-constraint </w:t>
+      </w:r>
+      <w:proofErr w:type="spellStart"/>
+      <w:r>
+        <w:rPr>
+          <w:rFonts w:ascii="Courier New" w:hAnsi="Courier New"/>
+          <w:sz w:val="20"/>
+        </w:rPr>
+        <w:t>numpy</w:t>
+      </w:r>
+      <w:proofErr w:type="spellEnd"/>
+      <w:r>
+        <w:rPr>
+          <w:rFonts w:ascii="Courier New" w:hAnsi="Courier New"/>
+          <w:sz w:val="20"/>
+        </w:rPr>
+        <w:t xml:space="preserve"> pandas </w:t>
+      </w:r>
+      <w:proofErr w:type="spellStart"/>
+      <w:r>
+        <w:rPr>
+          <w:rFonts w:ascii="Courier New" w:hAnsi="Courier New"/>
+          <w:sz w:val="20"/>
+        </w:rPr>
+        <w:t>joblib</w:t>
+      </w:r>
+      <w:proofErr w:type="spellEnd"/>
+      <w:r>
+        <w:rPr>
+          <w:rFonts w:ascii="Courier New" w:hAnsi="Courier New"/>
+          <w:sz w:val="20"/>
+        </w:rPr>
+        <w:t xml:space="preserve"> python-</w:t>
+      </w:r>
+      <w:proofErr w:type="spellStart"/>
+      <w:r>
+        <w:rPr>
+          <w:rFonts w:ascii="Courier New" w:hAnsi="Courier New"/>
+          <w:sz w:val="20"/>
+        </w:rPr>
+        <w:t>dotenv</w:t>
+      </w:r>
+      <w:proofErr w:type="spellEnd"/>
     </w:p>
     <w:p>
       <w:pPr>
@@ -9851,12 +12523,85 @@
         <w:spacing w:before="40" w:after="40" w:line="240" w:lineRule="auto"/>
         <w:ind w:left="432"/>
       </w:pPr>
-      <w:r>
-        <w:rPr>
-          <w:rFonts w:ascii="Courier New" w:hAnsi="Courier New"/>
-          <w:sz w:val="20"/>
-        </w:rPr>
-        <w:t>pytest tests/ --cov=agents --cov=knowledge --cov=ml --cov-report=term-missing</w:t>
+      <w:proofErr w:type="spellStart"/>
+      <w:r>
+        <w:rPr>
+          <w:rFonts w:ascii="Courier New" w:hAnsi="Courier New"/>
+          <w:sz w:val="20"/>
+        </w:rPr>
+        <w:t>pytest</w:t>
+      </w:r>
+      <w:proofErr w:type="spellEnd"/>
+      <w:r>
+        <w:rPr>
+          <w:rFonts w:ascii="Courier New" w:hAnsi="Courier New"/>
+          <w:sz w:val="20"/>
+        </w:rPr>
+        <w:t xml:space="preserve"> tests/ --</w:t>
+      </w:r>
+      <w:proofErr w:type="spellStart"/>
+      <w:r>
+        <w:rPr>
+          <w:rFonts w:ascii="Courier New" w:hAnsi="Courier New"/>
+          <w:sz w:val="20"/>
+        </w:rPr>
+        <w:t>cov</w:t>
+      </w:r>
+      <w:proofErr w:type="spellEnd"/>
+      <w:r>
+        <w:rPr>
+          <w:rFonts w:ascii="Courier New" w:hAnsi="Courier New"/>
+          <w:sz w:val="20"/>
+        </w:rPr>
+        <w:t>=agents --</w:t>
+      </w:r>
+      <w:proofErr w:type="spellStart"/>
+      <w:r>
+        <w:rPr>
+          <w:rFonts w:ascii="Courier New" w:hAnsi="Courier New"/>
+          <w:sz w:val="20"/>
+        </w:rPr>
+        <w:t>cov</w:t>
+      </w:r>
+      <w:proofErr w:type="spellEnd"/>
+      <w:r>
+        <w:rPr>
+          <w:rFonts w:ascii="Courier New" w:hAnsi="Courier New"/>
+          <w:sz w:val="20"/>
+        </w:rPr>
+        <w:t>=knowledge --</w:t>
+      </w:r>
+      <w:proofErr w:type="spellStart"/>
+      <w:r>
+        <w:rPr>
+          <w:rFonts w:ascii="Courier New" w:hAnsi="Courier New"/>
+          <w:sz w:val="20"/>
+        </w:rPr>
+        <w:t>cov</w:t>
+      </w:r>
+      <w:proofErr w:type="spellEnd"/>
+      <w:r>
+        <w:rPr>
+          <w:rFonts w:ascii="Courier New" w:hAnsi="Courier New"/>
+          <w:sz w:val="20"/>
+        </w:rPr>
+        <w:t>=ml --</w:t>
+      </w:r>
+      <w:proofErr w:type="spellStart"/>
+      <w:r>
+        <w:rPr>
+          <w:rFonts w:ascii="Courier New" w:hAnsi="Courier New"/>
+          <w:sz w:val="20"/>
+        </w:rPr>
+        <w:t>cov</w:t>
+      </w:r>
+      <w:proofErr w:type="spellEnd"/>
+      <w:r>
+        <w:rPr>
+          <w:rFonts w:ascii="Courier New" w:hAnsi="Courier New"/>
+          <w:sz w:val="20"/>
+        </w:rPr>
+        <w:t>-report=term-missing</w:t>
       </w:r>
     </w:p>
     <w:p>
@@ -9867,7 +12612,21 @@
         <w:rPr>
           <w:b/>
         </w:rPr>
-        <w:t>Launch the Streamlit interface:</w:t>
+        <w:t xml:space="preserve">Launch the </w:t>
+      </w:r>
+      <w:proofErr w:type="spellStart"/>
+      <w:r>
+        <w:rPr>
+          <w:b/>
+        </w:rPr>
+        <w:t>Streamlit</w:t>
+      </w:r>
+      <w:proofErr w:type="spellEnd"/>
+      <w:r>
+        <w:rPr>
+          <w:b/>
+        </w:rPr>
+        <w:t xml:space="preserve"> interface:</w:t>
       </w:r>
     </w:p>
     <w:p>
@@ -9875,12 +12634,21 @@
         <w:spacing w:before="40" w:after="40" w:line="240" w:lineRule="auto"/>
         <w:ind w:left="432"/>
       </w:pPr>
-      <w:r>
-        <w:rPr>
-          <w:rFonts w:ascii="Courier New" w:hAnsi="Courier New"/>
-          <w:sz w:val="20"/>
-        </w:rPr>
-        <w:t>streamlit run ui/app.py</w:t>
+      <w:proofErr w:type="spellStart"/>
+      <w:r>
+        <w:rPr>
+          <w:rFonts w:ascii="Courier New" w:hAnsi="Courier New"/>
+          <w:sz w:val="20"/>
+        </w:rPr>
+        <w:t>streamlit</w:t>
+      </w:r>
+      <w:proofErr w:type="spellEnd"/>
+      <w:r>
+        <w:rPr>
+          <w:rFonts w:ascii="Courier New" w:hAnsi="Courier New"/>
+          <w:sz w:val="20"/>
+        </w:rPr>
+        <w:t xml:space="preserve"> run ui/app.py</w:t>
       </w:r>
     </w:p>
     <w:p>
@@ -9896,11 +12664,25 @@
         <w:rPr>
           <w:i/>
         </w:rPr>
-        <w:t>This report was prepared as an academic submission for an Artificial Intelligence course. MediAgent is an educational prototype and is not intended for clinical use. Always consult a qualified medical professional for health concerns.</w:t>
+        <w:t xml:space="preserve">This report was prepared as an academic submission for an Artificial Intelligence course. </w:t>
+      </w:r>
+      <w:proofErr w:type="spellStart"/>
+      <w:r>
+        <w:rPr>
+          <w:i/>
+        </w:rPr>
+        <w:t>MediAgent</w:t>
+      </w:r>
+      <w:proofErr w:type="spellEnd"/>
+      <w:r>
+        <w:rPr>
+          <w:i/>
+        </w:rPr>
+        <w:t xml:space="preserve"> is an educational prototype and is not intended for clinical use. Always consult a qualified medical professional for health concerns.</w:t>
       </w:r>
     </w:p>
     <w:sectPr>
-      <w:footerReference w:type="default" r:id="rId8"/>
+      <w:footerReference w:type="default" r:id="rId9"/>
       <w:pgSz w:w="12240" w:h="15840"/>
       <w:pgMar w:top="1440" w:right="1440" w:bottom="1440" w:left="1440" w:header="720" w:footer="720" w:gutter="0"/>
       <w:cols w:space="720"/>
@@ -10799,6 +13581,7 @@
   <w:style w:type="character" w:default="1" w:styleId="DefaultParagraphFont">
     <w:name w:val="Default Paragraph Font"/>
     <w:uiPriority w:val="1"/>
+    <w:semiHidden/>
     <w:unhideWhenUsed/>
   </w:style>
   <w:style w:type="table" w:default="1" w:styleId="TableNormal">
@@ -21574,6 +24357,29 @@
       </w:tcPr>
     </w:tblStylePr>
   </w:style>
+  <w:style w:type="character" w:styleId="Hyperlink">
+    <w:name w:val="Hyperlink"/>
+    <w:basedOn w:val="DefaultParagraphFont"/>
+    <w:uiPriority w:val="99"/>
+    <w:unhideWhenUsed/>
+    <w:rsid w:val="00240974"/>
+    <w:rPr>
+      <w:color w:val="0000FF" w:themeColor="hyperlink"/>
+      <w:u w:val="single"/>
+    </w:rPr>
+  </w:style>
+  <w:style w:type="character" w:styleId="UnresolvedMention">
+    <w:name w:val="Unresolved Mention"/>
+    <w:basedOn w:val="DefaultParagraphFont"/>
+    <w:uiPriority w:val="99"/>
+    <w:semiHidden/>
+    <w:unhideWhenUsed/>
+    <w:rsid w:val="00240974"/>
+    <w:rPr>
+      <w:color w:val="605E5C"/>
+      <w:shd w:val="clear" w:color="auto" w:fill="E1DFDD"/>
+    </w:rPr>
+  </w:style>
 </w:styles>
 </file>
 
